--- a/บทที่่ 3 แก้ตรวจ.docx
+++ b/บทที่่ 3 แก้ตรวจ.docx
@@ -76,7 +76,7 @@
         <w:spacing w:after="0" w:line="240" w:lineRule="auto"/>
         <w:jc w:val="center"/>
         <w:rPr>
-          <w:rFonts w:ascii="TH SarabunPSK" w:hAnsi="TH SarabunPSK" w:cs="TH SarabunPSK"/>
+          <w:rFonts w:ascii="TH SarabunPSK" w:hAnsi="TH SarabunPSK" w:cs="TH SarabunPSK" w:hint="cs"/>
           <w:b/>
           <w:bCs/>
           <w:sz w:val="32"/>
@@ -667,24 +667,39 @@
     </w:p>
     <w:p>
       <w:pPr>
-        <w:rPr>
-          <w:rFonts w:ascii="TH SarabunPSK" w:hAnsi="TH SarabunPSK" w:cs="TH SarabunPSK"/>
-          <w:sz w:val="32"/>
-          <w:szCs w:val="32"/>
-        </w:rPr>
-      </w:pPr>
-      <w:r>
-        <w:rPr>
-          <w:rFonts w:ascii="TH SarabunPSK" w:hAnsi="TH SarabunPSK" w:cs="TH SarabunPSK"/>
-          <w:sz w:val="32"/>
-          <w:szCs w:val="32"/>
-          <w:cs/>
-        </w:rPr>
-        <w:br w:type="page"/>
-      </w:r>
-    </w:p>
-    <w:p>
-      <w:pPr>
+        <w:tabs>
+          <w:tab w:val="left" w:pos="567"/>
+        </w:tabs>
+        <w:spacing w:after="0" w:line="240" w:lineRule="auto"/>
+        <w:jc w:val="thaiDistribute"/>
+        <w:rPr>
+          <w:rFonts w:ascii="TH SarabunPSK" w:hAnsi="TH SarabunPSK" w:cs="TH SarabunPSK"/>
+          <w:sz w:val="32"/>
+          <w:szCs w:val="32"/>
+        </w:rPr>
+      </w:pPr>
+    </w:p>
+    <w:p>
+      <w:pPr>
+        <w:tabs>
+          <w:tab w:val="left" w:pos="567"/>
+        </w:tabs>
+        <w:spacing w:after="0" w:line="240" w:lineRule="auto"/>
+        <w:jc w:val="thaiDistribute"/>
+        <w:rPr>
+          <w:rFonts w:ascii="TH SarabunPSK" w:hAnsi="TH SarabunPSK" w:cs="TH SarabunPSK"/>
+          <w:sz w:val="32"/>
+          <w:szCs w:val="32"/>
+        </w:rPr>
+      </w:pPr>
+    </w:p>
+    <w:p>
+      <w:pPr>
+        <w:tabs>
+          <w:tab w:val="left" w:pos="567"/>
+        </w:tabs>
+        <w:spacing w:after="0" w:line="240" w:lineRule="auto"/>
+        <w:jc w:val="thaiDistribute"/>
         <w:rPr>
           <w:rFonts w:ascii="TH SarabunPSK" w:hAnsi="TH SarabunPSK" w:cs="TH SarabunPSK"/>
           <w:sz w:val="32"/>
@@ -698,254 +713,16 @@
           <w:sz w:val="32"/>
           <w:szCs w:val="32"/>
         </w:rPr>
-        <w:lastRenderedPageBreak/>
         <mc:AlternateContent>
           <mc:Choice Requires="wps">
             <w:drawing>
-              <wp:anchor distT="0" distB="0" distL="114300" distR="114300" simplePos="0" relativeHeight="251683840" behindDoc="0" locked="0" layoutInCell="1" allowOverlap="1" wp14:anchorId="2D185316" wp14:editId="33EFD359">
+              <wp:anchor distT="0" distB="0" distL="114300" distR="114300" simplePos="0" relativeHeight="251682816" behindDoc="0" locked="0" layoutInCell="1" allowOverlap="1" wp14:anchorId="1D9553D3" wp14:editId="494F2F6F">
                 <wp:simplePos x="0" y="0"/>
                 <wp:positionH relativeFrom="column">
-                  <wp:posOffset>4899025</wp:posOffset>
+                  <wp:posOffset>2667635</wp:posOffset>
                 </wp:positionH>
                 <wp:positionV relativeFrom="paragraph">
-                  <wp:posOffset>-650875</wp:posOffset>
-                </wp:positionV>
-                <wp:extent cx="450376" cy="941696"/>
-                <wp:effectExtent l="0" t="0" r="0" b="0"/>
-                <wp:wrapNone/>
-                <wp:docPr id="8" name="Text Box 8"/>
-                <wp:cNvGraphicFramePr/>
-                <a:graphic xmlns:a="http://schemas.openxmlformats.org/drawingml/2006/main">
-                  <a:graphicData uri="http://schemas.microsoft.com/office/word/2010/wordprocessingShape">
-                    <wps:wsp>
-                      <wps:cNvSpPr txBox="1"/>
-                      <wps:spPr>
-                        <a:xfrm>
-                          <a:off x="0" y="0"/>
-                          <a:ext cx="450376" cy="941696"/>
-                        </a:xfrm>
-                        <a:prstGeom prst="rect">
-                          <a:avLst/>
-                        </a:prstGeom>
-                        <a:noFill/>
-                        <a:ln w="6350">
-                          <a:noFill/>
-                        </a:ln>
-                      </wps:spPr>
-                      <wps:txbx>
-                        <w:txbxContent>
-                          <w:p>
-                            <w:pPr>
-                              <w:jc w:val="center"/>
-                              <w:rPr>
-                                <w:rFonts w:ascii="TH SarabunPSK" w:hAnsi="TH SarabunPSK" w:cs="TH SarabunPSK"/>
-                                <w:color w:val="FFFFFF" w:themeColor="background1"/>
-                              </w:rPr>
-                            </w:pPr>
-                            <w:r>
-                              <w:rPr>
-                                <w:rFonts w:ascii="TH SarabunPSK" w:hAnsi="TH SarabunPSK" w:cs="TH SarabunPSK" w:hint="cs"/>
-                                <w:b/>
-                                <w:bCs/>
-                                <w:color w:val="FFFFFF" w:themeColor="background1"/>
-                                <w:sz w:val="32"/>
-                                <w:szCs w:val="32"/>
-                                <w:cs/>
-                              </w:rPr>
-                              <w:t xml:space="preserve">ระยะที่ </w:t>
-                            </w:r>
-                            <w:r>
-                              <w:rPr>
-                                <w:rFonts w:ascii="TH SarabunPSK" w:hAnsi="TH SarabunPSK" w:cs="TH SarabunPSK"/>
-                                <w:b/>
-                                <w:bCs/>
-                                <w:color w:val="FFFFFF" w:themeColor="background1"/>
-                                <w:sz w:val="32"/>
-                                <w:szCs w:val="32"/>
-                              </w:rPr>
-                              <w:t>3</w:t>
-                            </w:r>
-                          </w:p>
-                          <w:p>
-                            <w:pPr>
-                              <w:jc w:val="center"/>
-                              <w:rPr>
-                                <w:sz w:val="20"/>
-                                <w:szCs w:val="24"/>
-                              </w:rPr>
-                            </w:pPr>
-                          </w:p>
-                        </w:txbxContent>
-                      </wps:txbx>
-                      <wps:bodyPr rot="0" spcFirstLastPara="0" vertOverflow="overflow" horzOverflow="overflow" vert="vert270" wrap="square" lIns="91440" tIns="45720" rIns="91440" bIns="45720" numCol="1" spcCol="0" rtlCol="0" fromWordArt="0" anchor="ctr" anchorCtr="0" forceAA="0" compatLnSpc="1">
-                        <a:prstTxWarp prst="textNoShape">
-                          <a:avLst/>
-                        </a:prstTxWarp>
-                        <a:noAutofit/>
-                      </wps:bodyPr>
-                    </wps:wsp>
-                  </a:graphicData>
-                </a:graphic>
-                <wp14:sizeRelH relativeFrom="margin">
-                  <wp14:pctWidth>0</wp14:pctWidth>
-                </wp14:sizeRelH>
-                <wp14:sizeRelV relativeFrom="margin">
-                  <wp14:pctHeight>0</wp14:pctHeight>
-                </wp14:sizeRelV>
-              </wp:anchor>
-            </w:drawing>
-          </mc:Choice>
-          <mc:Fallback>
-            <w:pict>
-              <v:shapetype w14:anchorId="2D185316" id="_x0000_t202" coordsize="21600,21600" o:spt="202" path="m,l,21600r21600,l21600,xe">
-                <v:stroke joinstyle="miter"/>
-                <v:path gradientshapeok="t" o:connecttype="rect"/>
-              </v:shapetype>
-              <v:shape id="Text Box 8" o:spid="_x0000_s1026" type="#_x0000_t202" style="position:absolute;margin-left:385.75pt;margin-top:-51.25pt;width:35.45pt;height:74.15pt;z-index:251683840;visibility:visible;mso-wrap-style:square;mso-width-percent:0;mso-height-percent:0;mso-wrap-distance-left:9pt;mso-wrap-distance-top:0;mso-wrap-distance-right:9pt;mso-wrap-distance-bottom:0;mso-position-horizontal:absolute;mso-position-horizontal-relative:text;mso-position-vertical:absolute;mso-position-vertical-relative:text;mso-width-percent:0;mso-height-percent:0;mso-width-relative:margin;mso-height-relative:margin;v-text-anchor:middle" o:gfxdata="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" filled="f" stroked="f" strokeweight=".5pt">
-                <v:textbox style="layout-flow:vertical;mso-layout-flow-alt:bottom-to-top">
-                  <w:txbxContent>
-                    <w:p>
-                      <w:pPr>
-                        <w:jc w:val="center"/>
-                        <w:rPr>
-                          <w:rFonts w:ascii="TH SarabunPSK" w:hAnsi="TH SarabunPSK" w:cs="TH SarabunPSK"/>
-                          <w:color w:val="FFFFFF" w:themeColor="background1"/>
-                        </w:rPr>
-                      </w:pPr>
-                      <w:r>
-                        <w:rPr>
-                          <w:rFonts w:ascii="TH SarabunPSK" w:hAnsi="TH SarabunPSK" w:cs="TH SarabunPSK" w:hint="cs"/>
-                          <w:b/>
-                          <w:bCs/>
-                          <w:color w:val="FFFFFF" w:themeColor="background1"/>
-                          <w:sz w:val="32"/>
-                          <w:szCs w:val="32"/>
-                          <w:cs/>
-                        </w:rPr>
-                        <w:t xml:space="preserve">ระยะที่ </w:t>
-                      </w:r>
-                      <w:r>
-                        <w:rPr>
-                          <w:rFonts w:ascii="TH SarabunPSK" w:hAnsi="TH SarabunPSK" w:cs="TH SarabunPSK"/>
-                          <w:b/>
-                          <w:bCs/>
-                          <w:color w:val="FFFFFF" w:themeColor="background1"/>
-                          <w:sz w:val="32"/>
-                          <w:szCs w:val="32"/>
-                        </w:rPr>
-                        <w:t>3</w:t>
-                      </w:r>
-                    </w:p>
-                    <w:p>
-                      <w:pPr>
-                        <w:jc w:val="center"/>
-                        <w:rPr>
-                          <w:sz w:val="20"/>
-                          <w:szCs w:val="24"/>
-                        </w:rPr>
-                      </w:pPr>
-                    </w:p>
-                  </w:txbxContent>
-                </v:textbox>
-              </v:shape>
-            </w:pict>
-          </mc:Fallback>
-        </mc:AlternateContent>
-      </w:r>
-      <w:r>
-        <w:rPr>
-          <w:rFonts w:ascii="TH SarabunPSK" w:hAnsi="TH SarabunPSK" w:cs="TH SarabunPSK"/>
-          <w:noProof/>
-          <w:sz w:val="32"/>
-          <w:szCs w:val="32"/>
-        </w:rPr>
-        <mc:AlternateContent>
-          <mc:Choice Requires="wps">
-            <w:drawing>
-              <wp:anchor distT="0" distB="0" distL="114300" distR="114300" simplePos="0" relativeHeight="251661312" behindDoc="0" locked="0" layoutInCell="1" allowOverlap="1" wp14:anchorId="21441368" wp14:editId="20C5898B">
-                <wp:simplePos x="0" y="0"/>
-                <wp:positionH relativeFrom="column">
-                  <wp:posOffset>4592231</wp:posOffset>
-                </wp:positionH>
-                <wp:positionV relativeFrom="paragraph">
-                  <wp:posOffset>-942015</wp:posOffset>
-                </wp:positionV>
-                <wp:extent cx="1009015" cy="1448435"/>
-                <wp:effectExtent l="0" t="0" r="19685" b="18415"/>
-                <wp:wrapNone/>
-                <wp:docPr id="10" name="Rectangle: Diagonal Corners Rounded 10"/>
-                <wp:cNvGraphicFramePr/>
-                <a:graphic xmlns:a="http://schemas.openxmlformats.org/drawingml/2006/main">
-                  <a:graphicData uri="http://schemas.microsoft.com/office/word/2010/wordprocessingShape">
-                    <wps:wsp>
-                      <wps:cNvSpPr/>
-                      <wps:spPr>
-                        <a:xfrm>
-                          <a:off x="0" y="0"/>
-                          <a:ext cx="1009015" cy="1448435"/>
-                        </a:xfrm>
-                        <a:prstGeom prst="round2DiagRect">
-                          <a:avLst/>
-                        </a:prstGeom>
-                      </wps:spPr>
-                      <wps:style>
-                        <a:lnRef idx="2">
-                          <a:schemeClr val="accent1">
-                            <a:shade val="50000"/>
-                          </a:schemeClr>
-                        </a:lnRef>
-                        <a:fillRef idx="1">
-                          <a:schemeClr val="accent1"/>
-                        </a:fillRef>
-                        <a:effectRef idx="0">
-                          <a:schemeClr val="accent1"/>
-                        </a:effectRef>
-                        <a:fontRef idx="minor">
-                          <a:schemeClr val="lt1"/>
-                        </a:fontRef>
-                      </wps:style>
-                      <wps:bodyPr rot="0" spcFirstLastPara="0" vertOverflow="overflow" horzOverflow="overflow" vert="horz" wrap="square" lIns="91440" tIns="45720" rIns="91440" bIns="45720" numCol="1" spcCol="0" rtlCol="0" fromWordArt="0" anchor="ctr" anchorCtr="0" forceAA="0" compatLnSpc="1">
-                        <a:prstTxWarp prst="textNoShape">
-                          <a:avLst/>
-                        </a:prstTxWarp>
-                        <a:noAutofit/>
-                      </wps:bodyPr>
-                    </wps:wsp>
-                  </a:graphicData>
-                </a:graphic>
-                <wp14:sizeRelH relativeFrom="margin">
-                  <wp14:pctWidth>0</wp14:pctWidth>
-                </wp14:sizeRelH>
-              </wp:anchor>
-            </w:drawing>
-          </mc:Choice>
-          <mc:Fallback>
-            <w:pict>
-              <v:shape w14:anchorId="229EE104" id="Rectangle: Diagonal Corners Rounded 10" o:spid="_x0000_s1026" style="position:absolute;margin-left:361.6pt;margin-top:-74.15pt;width:79.45pt;height:114.05pt;z-index:251661312;visibility:visible;mso-wrap-style:square;mso-width-percent:0;mso-wrap-distance-left:9pt;mso-wrap-distance-top:0;mso-wrap-distance-right:9pt;mso-wrap-distance-bottom:0;mso-position-horizontal:absolute;mso-position-horizontal-relative:text;mso-position-vertical:absolute;mso-position-vertical-relative:text;mso-width-percent:0;mso-width-relative:margin;v-text-anchor:middle" coordsize="1009015,1448435" o:gfxdata="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" path="m168173,r840842,l1009015,r,1280262c1009015,1373141,933721,1448435,840842,1448435l,1448435r,l,168173c,75294,75294,,168173,xe" fillcolor="#5b9bd5 [3204]" strokecolor="#1f4d78 [1604]" strokeweight="1pt">
-                <v:stroke joinstyle="miter"/>
-                <v:path arrowok="t" o:connecttype="custom" o:connectlocs="168173,0;1009015,0;1009015,0;1009015,1280262;840842,1448435;0,1448435;0,1448435;0,168173;168173,0" o:connectangles="0,0,0,0,0,0,0,0,0"/>
-              </v:shape>
-            </w:pict>
-          </mc:Fallback>
-        </mc:AlternateContent>
-      </w:r>
-      <w:r>
-        <w:rPr>
-          <w:rFonts w:ascii="TH SarabunPSK" w:hAnsi="TH SarabunPSK" w:cs="TH SarabunPSK"/>
-          <w:noProof/>
-          <w:sz w:val="32"/>
-          <w:szCs w:val="32"/>
-        </w:rPr>
-        <mc:AlternateContent>
-          <mc:Choice Requires="wps">
-            <w:drawing>
-              <wp:anchor distT="0" distB="0" distL="114300" distR="114300" simplePos="0" relativeHeight="251682816" behindDoc="0" locked="0" layoutInCell="1" allowOverlap="1" wp14:anchorId="1D9553D3" wp14:editId="04BD81C0">
-                <wp:simplePos x="0" y="0"/>
-                <wp:positionH relativeFrom="column">
-                  <wp:posOffset>2876550</wp:posOffset>
-                </wp:positionH>
-                <wp:positionV relativeFrom="paragraph">
-                  <wp:posOffset>-685800</wp:posOffset>
+                  <wp:posOffset>222885</wp:posOffset>
                 </wp:positionV>
                 <wp:extent cx="450376" cy="941696"/>
                 <wp:effectExtent l="0" t="0" r="0" b="0"/>
@@ -1034,7 +811,11 @@
           </mc:Choice>
           <mc:Fallback>
             <w:pict>
-              <v:shape w14:anchorId="1D9553D3" id="Text Box 18" o:spid="_x0000_s1027" type="#_x0000_t202" style="position:absolute;margin-left:226.5pt;margin-top:-54pt;width:35.45pt;height:74.15pt;z-index:251682816;visibility:visible;mso-wrap-style:square;mso-width-percent:0;mso-height-percent:0;mso-wrap-distance-left:9pt;mso-wrap-distance-top:0;mso-wrap-distance-right:9pt;mso-wrap-distance-bottom:0;mso-position-horizontal:absolute;mso-position-horizontal-relative:text;mso-position-vertical:absolute;mso-position-vertical-relative:text;mso-width-percent:0;mso-height-percent:0;mso-width-relative:margin;mso-height-relative:margin;v-text-anchor:middle" o:gfxdata="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" filled="f" stroked="f" strokeweight=".5pt">
+              <v:shapetype w14:anchorId="1D9553D3" id="_x0000_t202" coordsize="21600,21600" o:spt="202" path="m,l,21600r21600,l21600,xe">
+                <v:stroke joinstyle="miter"/>
+                <v:path gradientshapeok="t" o:connecttype="rect"/>
+              </v:shapetype>
+              <v:shape id="Text Box 18" o:spid="_x0000_s1026" type="#_x0000_t202" style="position:absolute;left:0;text-align:left;margin-left:210.05pt;margin-top:17.55pt;width:35.45pt;height:74.15pt;z-index:251682816;visibility:visible;mso-wrap-style:square;mso-width-percent:0;mso-height-percent:0;mso-wrap-distance-left:9pt;mso-wrap-distance-top:0;mso-wrap-distance-right:9pt;mso-wrap-distance-bottom:0;mso-position-horizontal:absolute;mso-position-horizontal-relative:text;mso-position-vertical:absolute;mso-position-vertical-relative:text;mso-width-percent:0;mso-height-percent:0;mso-width-relative:margin;mso-height-relative:margin;v-text-anchor:middle" o:gfxdata="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" filled="f" stroked="f" strokeweight=".5pt">
                 <v:textbox style="layout-flow:vertical;mso-layout-flow-alt:bottom-to-top">
                   <w:txbxContent>
                     <w:p>
@@ -1085,6 +866,56 @@
           </mc:Fallback>
         </mc:AlternateContent>
       </w:r>
+    </w:p>
+    <w:p>
+      <w:pPr>
+        <w:tabs>
+          <w:tab w:val="left" w:pos="567"/>
+        </w:tabs>
+        <w:spacing w:after="0" w:line="240" w:lineRule="auto"/>
+        <w:jc w:val="thaiDistribute"/>
+        <w:rPr>
+          <w:rFonts w:ascii="TH SarabunPSK" w:hAnsi="TH SarabunPSK" w:cs="TH SarabunPSK"/>
+          <w:sz w:val="32"/>
+          <w:szCs w:val="32"/>
+        </w:rPr>
+      </w:pPr>
+    </w:p>
+    <w:p>
+      <w:pPr>
+        <w:rPr>
+          <w:rFonts w:ascii="TH SarabunPSK" w:hAnsi="TH SarabunPSK" w:cs="TH SarabunPSK"/>
+          <w:sz w:val="32"/>
+          <w:szCs w:val="32"/>
+        </w:rPr>
+      </w:pPr>
+    </w:p>
+    <w:p>
+      <w:pPr>
+        <w:rPr>
+          <w:rFonts w:ascii="TH SarabunPSK" w:hAnsi="TH SarabunPSK" w:cs="TH SarabunPSK"/>
+          <w:sz w:val="32"/>
+          <w:szCs w:val="32"/>
+        </w:rPr>
+      </w:pPr>
+    </w:p>
+    <w:p>
+      <w:pPr>
+        <w:rPr>
+          <w:rFonts w:ascii="TH SarabunPSK" w:hAnsi="TH SarabunPSK" w:cs="TH SarabunPSK"/>
+          <w:sz w:val="32"/>
+          <w:szCs w:val="32"/>
+        </w:rPr>
+      </w:pPr>
+    </w:p>
+    <w:p>
+      <w:pPr>
+        <w:rPr>
+          <w:rFonts w:ascii="TH SarabunPSK" w:hAnsi="TH SarabunPSK" w:cs="TH SarabunPSK"/>
+          <w:sz w:val="32"/>
+          <w:szCs w:val="32"/>
+        </w:rPr>
+      </w:pPr>
       <w:r>
         <w:rPr>
           <w:rFonts w:ascii="TH SarabunPSK" w:hAnsi="TH SarabunPSK" w:cs="TH SarabunPSK"/>
@@ -1095,13 +926,13 @@
         <mc:AlternateContent>
           <mc:Choice Requires="wps">
             <w:drawing>
-              <wp:anchor distT="0" distB="0" distL="114300" distR="114300" simplePos="0" relativeHeight="251681792" behindDoc="0" locked="0" layoutInCell="1" allowOverlap="1" wp14:anchorId="752749C9" wp14:editId="7F469635">
+              <wp:anchor distT="0" distB="0" distL="114300" distR="114300" simplePos="0" relativeHeight="251681792" behindDoc="0" locked="0" layoutInCell="1" allowOverlap="1" wp14:anchorId="752749C9" wp14:editId="772F5170">
                 <wp:simplePos x="0" y="0"/>
                 <wp:positionH relativeFrom="column">
-                  <wp:posOffset>900259</wp:posOffset>
+                  <wp:posOffset>3217545</wp:posOffset>
                 </wp:positionH>
                 <wp:positionV relativeFrom="paragraph">
-                  <wp:posOffset>-675507</wp:posOffset>
+                  <wp:posOffset>330835</wp:posOffset>
                 </wp:positionV>
                 <wp:extent cx="450376" cy="941696"/>
                 <wp:effectExtent l="0" t="0" r="0" b="0"/>
@@ -1190,7 +1021,7 @@
           </mc:Choice>
           <mc:Fallback>
             <w:pict>
-              <v:shape w14:anchorId="752749C9" id="Text Box 19" o:spid="_x0000_s1028" type="#_x0000_t202" style="position:absolute;margin-left:70.9pt;margin-top:-53.2pt;width:35.45pt;height:74.15pt;z-index:251681792;visibility:visible;mso-wrap-style:square;mso-width-percent:0;mso-height-percent:0;mso-wrap-distance-left:9pt;mso-wrap-distance-top:0;mso-wrap-distance-right:9pt;mso-wrap-distance-bottom:0;mso-position-horizontal:absolute;mso-position-horizontal-relative:text;mso-position-vertical:absolute;mso-position-vertical-relative:text;mso-width-percent:0;mso-height-percent:0;mso-width-relative:margin;mso-height-relative:margin;v-text-anchor:middle" o:gfxdata="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" filled="f" stroked="f" strokeweight=".5pt">
+              <v:shape w14:anchorId="752749C9" id="Text Box 19" o:spid="_x0000_s1027" type="#_x0000_t202" style="position:absolute;margin-left:253.35pt;margin-top:26.05pt;width:35.45pt;height:74.15pt;z-index:251681792;visibility:visible;mso-wrap-style:square;mso-width-percent:0;mso-height-percent:0;mso-wrap-distance-left:9pt;mso-wrap-distance-top:0;mso-wrap-distance-right:9pt;mso-wrap-distance-bottom:0;mso-position-horizontal:absolute;mso-position-horizontal-relative:text;mso-position-vertical:absolute;mso-position-vertical-relative:text;mso-width-percent:0;mso-height-percent:0;mso-width-relative:margin;mso-height-relative:margin;v-text-anchor:middle" o:gfxdata="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" filled="f" stroked="f" strokeweight=".5pt">
                 <v:textbox style="layout-flow:vertical;mso-layout-flow-alt:bottom-to-top">
                   <w:txbxContent>
                     <w:p>
@@ -1241,6 +1072,69 @@
           </mc:Fallback>
         </mc:AlternateContent>
       </w:r>
+    </w:p>
+    <w:p>
+      <w:pPr>
+        <w:rPr>
+          <w:rFonts w:ascii="TH SarabunPSK" w:hAnsi="TH SarabunPSK" w:cs="TH SarabunPSK"/>
+          <w:sz w:val="32"/>
+          <w:szCs w:val="32"/>
+        </w:rPr>
+      </w:pPr>
+    </w:p>
+    <w:p>
+      <w:pPr>
+        <w:rPr>
+          <w:rFonts w:ascii="TH SarabunPSK" w:hAnsi="TH SarabunPSK" w:cs="TH SarabunPSK"/>
+          <w:sz w:val="32"/>
+          <w:szCs w:val="32"/>
+        </w:rPr>
+      </w:pPr>
+    </w:p>
+    <w:p>
+      <w:pPr>
+        <w:rPr>
+          <w:rFonts w:ascii="TH SarabunPSK" w:hAnsi="TH SarabunPSK" w:cs="TH SarabunPSK"/>
+          <w:sz w:val="32"/>
+          <w:szCs w:val="32"/>
+        </w:rPr>
+        <w:sectPr>
+          <w:headerReference w:type="default" r:id="rId8"/>
+          <w:type w:val="continuous"/>
+          <w:pgSz w:w="11906" w:h="16838" w:code="9"/>
+          <w:pgMar w:top="2160" w:right="1440" w:bottom="1440" w:left="2160" w:header="1440" w:footer="720" w:gutter="0"/>
+          <w:pgNumType w:start="39"/>
+          <w:cols w:space="708"/>
+          <w:docGrid w:linePitch="360"/>
+        </w:sectPr>
+      </w:pPr>
+    </w:p>
+    <w:p>
+      <w:pPr>
+        <w:rPr>
+          <w:rFonts w:ascii="TH SarabunPSK" w:hAnsi="TH SarabunPSK" w:cs="TH SarabunPSK"/>
+          <w:sz w:val="32"/>
+          <w:szCs w:val="32"/>
+        </w:rPr>
+      </w:pPr>
+    </w:p>
+    <w:p>
+      <w:pPr>
+        <w:rPr>
+          <w:rFonts w:ascii="TH SarabunPSK" w:hAnsi="TH SarabunPSK" w:cs="TH SarabunPSK"/>
+          <w:sz w:val="32"/>
+          <w:szCs w:val="32"/>
+        </w:rPr>
+      </w:pPr>
+    </w:p>
+    <w:p>
+      <w:pPr>
+        <w:rPr>
+          <w:rFonts w:ascii="TH SarabunPSK" w:hAnsi="TH SarabunPSK" w:cs="TH SarabunPSK"/>
+          <w:sz w:val="32"/>
+          <w:szCs w:val="32"/>
+        </w:rPr>
+      </w:pPr>
       <w:r>
         <w:rPr>
           <w:rFonts w:ascii="TH SarabunPSK" w:hAnsi="TH SarabunPSK" w:cs="TH SarabunPSK"/>
@@ -1248,2302 +1142,242 @@
           <w:sz w:val="32"/>
           <w:szCs w:val="32"/>
         </w:rPr>
-        <mc:AlternateContent>
-          <mc:Choice Requires="wps">
-            <w:drawing>
-              <wp:anchor distT="0" distB="0" distL="114300" distR="114300" simplePos="0" relativeHeight="251671552" behindDoc="0" locked="0" layoutInCell="1" allowOverlap="1" wp14:anchorId="4AB355F9" wp14:editId="00027D7F">
-                <wp:simplePos x="0" y="0"/>
-                <wp:positionH relativeFrom="column">
-                  <wp:posOffset>1006158</wp:posOffset>
-                </wp:positionH>
-                <wp:positionV relativeFrom="paragraph">
-                  <wp:posOffset>4324350</wp:posOffset>
-                </wp:positionV>
-                <wp:extent cx="45085" cy="45085"/>
-                <wp:effectExtent l="0" t="0" r="12065" b="12065"/>
-                <wp:wrapNone/>
-                <wp:docPr id="21" name="Oval 21"/>
-                <wp:cNvGraphicFramePr/>
-                <a:graphic xmlns:a="http://schemas.openxmlformats.org/drawingml/2006/main">
-                  <a:graphicData uri="http://schemas.microsoft.com/office/word/2010/wordprocessingShape">
-                    <wps:wsp>
-                      <wps:cNvSpPr/>
-                      <wps:spPr>
-                        <a:xfrm>
-                          <a:off x="0" y="0"/>
-                          <a:ext cx="45085" cy="45085"/>
-                        </a:xfrm>
-                        <a:prstGeom prst="ellipse">
-                          <a:avLst/>
-                        </a:prstGeom>
-                        <a:solidFill>
-                          <a:srgbClr val="FF0000"/>
-                        </a:solidFill>
-                        <a:ln>
-                          <a:solidFill>
-                            <a:srgbClr val="E02828"/>
-                          </a:solidFill>
-                        </a:ln>
-                      </wps:spPr>
-                      <wps:style>
-                        <a:lnRef idx="2">
-                          <a:schemeClr val="accent1">
-                            <a:shade val="50000"/>
-                          </a:schemeClr>
-                        </a:lnRef>
-                        <a:fillRef idx="1">
-                          <a:schemeClr val="accent1"/>
-                        </a:fillRef>
-                        <a:effectRef idx="0">
-                          <a:schemeClr val="accent1"/>
-                        </a:effectRef>
-                        <a:fontRef idx="minor">
-                          <a:schemeClr val="lt1"/>
-                        </a:fontRef>
-                      </wps:style>
-                      <wps:bodyPr rot="0" spcFirstLastPara="0" vertOverflow="overflow" horzOverflow="overflow" vert="horz" wrap="square" lIns="91440" tIns="45720" rIns="91440" bIns="45720" numCol="1" spcCol="0" rtlCol="0" fromWordArt="0" anchor="ctr" anchorCtr="0" forceAA="0" compatLnSpc="1">
-                        <a:prstTxWarp prst="textNoShape">
-                          <a:avLst/>
-                        </a:prstTxWarp>
-                        <a:noAutofit/>
-                      </wps:bodyPr>
-                    </wps:wsp>
-                  </a:graphicData>
-                </a:graphic>
-                <wp14:sizeRelH relativeFrom="margin">
-                  <wp14:pctWidth>0</wp14:pctWidth>
-                </wp14:sizeRelH>
-                <wp14:sizeRelV relativeFrom="margin">
-                  <wp14:pctHeight>0</wp14:pctHeight>
-                </wp14:sizeRelV>
-              </wp:anchor>
-            </w:drawing>
-          </mc:Choice>
-          <mc:Fallback>
-            <w:pict>
-              <v:oval w14:anchorId="074906C6" id="Oval 21" o:spid="_x0000_s1026" style="position:absolute;margin-left:79.25pt;margin-top:340.5pt;width:3.55pt;height:3.55pt;z-index:251671552;visibility:visible;mso-wrap-style:square;mso-width-percent:0;mso-height-percent:0;mso-wrap-distance-left:9pt;mso-wrap-distance-top:0;mso-wrap-distance-right:9pt;mso-wrap-distance-bottom:0;mso-position-horizontal:absolute;mso-position-horizontal-relative:text;mso-position-vertical:absolute;mso-position-vertical-relative:text;mso-width-percent:0;mso-height-percent:0;mso-width-relative:margin;mso-height-relative:margin;v-text-anchor:middle" o:gfxdata="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" fillcolor="red" strokecolor="#e02828" strokeweight="1pt">
-                <v:stroke joinstyle="miter"/>
-              </v:oval>
-            </w:pict>
-          </mc:Fallback>
-        </mc:AlternateContent>
-      </w:r>
-      <w:r>
-        <w:rPr>
-          <w:rFonts w:ascii="TH SarabunPSK" w:hAnsi="TH SarabunPSK" w:cs="TH SarabunPSK"/>
-          <w:noProof/>
-          <w:sz w:val="32"/>
-          <w:szCs w:val="32"/>
-        </w:rPr>
-        <mc:AlternateContent>
-          <mc:Choice Requires="wps">
-            <w:drawing>
-              <wp:anchor distT="0" distB="0" distL="114300" distR="114300" simplePos="0" relativeHeight="251673600" behindDoc="0" locked="0" layoutInCell="1" allowOverlap="1" wp14:anchorId="6814AD9F" wp14:editId="7C558F4A">
-                <wp:simplePos x="0" y="0"/>
-                <wp:positionH relativeFrom="column">
-                  <wp:posOffset>3095625</wp:posOffset>
-                </wp:positionH>
-                <wp:positionV relativeFrom="paragraph">
-                  <wp:posOffset>4322445</wp:posOffset>
-                </wp:positionV>
-                <wp:extent cx="45085" cy="45085"/>
-                <wp:effectExtent l="0" t="0" r="12065" b="12065"/>
-                <wp:wrapNone/>
-                <wp:docPr id="22" name="Oval 22"/>
-                <wp:cNvGraphicFramePr/>
-                <a:graphic xmlns:a="http://schemas.openxmlformats.org/drawingml/2006/main">
-                  <a:graphicData uri="http://schemas.microsoft.com/office/word/2010/wordprocessingShape">
-                    <wps:wsp>
-                      <wps:cNvSpPr/>
-                      <wps:spPr>
-                        <a:xfrm>
-                          <a:off x="0" y="0"/>
-                          <a:ext cx="45085" cy="45085"/>
-                        </a:xfrm>
-                        <a:prstGeom prst="ellipse">
-                          <a:avLst/>
-                        </a:prstGeom>
-                        <a:solidFill>
-                          <a:srgbClr val="F37915"/>
-                        </a:solidFill>
-                        <a:ln>
-                          <a:solidFill>
-                            <a:srgbClr val="F37915"/>
-                          </a:solidFill>
-                        </a:ln>
-                      </wps:spPr>
-                      <wps:style>
-                        <a:lnRef idx="2">
-                          <a:schemeClr val="accent1">
-                            <a:shade val="50000"/>
-                          </a:schemeClr>
-                        </a:lnRef>
-                        <a:fillRef idx="1">
-                          <a:schemeClr val="accent1"/>
-                        </a:fillRef>
-                        <a:effectRef idx="0">
-                          <a:schemeClr val="accent1"/>
-                        </a:effectRef>
-                        <a:fontRef idx="minor">
-                          <a:schemeClr val="lt1"/>
-                        </a:fontRef>
-                      </wps:style>
-                      <wps:bodyPr rot="0" spcFirstLastPara="0" vertOverflow="overflow" horzOverflow="overflow" vert="horz" wrap="square" lIns="91440" tIns="45720" rIns="91440" bIns="45720" numCol="1" spcCol="0" rtlCol="0" fromWordArt="0" anchor="ctr" anchorCtr="0" forceAA="0" compatLnSpc="1">
-                        <a:prstTxWarp prst="textNoShape">
-                          <a:avLst/>
-                        </a:prstTxWarp>
-                        <a:noAutofit/>
-                      </wps:bodyPr>
-                    </wps:wsp>
-                  </a:graphicData>
-                </a:graphic>
-                <wp14:sizeRelH relativeFrom="margin">
-                  <wp14:pctWidth>0</wp14:pctWidth>
-                </wp14:sizeRelH>
-                <wp14:sizeRelV relativeFrom="margin">
-                  <wp14:pctHeight>0</wp14:pctHeight>
-                </wp14:sizeRelV>
-              </wp:anchor>
-            </w:drawing>
-          </mc:Choice>
-          <mc:Fallback>
-            <w:pict>
-              <v:oval w14:anchorId="3E8B2224" id="Oval 22" o:spid="_x0000_s1026" style="position:absolute;margin-left:243.75pt;margin-top:340.35pt;width:3.55pt;height:3.55pt;z-index:251673600;visibility:visible;mso-wrap-style:square;mso-width-percent:0;mso-height-percent:0;mso-wrap-distance-left:9pt;mso-wrap-distance-top:0;mso-wrap-distance-right:9pt;mso-wrap-distance-bottom:0;mso-position-horizontal:absolute;mso-position-horizontal-relative:text;mso-position-vertical:absolute;mso-position-vertical-relative:text;mso-width-percent:0;mso-height-percent:0;mso-width-relative:margin;mso-height-relative:margin;v-text-anchor:middle" o:gfxdata="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" fillcolor="#f37915" strokecolor="#f37915" strokeweight="1pt">
-                <v:stroke joinstyle="miter"/>
-              </v:oval>
-            </w:pict>
-          </mc:Fallback>
-        </mc:AlternateContent>
-      </w:r>
-      <w:r>
-        <w:rPr>
-          <w:rFonts w:ascii="TH SarabunPSK" w:hAnsi="TH SarabunPSK" w:cs="TH SarabunPSK"/>
-          <w:noProof/>
-          <w:color w:val="F37915"/>
-          <w:sz w:val="32"/>
-          <w:szCs w:val="32"/>
-        </w:rPr>
-        <mc:AlternateContent>
-          <mc:Choice Requires="wps">
-            <w:drawing>
-              <wp:anchor distT="0" distB="0" distL="114300" distR="114300" simplePos="0" relativeHeight="251672576" behindDoc="0" locked="0" layoutInCell="1" allowOverlap="1" wp14:anchorId="7967049D" wp14:editId="0028E942">
-                <wp:simplePos x="0" y="0"/>
-                <wp:positionH relativeFrom="column">
-                  <wp:posOffset>3116580</wp:posOffset>
-                </wp:positionH>
-                <wp:positionV relativeFrom="paragraph">
-                  <wp:posOffset>4357370</wp:posOffset>
-                </wp:positionV>
-                <wp:extent cx="2805" cy="424706"/>
-                <wp:effectExtent l="0" t="0" r="35560" b="13970"/>
-                <wp:wrapNone/>
-                <wp:docPr id="23" name="Straight Connector 23"/>
-                <wp:cNvGraphicFramePr/>
-                <a:graphic xmlns:a="http://schemas.openxmlformats.org/drawingml/2006/main">
-                  <a:graphicData uri="http://schemas.microsoft.com/office/word/2010/wordprocessingShape">
-                    <wps:wsp>
-                      <wps:cNvCnPr/>
-                      <wps:spPr>
-                        <a:xfrm flipV="1">
-                          <a:off x="0" y="0"/>
-                          <a:ext cx="2805" cy="424706"/>
-                        </a:xfrm>
-                        <a:prstGeom prst="line">
-                          <a:avLst/>
-                        </a:prstGeom>
-                        <a:ln>
-                          <a:solidFill>
-                            <a:srgbClr val="F37915"/>
-                          </a:solidFill>
-                        </a:ln>
-                      </wps:spPr>
-                      <wps:style>
-                        <a:lnRef idx="1">
-                          <a:schemeClr val="accent1"/>
-                        </a:lnRef>
-                        <a:fillRef idx="0">
-                          <a:schemeClr val="accent1"/>
-                        </a:fillRef>
-                        <a:effectRef idx="0">
-                          <a:schemeClr val="accent1"/>
-                        </a:effectRef>
-                        <a:fontRef idx="minor">
-                          <a:schemeClr val="tx1"/>
-                        </a:fontRef>
-                      </wps:style>
-                      <wps:bodyPr/>
-                    </wps:wsp>
-                  </a:graphicData>
-                </a:graphic>
-                <wp14:sizeRelH relativeFrom="margin">
-                  <wp14:pctWidth>0</wp14:pctWidth>
-                </wp14:sizeRelH>
-                <wp14:sizeRelV relativeFrom="margin">
-                  <wp14:pctHeight>0</wp14:pctHeight>
-                </wp14:sizeRelV>
-              </wp:anchor>
-            </w:drawing>
-          </mc:Choice>
-          <mc:Fallback>
-            <w:pict>
-              <v:line w14:anchorId="76607F88" id="Straight Connector 23" o:spid="_x0000_s1026" style="position:absolute;flip:y;z-index:251672576;visibility:visible;mso-wrap-style:square;mso-width-percent:0;mso-height-percent:0;mso-wrap-distance-left:9pt;mso-wrap-distance-top:0;mso-wrap-distance-right:9pt;mso-wrap-distance-bottom:0;mso-position-horizontal:absolute;mso-position-horizontal-relative:text;mso-position-vertical:absolute;mso-position-vertical-relative:text;mso-width-percent:0;mso-height-percent:0;mso-width-relative:margin;mso-height-relative:margin" from="245.4pt,343.1pt" to="245.6pt,376.55pt" o:gfxdata="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" strokecolor="#f37915" strokeweight=".5pt">
-                <v:stroke joinstyle="miter"/>
-              </v:line>
-            </w:pict>
-          </mc:Fallback>
-        </mc:AlternateContent>
-      </w:r>
-      <w:r>
-        <w:rPr>
-          <w:rFonts w:ascii="TH SarabunPSK" w:hAnsi="TH SarabunPSK" w:cs="TH SarabunPSK"/>
-          <w:noProof/>
-          <w:sz w:val="32"/>
-          <w:szCs w:val="32"/>
-        </w:rPr>
-        <mc:AlternateContent>
-          <mc:Choice Requires="wps">
-            <w:drawing>
-              <wp:anchor distT="0" distB="0" distL="114300" distR="114300" simplePos="0" relativeHeight="251670528" behindDoc="0" locked="0" layoutInCell="1" allowOverlap="1" wp14:anchorId="3C8943F2" wp14:editId="6CF9560F">
-                <wp:simplePos x="0" y="0"/>
-                <wp:positionH relativeFrom="column">
-                  <wp:posOffset>1026596</wp:posOffset>
-                </wp:positionH>
-                <wp:positionV relativeFrom="paragraph">
-                  <wp:posOffset>4353216</wp:posOffset>
-                </wp:positionV>
-                <wp:extent cx="2805" cy="424706"/>
-                <wp:effectExtent l="0" t="0" r="35560" b="13970"/>
-                <wp:wrapNone/>
-                <wp:docPr id="20" name="Straight Connector 20"/>
-                <wp:cNvGraphicFramePr/>
-                <a:graphic xmlns:a="http://schemas.openxmlformats.org/drawingml/2006/main">
-                  <a:graphicData uri="http://schemas.microsoft.com/office/word/2010/wordprocessingShape">
-                    <wps:wsp>
-                      <wps:cNvCnPr/>
-                      <wps:spPr>
-                        <a:xfrm flipV="1">
-                          <a:off x="0" y="0"/>
-                          <a:ext cx="2805" cy="424706"/>
-                        </a:xfrm>
-                        <a:prstGeom prst="line">
-                          <a:avLst/>
-                        </a:prstGeom>
-                        <a:ln>
-                          <a:solidFill>
-                            <a:srgbClr val="FF0000"/>
-                          </a:solidFill>
-                        </a:ln>
-                      </wps:spPr>
-                      <wps:style>
-                        <a:lnRef idx="1">
-                          <a:schemeClr val="accent1"/>
-                        </a:lnRef>
-                        <a:fillRef idx="0">
-                          <a:schemeClr val="accent1"/>
-                        </a:fillRef>
-                        <a:effectRef idx="0">
-                          <a:schemeClr val="accent1"/>
-                        </a:effectRef>
-                        <a:fontRef idx="minor">
-                          <a:schemeClr val="tx1"/>
-                        </a:fontRef>
-                      </wps:style>
-                      <wps:bodyPr/>
-                    </wps:wsp>
-                  </a:graphicData>
-                </a:graphic>
-                <wp14:sizeRelH relativeFrom="margin">
-                  <wp14:pctWidth>0</wp14:pctWidth>
-                </wp14:sizeRelH>
-                <wp14:sizeRelV relativeFrom="margin">
-                  <wp14:pctHeight>0</wp14:pctHeight>
-                </wp14:sizeRelV>
-              </wp:anchor>
-            </w:drawing>
-          </mc:Choice>
-          <mc:Fallback>
-            <w:pict>
-              <v:line w14:anchorId="5FF17EE3" id="Straight Connector 20" o:spid="_x0000_s1026" style="position:absolute;flip:y;z-index:251670528;visibility:visible;mso-wrap-style:square;mso-width-percent:0;mso-height-percent:0;mso-wrap-distance-left:9pt;mso-wrap-distance-top:0;mso-wrap-distance-right:9pt;mso-wrap-distance-bottom:0;mso-position-horizontal:absolute;mso-position-horizontal-relative:text;mso-position-vertical:absolute;mso-position-vertical-relative:text;mso-width-percent:0;mso-height-percent:0;mso-width-relative:margin;mso-height-relative:margin" from="80.85pt,342.75pt" to="81.05pt,376.2pt" o:gfxdata="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" strokecolor="red" strokeweight=".5pt">
-                <v:stroke joinstyle="miter"/>
-              </v:line>
-            </w:pict>
-          </mc:Fallback>
-        </mc:AlternateContent>
-      </w:r>
-      <w:r>
-        <w:rPr>
-          <w:rFonts w:ascii="TH SarabunPSK" w:hAnsi="TH SarabunPSK" w:cs="TH SarabunPSK"/>
-          <w:noProof/>
-          <w:sz w:val="32"/>
-          <w:szCs w:val="32"/>
-        </w:rPr>
-        <mc:AlternateContent>
-          <mc:Choice Requires="wps">
-            <w:drawing>
-              <wp:anchor distT="0" distB="0" distL="114300" distR="114300" simplePos="0" relativeHeight="251662336" behindDoc="0" locked="0" layoutInCell="1" allowOverlap="1" wp14:anchorId="37D7C12E" wp14:editId="6B1ACFDC">
-                <wp:simplePos x="0" y="0"/>
-                <wp:positionH relativeFrom="column">
-                  <wp:posOffset>2604135</wp:posOffset>
-                </wp:positionH>
-                <wp:positionV relativeFrom="paragraph">
-                  <wp:posOffset>-943914</wp:posOffset>
-                </wp:positionV>
-                <wp:extent cx="1009015" cy="1448435"/>
-                <wp:effectExtent l="0" t="0" r="19685" b="18415"/>
-                <wp:wrapNone/>
-                <wp:docPr id="25" name="Rectangle: Diagonal Corners Rounded 25"/>
-                <wp:cNvGraphicFramePr/>
-                <a:graphic xmlns:a="http://schemas.openxmlformats.org/drawingml/2006/main">
-                  <a:graphicData uri="http://schemas.microsoft.com/office/word/2010/wordprocessingShape">
-                    <wps:wsp>
-                      <wps:cNvSpPr/>
-                      <wps:spPr>
-                        <a:xfrm>
-                          <a:off x="0" y="0"/>
-                          <a:ext cx="1009015" cy="1448435"/>
-                        </a:xfrm>
-                        <a:prstGeom prst="round2DiagRect">
-                          <a:avLst/>
-                        </a:prstGeom>
-                        <a:solidFill>
-                          <a:srgbClr val="F37915"/>
-                        </a:solidFill>
-                        <a:ln>
-                          <a:solidFill>
-                            <a:schemeClr val="accent2"/>
-                          </a:solidFill>
-                        </a:ln>
-                      </wps:spPr>
-                      <wps:style>
-                        <a:lnRef idx="2">
-                          <a:schemeClr val="accent1">
-                            <a:shade val="50000"/>
-                          </a:schemeClr>
-                        </a:lnRef>
-                        <a:fillRef idx="1">
-                          <a:schemeClr val="accent1"/>
-                        </a:fillRef>
-                        <a:effectRef idx="0">
-                          <a:schemeClr val="accent1"/>
-                        </a:effectRef>
-                        <a:fontRef idx="minor">
-                          <a:schemeClr val="lt1"/>
-                        </a:fontRef>
-                      </wps:style>
-                      <wps:bodyPr rot="0" spcFirstLastPara="0" vertOverflow="overflow" horzOverflow="overflow" vert="horz" wrap="square" lIns="91440" tIns="45720" rIns="91440" bIns="45720" numCol="1" spcCol="0" rtlCol="0" fromWordArt="0" anchor="ctr" anchorCtr="0" forceAA="0" compatLnSpc="1">
-                        <a:prstTxWarp prst="textNoShape">
-                          <a:avLst/>
-                        </a:prstTxWarp>
-                        <a:noAutofit/>
-                      </wps:bodyPr>
-                    </wps:wsp>
-                  </a:graphicData>
-                </a:graphic>
-                <wp14:sizeRelH relativeFrom="margin">
-                  <wp14:pctWidth>0</wp14:pctWidth>
-                </wp14:sizeRelH>
-              </wp:anchor>
-            </w:drawing>
-          </mc:Choice>
-          <mc:Fallback>
-            <w:pict>
-              <v:shape w14:anchorId="549CDAE7" id="Rectangle: Diagonal Corners Rounded 25" o:spid="_x0000_s1026" style="position:absolute;margin-left:205.05pt;margin-top:-74.3pt;width:79.45pt;height:114.05pt;z-index:251662336;visibility:visible;mso-wrap-style:square;mso-width-percent:0;mso-wrap-distance-left:9pt;mso-wrap-distance-top:0;mso-wrap-distance-right:9pt;mso-wrap-distance-bottom:0;mso-position-horizontal:absolute;mso-position-horizontal-relative:text;mso-position-vertical:absolute;mso-position-vertical-relative:text;mso-width-percent:0;mso-width-relative:margin;v-text-anchor:middle" coordsize="1009015,1448435" o:gfxdata="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" path="m168173,r840842,l1009015,r,1280262c1009015,1373141,933721,1448435,840842,1448435l,1448435r,l,168173c,75294,75294,,168173,xe" fillcolor="#f37915" strokecolor="#ed7d31 [3205]" strokeweight="1pt">
-                <v:stroke joinstyle="miter"/>
-                <v:path arrowok="t" o:connecttype="custom" o:connectlocs="168173,0;1009015,0;1009015,0;1009015,1280262;840842,1448435;0,1448435;0,1448435;0,168173;168173,0" o:connectangles="0,0,0,0,0,0,0,0,0"/>
-              </v:shape>
-            </w:pict>
-          </mc:Fallback>
-        </mc:AlternateContent>
-      </w:r>
-      <w:r>
-        <w:rPr>
-          <w:rFonts w:ascii="TH SarabunPSK" w:hAnsi="TH SarabunPSK" w:cs="TH SarabunPSK"/>
-          <w:noProof/>
-          <w:sz w:val="32"/>
-          <w:szCs w:val="32"/>
-        </w:rPr>
-        <mc:AlternateContent>
-          <mc:Choice Requires="wps">
-            <w:drawing>
-              <wp:anchor distT="0" distB="0" distL="114300" distR="114300" simplePos="0" relativeHeight="251663360" behindDoc="0" locked="0" layoutInCell="1" allowOverlap="1" wp14:anchorId="7EA51611" wp14:editId="1E4C80CA">
-                <wp:simplePos x="0" y="0"/>
-                <wp:positionH relativeFrom="column">
-                  <wp:posOffset>624729</wp:posOffset>
-                </wp:positionH>
-                <wp:positionV relativeFrom="paragraph">
-                  <wp:posOffset>-947558</wp:posOffset>
-                </wp:positionV>
-                <wp:extent cx="1009015" cy="1448435"/>
-                <wp:effectExtent l="0" t="0" r="19685" b="18415"/>
-                <wp:wrapNone/>
-                <wp:docPr id="12" name="Rectangle: Diagonal Corners Rounded 12"/>
-                <wp:cNvGraphicFramePr/>
-                <a:graphic xmlns:a="http://schemas.openxmlformats.org/drawingml/2006/main">
-                  <a:graphicData uri="http://schemas.microsoft.com/office/word/2010/wordprocessingShape">
-                    <wps:wsp>
-                      <wps:cNvSpPr/>
-                      <wps:spPr>
-                        <a:xfrm>
-                          <a:off x="0" y="0"/>
-                          <a:ext cx="1009015" cy="1448435"/>
-                        </a:xfrm>
-                        <a:prstGeom prst="round2DiagRect">
-                          <a:avLst/>
-                        </a:prstGeom>
-                        <a:solidFill>
-                          <a:srgbClr val="E02828"/>
-                        </a:solidFill>
-                        <a:ln>
-                          <a:solidFill>
-                            <a:srgbClr val="FF0000"/>
-                          </a:solidFill>
-                        </a:ln>
-                      </wps:spPr>
-                      <wps:style>
-                        <a:lnRef idx="2">
-                          <a:schemeClr val="accent1">
-                            <a:shade val="50000"/>
-                          </a:schemeClr>
-                        </a:lnRef>
-                        <a:fillRef idx="1">
-                          <a:schemeClr val="accent1"/>
-                        </a:fillRef>
-                        <a:effectRef idx="0">
-                          <a:schemeClr val="accent1"/>
-                        </a:effectRef>
-                        <a:fontRef idx="minor">
-                          <a:schemeClr val="lt1"/>
-                        </a:fontRef>
-                      </wps:style>
-                      <wps:bodyPr rot="0" spcFirstLastPara="0" vertOverflow="overflow" horzOverflow="overflow" vert="horz" wrap="square" lIns="91440" tIns="45720" rIns="91440" bIns="45720" numCol="1" spcCol="0" rtlCol="0" fromWordArt="0" anchor="ctr" anchorCtr="0" forceAA="0" compatLnSpc="1">
-                        <a:prstTxWarp prst="textNoShape">
-                          <a:avLst/>
-                        </a:prstTxWarp>
-                        <a:noAutofit/>
-                      </wps:bodyPr>
-                    </wps:wsp>
-                  </a:graphicData>
-                </a:graphic>
-                <wp14:sizeRelH relativeFrom="margin">
-                  <wp14:pctWidth>0</wp14:pctWidth>
-                </wp14:sizeRelH>
-              </wp:anchor>
-            </w:drawing>
-          </mc:Choice>
-          <mc:Fallback>
-            <w:pict>
-              <v:shape w14:anchorId="07064D07" id="Rectangle: Diagonal Corners Rounded 12" o:spid="_x0000_s1026" style="position:absolute;margin-left:49.2pt;margin-top:-74.6pt;width:79.45pt;height:114.05pt;z-index:251663360;visibility:visible;mso-wrap-style:square;mso-width-percent:0;mso-wrap-distance-left:9pt;mso-wrap-distance-top:0;mso-wrap-distance-right:9pt;mso-wrap-distance-bottom:0;mso-position-horizontal:absolute;mso-position-horizontal-relative:text;mso-position-vertical:absolute;mso-position-vertical-relative:text;mso-width-percent:0;mso-width-relative:margin;v-text-anchor:middle" coordsize="1009015,1448435" o:gfxdata="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" path="m168173,r840842,l1009015,r,1280262c1009015,1373141,933721,1448435,840842,1448435l,1448435r,l,168173c,75294,75294,,168173,xe" fillcolor="#e02828" strokecolor="red" strokeweight="1pt">
-                <v:stroke joinstyle="miter"/>
-                <v:path arrowok="t" o:connecttype="custom" o:connectlocs="168173,0;1009015,0;1009015,0;1009015,1280262;840842,1448435;0,1448435;0,1448435;0,168173;168173,0" o:connectangles="0,0,0,0,0,0,0,0,0"/>
-              </v:shape>
-            </w:pict>
-          </mc:Fallback>
-        </mc:AlternateContent>
-      </w:r>
-      <w:r>
-        <w:rPr>
-          <w:rFonts w:ascii="TH SarabunPSK" w:hAnsi="TH SarabunPSK" w:cs="TH SarabunPSK"/>
-          <w:noProof/>
-          <w:sz w:val="32"/>
-          <w:szCs w:val="32"/>
-        </w:rPr>
-        <mc:AlternateContent>
-          <mc:Choice Requires="wps">
-            <w:drawing>
-              <wp:anchor distT="0" distB="0" distL="114300" distR="114300" simplePos="0" relativeHeight="251665408" behindDoc="0" locked="0" layoutInCell="1" allowOverlap="1" wp14:anchorId="1BD90795" wp14:editId="4F532492">
-                <wp:simplePos x="0" y="0"/>
-                <wp:positionH relativeFrom="margin">
-                  <wp:posOffset>2359964</wp:posOffset>
-                </wp:positionH>
-                <wp:positionV relativeFrom="paragraph">
-                  <wp:posOffset>4784090</wp:posOffset>
-                </wp:positionV>
-                <wp:extent cx="1496060" cy="2612390"/>
-                <wp:effectExtent l="0" t="0" r="27940" b="16510"/>
-                <wp:wrapNone/>
-                <wp:docPr id="28" name="Rectangle 28"/>
-                <wp:cNvGraphicFramePr/>
-                <a:graphic xmlns:a="http://schemas.openxmlformats.org/drawingml/2006/main">
-                  <a:graphicData uri="http://schemas.microsoft.com/office/word/2010/wordprocessingShape">
-                    <wps:wsp>
-                      <wps:cNvSpPr/>
-                      <wps:spPr>
-                        <a:xfrm>
-                          <a:off x="0" y="0"/>
-                          <a:ext cx="1496060" cy="2612390"/>
-                        </a:xfrm>
-                        <a:prstGeom prst="rect">
-                          <a:avLst/>
-                        </a:prstGeom>
-                        <a:noFill/>
-                        <a:ln>
-                          <a:solidFill>
-                            <a:schemeClr val="accent2"/>
-                          </a:solidFill>
-                        </a:ln>
-                      </wps:spPr>
-                      <wps:style>
-                        <a:lnRef idx="2">
-                          <a:schemeClr val="accent1">
-                            <a:shade val="50000"/>
-                          </a:schemeClr>
-                        </a:lnRef>
-                        <a:fillRef idx="1">
-                          <a:schemeClr val="accent1"/>
-                        </a:fillRef>
-                        <a:effectRef idx="0">
-                          <a:schemeClr val="accent1"/>
-                        </a:effectRef>
-                        <a:fontRef idx="minor">
-                          <a:schemeClr val="lt1"/>
-                        </a:fontRef>
-                      </wps:style>
-                      <wps:txbx>
-                        <w:txbxContent>
-                          <w:p>
-                            <w:pPr>
-                              <w:jc w:val="center"/>
-                              <w:rPr>
-                                <w:rFonts w:ascii="TH SarabunPSK" w:hAnsi="TH SarabunPSK" w:cs="TH SarabunPSK"/>
-                                <w:color w:val="000000" w:themeColor="text1"/>
-                                <w:sz w:val="32"/>
-                                <w:szCs w:val="32"/>
-                              </w:rPr>
-                            </w:pPr>
-                            <w:r>
-                              <w:rPr>
-                                <w:rFonts w:ascii="TH SarabunPSK" w:hAnsi="TH SarabunPSK" w:cs="TH SarabunPSK"/>
-                                <w:color w:val="000000" w:themeColor="text1"/>
-                                <w:sz w:val="32"/>
-                                <w:szCs w:val="32"/>
-                                <w:cs/>
-                              </w:rPr>
-                              <w:t xml:space="preserve">ประเมินโดยผู้เชี่ยวชาญ </w:t>
-                            </w:r>
-                            <w:r>
-                              <w:rPr>
-                                <w:rFonts w:ascii="TH SarabunPSK" w:hAnsi="TH SarabunPSK" w:cs="TH SarabunPSK"/>
-                                <w:color w:val="000000" w:themeColor="text1"/>
-                                <w:sz w:val="32"/>
-                                <w:szCs w:val="32"/>
-                              </w:rPr>
-                              <w:t xml:space="preserve">3 </w:t>
-                            </w:r>
-                            <w:r>
-                              <w:rPr>
-                                <w:rFonts w:ascii="TH SarabunPSK" w:hAnsi="TH SarabunPSK" w:cs="TH SarabunPSK"/>
-                                <w:color w:val="000000" w:themeColor="text1"/>
-                                <w:sz w:val="32"/>
-                                <w:szCs w:val="32"/>
-                                <w:cs/>
-                              </w:rPr>
-                              <w:t>ท่าน</w:t>
-                            </w:r>
-                          </w:p>
-                          <w:p>
-                            <w:pPr>
-                              <w:jc w:val="center"/>
-                              <w:rPr>
-                                <w:rFonts w:ascii="TH SarabunPSK" w:hAnsi="TH SarabunPSK" w:cs="TH SarabunPSK"/>
-                                <w:color w:val="FF0000"/>
-                                <w:sz w:val="32"/>
-                                <w:szCs w:val="32"/>
-                              </w:rPr>
-                            </w:pPr>
-                            <w:r>
-                              <w:rPr>
-                                <w:rFonts w:ascii="TH SarabunPSK" w:hAnsi="TH SarabunPSK" w:cs="TH SarabunPSK" w:hint="cs"/>
-                                <w:color w:val="000000" w:themeColor="text1"/>
-                                <w:sz w:val="32"/>
-                                <w:szCs w:val="32"/>
-                                <w:cs/>
-                              </w:rPr>
-                              <w:t xml:space="preserve">  </w:t>
-                            </w:r>
-                            <w:r>
-                              <w:rPr>
-                                <w:rFonts w:ascii="TH SarabunPSK" w:hAnsi="TH SarabunPSK" w:cs="TH SarabunPSK"/>
-                                <w:color w:val="000000" w:themeColor="text1"/>
-                                <w:sz w:val="32"/>
-                                <w:szCs w:val="32"/>
-                                <w:cs/>
-                              </w:rPr>
-                              <w:t>ตามค่าเฉล</w:t>
-                            </w:r>
-                            <w:r>
-                              <w:rPr>
-                                <w:rFonts w:ascii="TH SarabunPSK" w:hAnsi="TH SarabunPSK" w:cs="TH SarabunPSK" w:hint="cs"/>
-                                <w:color w:val="000000" w:themeColor="text1"/>
-                                <w:sz w:val="32"/>
-                                <w:szCs w:val="32"/>
-                                <w:cs/>
-                              </w:rPr>
-                              <w:t>ี่ยและส่วนเบี่ยงเบนมาตรฐาน</w:t>
-                            </w:r>
-                          </w:p>
-                        </w:txbxContent>
-                      </wps:txbx>
-                      <wps:bodyPr rot="0" spcFirstLastPara="0" vertOverflow="overflow" horzOverflow="overflow" vert="vert270" wrap="square" lIns="91440" tIns="45720" rIns="91440" bIns="45720" numCol="1" spcCol="0" rtlCol="0" fromWordArt="0" anchor="ctr" anchorCtr="0" forceAA="0" compatLnSpc="1">
-                        <a:prstTxWarp prst="textNoShape">
-                          <a:avLst/>
-                        </a:prstTxWarp>
-                        <a:noAutofit/>
-                      </wps:bodyPr>
-                    </wps:wsp>
-                  </a:graphicData>
-                </a:graphic>
-              </wp:anchor>
-            </w:drawing>
-          </mc:Choice>
-          <mc:Fallback>
-            <w:pict>
-              <v:rect w14:anchorId="1BD90795" id="Rectangle 28" o:spid="_x0000_s1029" style="position:absolute;margin-left:185.8pt;margin-top:376.7pt;width:117.8pt;height:205.7pt;z-index:251665408;visibility:visible;mso-wrap-style:square;mso-wrap-distance-left:9pt;mso-wrap-distance-top:0;mso-wrap-distance-right:9pt;mso-wrap-distance-bottom:0;mso-position-horizontal:absolute;mso-position-horizontal-relative:margin;mso-position-vertical:absolute;mso-position-vertical-relative:text;v-text-anchor:middle" o:gfxdata="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" filled="f" strokecolor="#ed7d31 [3205]" strokeweight="1pt">
-                <v:textbox style="layout-flow:vertical;mso-layout-flow-alt:bottom-to-top">
-                  <w:txbxContent>
-                    <w:p>
-                      <w:pPr>
-                        <w:jc w:val="center"/>
-                        <w:rPr>
-                          <w:rFonts w:ascii="TH SarabunPSK" w:hAnsi="TH SarabunPSK" w:cs="TH SarabunPSK"/>
-                          <w:color w:val="000000" w:themeColor="text1"/>
-                          <w:sz w:val="32"/>
-                          <w:szCs w:val="32"/>
-                        </w:rPr>
-                      </w:pPr>
-                      <w:r>
-                        <w:rPr>
-                          <w:rFonts w:ascii="TH SarabunPSK" w:hAnsi="TH SarabunPSK" w:cs="TH SarabunPSK"/>
-                          <w:color w:val="000000" w:themeColor="text1"/>
-                          <w:sz w:val="32"/>
-                          <w:szCs w:val="32"/>
-                          <w:cs/>
-                        </w:rPr>
-                        <w:t xml:space="preserve">ประเมินโดยผู้เชี่ยวชาญ </w:t>
-                      </w:r>
-                      <w:r>
-                        <w:rPr>
-                          <w:rFonts w:ascii="TH SarabunPSK" w:hAnsi="TH SarabunPSK" w:cs="TH SarabunPSK"/>
-                          <w:color w:val="000000" w:themeColor="text1"/>
-                          <w:sz w:val="32"/>
-                          <w:szCs w:val="32"/>
-                        </w:rPr>
-                        <w:t xml:space="preserve">3 </w:t>
-                      </w:r>
-                      <w:r>
-                        <w:rPr>
-                          <w:rFonts w:ascii="TH SarabunPSK" w:hAnsi="TH SarabunPSK" w:cs="TH SarabunPSK"/>
-                          <w:color w:val="000000" w:themeColor="text1"/>
-                          <w:sz w:val="32"/>
-                          <w:szCs w:val="32"/>
-                          <w:cs/>
-                        </w:rPr>
-                        <w:t>ท่าน</w:t>
-                      </w:r>
-                    </w:p>
-                    <w:p>
-                      <w:pPr>
-                        <w:jc w:val="center"/>
-                        <w:rPr>
-                          <w:rFonts w:ascii="TH SarabunPSK" w:hAnsi="TH SarabunPSK" w:cs="TH SarabunPSK"/>
-                          <w:color w:val="FF0000"/>
-                          <w:sz w:val="32"/>
-                          <w:szCs w:val="32"/>
-                        </w:rPr>
-                      </w:pPr>
-                      <w:r>
-                        <w:rPr>
-                          <w:rFonts w:ascii="TH SarabunPSK" w:hAnsi="TH SarabunPSK" w:cs="TH SarabunPSK" w:hint="cs"/>
-                          <w:color w:val="000000" w:themeColor="text1"/>
-                          <w:sz w:val="32"/>
-                          <w:szCs w:val="32"/>
-                          <w:cs/>
-                        </w:rPr>
-                        <w:t xml:space="preserve">  </w:t>
-                      </w:r>
-                      <w:r>
-                        <w:rPr>
-                          <w:rFonts w:ascii="TH SarabunPSK" w:hAnsi="TH SarabunPSK" w:cs="TH SarabunPSK"/>
-                          <w:color w:val="000000" w:themeColor="text1"/>
-                          <w:sz w:val="32"/>
-                          <w:szCs w:val="32"/>
-                          <w:cs/>
-                        </w:rPr>
-                        <w:t>ตามค่าเฉล</w:t>
-                      </w:r>
-                      <w:r>
-                        <w:rPr>
-                          <w:rFonts w:ascii="TH SarabunPSK" w:hAnsi="TH SarabunPSK" w:cs="TH SarabunPSK" w:hint="cs"/>
-                          <w:color w:val="000000" w:themeColor="text1"/>
-                          <w:sz w:val="32"/>
-                          <w:szCs w:val="32"/>
-                          <w:cs/>
-                        </w:rPr>
-                        <w:t>ี่ยและส่วนเบี่ยงเบนมาตรฐาน</w:t>
-                      </w:r>
-                    </w:p>
-                  </w:txbxContent>
-                </v:textbox>
-                <w10:wrap anchorx="margin"/>
-              </v:rect>
-            </w:pict>
-          </mc:Fallback>
-        </mc:AlternateContent>
-      </w:r>
-      <w:r>
-        <w:rPr>
-          <w:rFonts w:ascii="TH SarabunPSK" w:hAnsi="TH SarabunPSK" w:cs="TH SarabunPSK"/>
-          <w:noProof/>
-          <w:sz w:val="32"/>
-          <w:szCs w:val="32"/>
-        </w:rPr>
-        <mc:AlternateContent>
-          <mc:Choice Requires="wps">
-            <w:drawing>
-              <wp:anchor distT="0" distB="0" distL="114300" distR="114300" simplePos="0" relativeHeight="251667456" behindDoc="0" locked="0" layoutInCell="1" allowOverlap="1" wp14:anchorId="51C56163" wp14:editId="11A1A89C">
-                <wp:simplePos x="0" y="0"/>
-                <wp:positionH relativeFrom="column">
-                  <wp:posOffset>55245</wp:posOffset>
-                </wp:positionH>
-                <wp:positionV relativeFrom="paragraph">
-                  <wp:posOffset>1060726</wp:posOffset>
-                </wp:positionV>
-                <wp:extent cx="1947545" cy="3287395"/>
-                <wp:effectExtent l="0" t="0" r="14605" b="27305"/>
-                <wp:wrapNone/>
-                <wp:docPr id="31" name="Rectangle 31"/>
-                <wp:cNvGraphicFramePr/>
-                <a:graphic xmlns:a="http://schemas.openxmlformats.org/drawingml/2006/main">
-                  <a:graphicData uri="http://schemas.microsoft.com/office/word/2010/wordprocessingShape">
-                    <wps:wsp>
-                      <wps:cNvSpPr/>
-                      <wps:spPr>
-                        <a:xfrm>
-                          <a:off x="0" y="0"/>
-                          <a:ext cx="1947545" cy="3287395"/>
-                        </a:xfrm>
-                        <a:prstGeom prst="rect">
-                          <a:avLst/>
-                        </a:prstGeom>
-                        <a:noFill/>
-                        <a:ln>
-                          <a:solidFill>
-                            <a:srgbClr val="FF0000"/>
-                          </a:solidFill>
-                        </a:ln>
-                      </wps:spPr>
-                      <wps:style>
-                        <a:lnRef idx="2">
-                          <a:schemeClr val="accent1">
-                            <a:shade val="50000"/>
-                          </a:schemeClr>
-                        </a:lnRef>
-                        <a:fillRef idx="1">
-                          <a:schemeClr val="accent1"/>
-                        </a:fillRef>
-                        <a:effectRef idx="0">
-                          <a:schemeClr val="accent1"/>
-                        </a:effectRef>
-                        <a:fontRef idx="minor">
-                          <a:schemeClr val="lt1"/>
-                        </a:fontRef>
-                      </wps:style>
-                      <wps:bodyPr rot="0" spcFirstLastPara="0" vertOverflow="overflow" horzOverflow="overflow" vert="horz" wrap="square" lIns="91440" tIns="45720" rIns="91440" bIns="45720" numCol="1" spcCol="0" rtlCol="0" fromWordArt="0" anchor="ctr" anchorCtr="0" forceAA="0" compatLnSpc="1">
-                        <a:prstTxWarp prst="textNoShape">
-                          <a:avLst/>
-                        </a:prstTxWarp>
-                        <a:noAutofit/>
-                      </wps:bodyPr>
-                    </wps:wsp>
-                  </a:graphicData>
-                </a:graphic>
-                <wp14:sizeRelH relativeFrom="margin">
-                  <wp14:pctWidth>0</wp14:pctWidth>
-                </wp14:sizeRelH>
-                <wp14:sizeRelV relativeFrom="margin">
-                  <wp14:pctHeight>0</wp14:pctHeight>
-                </wp14:sizeRelV>
-              </wp:anchor>
-            </w:drawing>
-          </mc:Choice>
-          <mc:Fallback>
-            <w:pict>
-              <v:rect w14:anchorId="279EF310" id="Rectangle 31" o:spid="_x0000_s1026" style="position:absolute;margin-left:4.35pt;margin-top:83.5pt;width:153.35pt;height:258.85pt;z-index:251667456;visibility:visible;mso-wrap-style:square;mso-width-percent:0;mso-height-percent:0;mso-wrap-distance-left:9pt;mso-wrap-distance-top:0;mso-wrap-distance-right:9pt;mso-wrap-distance-bottom:0;mso-position-horizontal:absolute;mso-position-horizontal-relative:text;mso-position-vertical:absolute;mso-position-vertical-relative:text;mso-width-percent:0;mso-height-percent:0;mso-width-relative:margin;mso-height-relative:margin;v-text-anchor:middle" o:gfxdata="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" filled="f" strokecolor="red" strokeweight="1pt"/>
-            </w:pict>
-          </mc:Fallback>
-        </mc:AlternateContent>
-      </w:r>
-      <w:r>
-        <w:rPr>
-          <w:rFonts w:ascii="TH SarabunPSK" w:hAnsi="TH SarabunPSK" w:cs="TH SarabunPSK"/>
-          <w:noProof/>
-          <w:sz w:val="32"/>
-          <w:szCs w:val="32"/>
-        </w:rPr>
-        <mc:AlternateContent>
-          <mc:Choice Requires="wps">
-            <w:drawing>
-              <wp:anchor distT="0" distB="0" distL="114300" distR="114300" simplePos="0" relativeHeight="251664384" behindDoc="0" locked="0" layoutInCell="1" allowOverlap="1" wp14:anchorId="5BC78CA3" wp14:editId="116B26BB">
-                <wp:simplePos x="0" y="0"/>
-                <wp:positionH relativeFrom="column">
-                  <wp:posOffset>279179</wp:posOffset>
-                </wp:positionH>
-                <wp:positionV relativeFrom="paragraph">
-                  <wp:posOffset>4780887</wp:posOffset>
-                </wp:positionV>
-                <wp:extent cx="1496291" cy="2612572"/>
-                <wp:effectExtent l="0" t="0" r="27940" b="16510"/>
-                <wp:wrapNone/>
-                <wp:docPr id="32" name="Rectangle 32"/>
-                <wp:cNvGraphicFramePr/>
-                <a:graphic xmlns:a="http://schemas.openxmlformats.org/drawingml/2006/main">
-                  <a:graphicData uri="http://schemas.microsoft.com/office/word/2010/wordprocessingShape">
-                    <wps:wsp>
-                      <wps:cNvSpPr/>
-                      <wps:spPr>
-                        <a:xfrm>
-                          <a:off x="0" y="0"/>
-                          <a:ext cx="1496291" cy="2612572"/>
-                        </a:xfrm>
-                        <a:prstGeom prst="rect">
-                          <a:avLst/>
-                        </a:prstGeom>
-                        <a:noFill/>
-                        <a:ln>
-                          <a:solidFill>
-                            <a:srgbClr val="FF0000"/>
-                          </a:solidFill>
-                        </a:ln>
-                      </wps:spPr>
-                      <wps:style>
-                        <a:lnRef idx="2">
-                          <a:schemeClr val="accent1">
-                            <a:shade val="50000"/>
-                          </a:schemeClr>
-                        </a:lnRef>
-                        <a:fillRef idx="1">
-                          <a:schemeClr val="accent1"/>
-                        </a:fillRef>
-                        <a:effectRef idx="0">
-                          <a:schemeClr val="accent1"/>
-                        </a:effectRef>
-                        <a:fontRef idx="minor">
-                          <a:schemeClr val="lt1"/>
-                        </a:fontRef>
-                      </wps:style>
-                      <wps:txbx>
-                        <w:txbxContent>
-                          <w:p>
-                            <w:pPr>
-                              <w:jc w:val="center"/>
-                              <w:rPr>
-                                <w:rFonts w:ascii="TH SarabunPSK" w:hAnsi="TH SarabunPSK" w:cs="TH SarabunPSK"/>
-                                <w:color w:val="000000" w:themeColor="text1"/>
-                                <w:sz w:val="32"/>
-                                <w:szCs w:val="32"/>
-                              </w:rPr>
-                            </w:pPr>
-                            <w:r>
-                              <w:rPr>
-                                <w:rFonts w:ascii="TH SarabunPSK" w:hAnsi="TH SarabunPSK" w:cs="TH SarabunPSK"/>
-                                <w:color w:val="000000" w:themeColor="text1"/>
-                                <w:sz w:val="32"/>
-                                <w:szCs w:val="32"/>
-                                <w:cs/>
-                              </w:rPr>
-                              <w:t>วงจรการพัฒนาระบบ (</w:t>
-                            </w:r>
-                            <w:r>
-                              <w:rPr>
-                                <w:rFonts w:ascii="TH SarabunPSK" w:hAnsi="TH SarabunPSK" w:cs="TH SarabunPSK"/>
-                                <w:color w:val="000000" w:themeColor="text1"/>
-                                <w:sz w:val="32"/>
-                                <w:szCs w:val="32"/>
-                              </w:rPr>
-                              <w:t>System Development Life Cycle : SDLC)</w:t>
-                            </w:r>
-                          </w:p>
-                          <w:p>
-                            <w:pPr>
-                              <w:jc w:val="center"/>
-                              <w:rPr>
-                                <w:rFonts w:ascii="TH SarabunPSK" w:hAnsi="TH SarabunPSK" w:cs="TH SarabunPSK"/>
-                                <w:color w:val="000000" w:themeColor="text1"/>
-                                <w:sz w:val="32"/>
-                                <w:szCs w:val="32"/>
-                              </w:rPr>
-                            </w:pPr>
-                            <w:r>
-                              <w:rPr>
-                                <w:rFonts w:ascii="TH SarabunPSK" w:hAnsi="TH SarabunPSK" w:cs="TH SarabunPSK"/>
-                                <w:color w:val="000000" w:themeColor="text1"/>
-                                <w:sz w:val="32"/>
-                                <w:szCs w:val="32"/>
-                              </w:rPr>
-                              <w:t xml:space="preserve"> 7 </w:t>
-                            </w:r>
-                            <w:r>
-                              <w:rPr>
-                                <w:rFonts w:ascii="TH SarabunPSK" w:hAnsi="TH SarabunPSK" w:cs="TH SarabunPSK"/>
-                                <w:color w:val="000000" w:themeColor="text1"/>
-                                <w:sz w:val="32"/>
-                                <w:szCs w:val="32"/>
-                                <w:cs/>
-                              </w:rPr>
-                              <w:t>ขั้นตอน</w:t>
-                            </w:r>
-                          </w:p>
-                        </w:txbxContent>
-                      </wps:txbx>
-                      <wps:bodyPr rot="0" spcFirstLastPara="0" vertOverflow="overflow" horzOverflow="overflow" vert="vert270" wrap="square" lIns="91440" tIns="45720" rIns="91440" bIns="45720" numCol="1" spcCol="0" rtlCol="0" fromWordArt="0" anchor="ctr" anchorCtr="0" forceAA="0" compatLnSpc="1">
-                        <a:prstTxWarp prst="textNoShape">
-                          <a:avLst/>
-                        </a:prstTxWarp>
-                        <a:noAutofit/>
-                      </wps:bodyPr>
-                    </wps:wsp>
-                  </a:graphicData>
-                </a:graphic>
-              </wp:anchor>
-            </w:drawing>
-          </mc:Choice>
-          <mc:Fallback>
-            <w:pict>
-              <v:rect w14:anchorId="5BC78CA3" id="Rectangle 32" o:spid="_x0000_s1030" style="position:absolute;margin-left:22pt;margin-top:376.45pt;width:117.8pt;height:205.7pt;z-index:251664384;visibility:visible;mso-wrap-style:square;mso-wrap-distance-left:9pt;mso-wrap-distance-top:0;mso-wrap-distance-right:9pt;mso-wrap-distance-bottom:0;mso-position-horizontal:absolute;mso-position-horizontal-relative:text;mso-position-vertical:absolute;mso-position-vertical-relative:text;v-text-anchor:middle" o:gfxdata="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" filled="f" strokecolor="red" strokeweight="1pt">
-                <v:textbox style="layout-flow:vertical;mso-layout-flow-alt:bottom-to-top">
-                  <w:txbxContent>
-                    <w:p>
-                      <w:pPr>
-                        <w:jc w:val="center"/>
-                        <w:rPr>
-                          <w:rFonts w:ascii="TH SarabunPSK" w:hAnsi="TH SarabunPSK" w:cs="TH SarabunPSK"/>
-                          <w:color w:val="000000" w:themeColor="text1"/>
-                          <w:sz w:val="32"/>
-                          <w:szCs w:val="32"/>
-                        </w:rPr>
-                      </w:pPr>
-                      <w:r>
-                        <w:rPr>
-                          <w:rFonts w:ascii="TH SarabunPSK" w:hAnsi="TH SarabunPSK" w:cs="TH SarabunPSK"/>
-                          <w:color w:val="000000" w:themeColor="text1"/>
-                          <w:sz w:val="32"/>
-                          <w:szCs w:val="32"/>
-                          <w:cs/>
-                        </w:rPr>
-                        <w:t>วงจรการพัฒนาระบบ (</w:t>
-                      </w:r>
-                      <w:r>
-                        <w:rPr>
-                          <w:rFonts w:ascii="TH SarabunPSK" w:hAnsi="TH SarabunPSK" w:cs="TH SarabunPSK"/>
-                          <w:color w:val="000000" w:themeColor="text1"/>
-                          <w:sz w:val="32"/>
-                          <w:szCs w:val="32"/>
-                        </w:rPr>
-                        <w:t>System Development Life Cycle : SDLC)</w:t>
-                      </w:r>
-                    </w:p>
-                    <w:p>
-                      <w:pPr>
-                        <w:jc w:val="center"/>
-                        <w:rPr>
-                          <w:rFonts w:ascii="TH SarabunPSK" w:hAnsi="TH SarabunPSK" w:cs="TH SarabunPSK"/>
-                          <w:color w:val="000000" w:themeColor="text1"/>
-                          <w:sz w:val="32"/>
-                          <w:szCs w:val="32"/>
-                        </w:rPr>
-                      </w:pPr>
-                      <w:r>
-                        <w:rPr>
-                          <w:rFonts w:ascii="TH SarabunPSK" w:hAnsi="TH SarabunPSK" w:cs="TH SarabunPSK"/>
-                          <w:color w:val="000000" w:themeColor="text1"/>
-                          <w:sz w:val="32"/>
-                          <w:szCs w:val="32"/>
-                        </w:rPr>
-                        <w:t xml:space="preserve"> 7 </w:t>
-                      </w:r>
-                      <w:r>
-                        <w:rPr>
-                          <w:rFonts w:ascii="TH SarabunPSK" w:hAnsi="TH SarabunPSK" w:cs="TH SarabunPSK"/>
-                          <w:color w:val="000000" w:themeColor="text1"/>
-                          <w:sz w:val="32"/>
-                          <w:szCs w:val="32"/>
-                          <w:cs/>
-                        </w:rPr>
-                        <w:t>ขั้นตอน</w:t>
-                      </w:r>
-                    </w:p>
-                  </w:txbxContent>
-                </v:textbox>
-              </v:rect>
-            </w:pict>
-          </mc:Fallback>
-        </mc:AlternateContent>
-      </w:r>
-    </w:p>
-    <w:p>
-      <w:pPr>
-        <w:rPr>
-          <w:rFonts w:ascii="TH SarabunPSK" w:hAnsi="TH SarabunPSK" w:cs="TH SarabunPSK"/>
-          <w:sz w:val="32"/>
-          <w:szCs w:val="32"/>
-        </w:rPr>
-      </w:pPr>
-      <w:r>
-        <w:rPr>
-          <w:rFonts w:ascii="TH SarabunPSK" w:hAnsi="TH SarabunPSK" w:cs="TH SarabunPSK"/>
-          <w:noProof/>
-          <w:sz w:val="32"/>
-          <w:szCs w:val="32"/>
-          <w:cs/>
-        </w:rPr>
-        <mc:AlternateContent>
-          <mc:Choice Requires="wps">
-            <w:drawing>
-              <wp:anchor distT="0" distB="0" distL="114300" distR="114300" simplePos="0" relativeHeight="251687936" behindDoc="0" locked="0" layoutInCell="1" allowOverlap="1" wp14:anchorId="68607F61" wp14:editId="623EC8E2">
-                <wp:simplePos x="0" y="0"/>
-                <wp:positionH relativeFrom="column">
-                  <wp:posOffset>5112385</wp:posOffset>
-                </wp:positionH>
-                <wp:positionV relativeFrom="paragraph">
-                  <wp:posOffset>126644</wp:posOffset>
-                </wp:positionV>
-                <wp:extent cx="45085" cy="45085"/>
-                <wp:effectExtent l="0" t="0" r="12065" b="12065"/>
-                <wp:wrapNone/>
-                <wp:docPr id="35" name="Oval 35"/>
-                <wp:cNvGraphicFramePr/>
-                <a:graphic xmlns:a="http://schemas.openxmlformats.org/drawingml/2006/main">
-                  <a:graphicData uri="http://schemas.microsoft.com/office/word/2010/wordprocessingShape">
-                    <wps:wsp>
-                      <wps:cNvSpPr/>
-                      <wps:spPr>
-                        <a:xfrm>
-                          <a:off x="0" y="0"/>
-                          <a:ext cx="45085" cy="45085"/>
-                        </a:xfrm>
-                        <a:prstGeom prst="ellipse">
-                          <a:avLst/>
-                        </a:prstGeom>
-                        <a:solidFill>
-                          <a:srgbClr val="00B0F0"/>
-                        </a:solidFill>
-                        <a:ln>
-                          <a:solidFill>
-                            <a:srgbClr val="0070C0"/>
-                          </a:solidFill>
-                        </a:ln>
-                      </wps:spPr>
-                      <wps:style>
-                        <a:lnRef idx="2">
-                          <a:schemeClr val="accent1">
-                            <a:shade val="50000"/>
-                          </a:schemeClr>
-                        </a:lnRef>
-                        <a:fillRef idx="1">
-                          <a:schemeClr val="accent1"/>
-                        </a:fillRef>
-                        <a:effectRef idx="0">
-                          <a:schemeClr val="accent1"/>
-                        </a:effectRef>
-                        <a:fontRef idx="minor">
-                          <a:schemeClr val="lt1"/>
-                        </a:fontRef>
-                      </wps:style>
-                      <wps:bodyPr rot="0" spcFirstLastPara="0" vertOverflow="overflow" horzOverflow="overflow" vert="horz" wrap="square" lIns="91440" tIns="45720" rIns="91440" bIns="45720" numCol="1" spcCol="0" rtlCol="0" fromWordArt="0" anchor="ctr" anchorCtr="0" forceAA="0" compatLnSpc="1">
-                        <a:prstTxWarp prst="textNoShape">
-                          <a:avLst/>
-                        </a:prstTxWarp>
-                        <a:noAutofit/>
-                      </wps:bodyPr>
-                    </wps:wsp>
-                  </a:graphicData>
-                </a:graphic>
-                <wp14:sizeRelH relativeFrom="margin">
-                  <wp14:pctWidth>0</wp14:pctWidth>
-                </wp14:sizeRelH>
-                <wp14:sizeRelV relativeFrom="margin">
-                  <wp14:pctHeight>0</wp14:pctHeight>
-                </wp14:sizeRelV>
-              </wp:anchor>
-            </w:drawing>
-          </mc:Choice>
-          <mc:Fallback>
-            <w:pict>
-              <v:oval w14:anchorId="6B7478CA" id="Oval 35" o:spid="_x0000_s1026" style="position:absolute;margin-left:402.55pt;margin-top:9.95pt;width:3.55pt;height:3.55pt;z-index:251687936;visibility:visible;mso-wrap-style:square;mso-width-percent:0;mso-height-percent:0;mso-wrap-distance-left:9pt;mso-wrap-distance-top:0;mso-wrap-distance-right:9pt;mso-wrap-distance-bottom:0;mso-position-horizontal:absolute;mso-position-horizontal-relative:text;mso-position-vertical:absolute;mso-position-vertical-relative:text;mso-width-percent:0;mso-height-percent:0;mso-width-relative:margin;mso-height-relative:margin;v-text-anchor:middle" o:gfxdata="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" fillcolor="#00b0f0" strokecolor="#0070c0" strokeweight="1pt">
-                <v:stroke joinstyle="miter"/>
-              </v:oval>
-            </w:pict>
-          </mc:Fallback>
-        </mc:AlternateContent>
-      </w:r>
-      <w:r>
-        <w:rPr>
-          <w:rFonts w:ascii="TH SarabunPSK" w:hAnsi="TH SarabunPSK" w:cs="TH SarabunPSK"/>
-          <w:noProof/>
-          <w:sz w:val="32"/>
-          <w:szCs w:val="32"/>
-          <w:cs/>
-        </w:rPr>
-        <mc:AlternateContent>
-          <mc:Choice Requires="wps">
-            <w:drawing>
-              <wp:anchor distT="0" distB="0" distL="114300" distR="114300" simplePos="0" relativeHeight="251686912" behindDoc="0" locked="0" layoutInCell="1" allowOverlap="1" wp14:anchorId="56B97B6B" wp14:editId="002DE4B2">
-                <wp:simplePos x="0" y="0"/>
-                <wp:positionH relativeFrom="column">
-                  <wp:posOffset>5135880</wp:posOffset>
-                </wp:positionH>
-                <wp:positionV relativeFrom="paragraph">
-                  <wp:posOffset>140259</wp:posOffset>
-                </wp:positionV>
-                <wp:extent cx="0" cy="513080"/>
-                <wp:effectExtent l="0" t="0" r="38100" b="20320"/>
-                <wp:wrapNone/>
-                <wp:docPr id="33" name="Straight Connector 33"/>
-                <wp:cNvGraphicFramePr/>
-                <a:graphic xmlns:a="http://schemas.openxmlformats.org/drawingml/2006/main">
-                  <a:graphicData uri="http://schemas.microsoft.com/office/word/2010/wordprocessingShape">
-                    <wps:wsp>
-                      <wps:cNvCnPr/>
-                      <wps:spPr>
-                        <a:xfrm flipV="1">
-                          <a:off x="0" y="0"/>
-                          <a:ext cx="0" cy="513080"/>
-                        </a:xfrm>
-                        <a:prstGeom prst="line">
-                          <a:avLst/>
-                        </a:prstGeom>
-                        <a:ln>
-                          <a:solidFill>
-                            <a:srgbClr val="0070C0"/>
-                          </a:solidFill>
-                        </a:ln>
-                      </wps:spPr>
-                      <wps:style>
-                        <a:lnRef idx="1">
-                          <a:schemeClr val="accent1"/>
-                        </a:lnRef>
-                        <a:fillRef idx="0">
-                          <a:schemeClr val="accent1"/>
-                        </a:fillRef>
-                        <a:effectRef idx="0">
-                          <a:schemeClr val="accent1"/>
-                        </a:effectRef>
-                        <a:fontRef idx="minor">
-                          <a:schemeClr val="tx1"/>
-                        </a:fontRef>
-                      </wps:style>
-                      <wps:bodyPr/>
-                    </wps:wsp>
-                  </a:graphicData>
-                </a:graphic>
-                <wp14:sizeRelH relativeFrom="margin">
-                  <wp14:pctWidth>0</wp14:pctWidth>
-                </wp14:sizeRelH>
-                <wp14:sizeRelV relativeFrom="margin">
-                  <wp14:pctHeight>0</wp14:pctHeight>
-                </wp14:sizeRelV>
-              </wp:anchor>
-            </w:drawing>
-          </mc:Choice>
-          <mc:Fallback>
-            <w:pict>
-              <v:line w14:anchorId="0925DDD9" id="Straight Connector 33" o:spid="_x0000_s1026" style="position:absolute;flip:y;z-index:251686912;visibility:visible;mso-wrap-style:square;mso-width-percent:0;mso-height-percent:0;mso-wrap-distance-left:9pt;mso-wrap-distance-top:0;mso-wrap-distance-right:9pt;mso-wrap-distance-bottom:0;mso-position-horizontal:absolute;mso-position-horizontal-relative:text;mso-position-vertical:absolute;mso-position-vertical-relative:text;mso-width-percent:0;mso-height-percent:0;mso-width-relative:margin;mso-height-relative:margin" from="404.4pt,11.05pt" to="404.4pt,51.45pt" o:gfxdata="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" strokecolor="#0070c0" strokeweight=".5pt">
-                <v:stroke joinstyle="miter"/>
-              </v:line>
-            </w:pict>
-          </mc:Fallback>
-        </mc:AlternateContent>
-      </w:r>
-      <w:r>
-        <w:rPr>
-          <w:rFonts w:ascii="TH SarabunPSK" w:hAnsi="TH SarabunPSK" w:cs="TH SarabunPSK"/>
-          <w:noProof/>
-          <w:sz w:val="32"/>
-          <w:szCs w:val="32"/>
-          <w:cs/>
-        </w:rPr>
-        <mc:AlternateContent>
-          <mc:Choice Requires="wps">
-            <w:drawing>
-              <wp:anchor distT="0" distB="0" distL="114300" distR="114300" simplePos="0" relativeHeight="251685888" behindDoc="0" locked="0" layoutInCell="1" allowOverlap="1" wp14:anchorId="0ECD34D0" wp14:editId="5CEA61E1">
-                <wp:simplePos x="0" y="0"/>
-                <wp:positionH relativeFrom="column">
-                  <wp:posOffset>3068320</wp:posOffset>
-                </wp:positionH>
-                <wp:positionV relativeFrom="paragraph">
-                  <wp:posOffset>145694</wp:posOffset>
-                </wp:positionV>
-                <wp:extent cx="45085" cy="45085"/>
-                <wp:effectExtent l="0" t="0" r="12065" b="12065"/>
-                <wp:wrapNone/>
-                <wp:docPr id="34" name="Oval 34"/>
-                <wp:cNvGraphicFramePr/>
-                <a:graphic xmlns:a="http://schemas.openxmlformats.org/drawingml/2006/main">
-                  <a:graphicData uri="http://schemas.microsoft.com/office/word/2010/wordprocessingShape">
-                    <wps:wsp>
-                      <wps:cNvSpPr/>
-                      <wps:spPr>
-                        <a:xfrm>
-                          <a:off x="0" y="0"/>
-                          <a:ext cx="45085" cy="45085"/>
-                        </a:xfrm>
-                        <a:prstGeom prst="ellipse">
-                          <a:avLst/>
-                        </a:prstGeom>
-                        <a:solidFill>
-                          <a:srgbClr val="FF0000"/>
-                        </a:solidFill>
-                        <a:ln>
-                          <a:solidFill>
-                            <a:schemeClr val="accent2">
-                              <a:lumMod val="60000"/>
-                              <a:lumOff val="40000"/>
-                            </a:schemeClr>
-                          </a:solidFill>
-                        </a:ln>
-                      </wps:spPr>
-                      <wps:style>
-                        <a:lnRef idx="2">
-                          <a:schemeClr val="accent1">
-                            <a:shade val="50000"/>
-                          </a:schemeClr>
-                        </a:lnRef>
-                        <a:fillRef idx="1">
-                          <a:schemeClr val="accent1"/>
-                        </a:fillRef>
-                        <a:effectRef idx="0">
-                          <a:schemeClr val="accent1"/>
-                        </a:effectRef>
-                        <a:fontRef idx="minor">
-                          <a:schemeClr val="lt1"/>
-                        </a:fontRef>
-                      </wps:style>
-                      <wps:bodyPr rot="0" spcFirstLastPara="0" vertOverflow="overflow" horzOverflow="overflow" vert="horz" wrap="square" lIns="91440" tIns="45720" rIns="91440" bIns="45720" numCol="1" spcCol="0" rtlCol="0" fromWordArt="0" anchor="ctr" anchorCtr="0" forceAA="0" compatLnSpc="1">
-                        <a:prstTxWarp prst="textNoShape">
-                          <a:avLst/>
-                        </a:prstTxWarp>
-                        <a:noAutofit/>
-                      </wps:bodyPr>
-                    </wps:wsp>
-                  </a:graphicData>
-                </a:graphic>
-                <wp14:sizeRelH relativeFrom="margin">
-                  <wp14:pctWidth>0</wp14:pctWidth>
-                </wp14:sizeRelH>
-                <wp14:sizeRelV relativeFrom="margin">
-                  <wp14:pctHeight>0</wp14:pctHeight>
-                </wp14:sizeRelV>
-              </wp:anchor>
-            </w:drawing>
-          </mc:Choice>
-          <mc:Fallback>
-            <w:pict>
-              <v:oval w14:anchorId="5E861DAC" id="Oval 34" o:spid="_x0000_s1026" style="position:absolute;margin-left:241.6pt;margin-top:11.45pt;width:3.55pt;height:3.55pt;z-index:251685888;visibility:visible;mso-wrap-style:square;mso-width-percent:0;mso-height-percent:0;mso-wrap-distance-left:9pt;mso-wrap-distance-top:0;mso-wrap-distance-right:9pt;mso-wrap-distance-bottom:0;mso-position-horizontal:absolute;mso-position-horizontal-relative:text;mso-position-vertical:absolute;mso-position-vertical-relative:text;mso-width-percent:0;mso-height-percent:0;mso-width-relative:margin;mso-height-relative:margin;v-text-anchor:middle" o:gfxdata="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" fillcolor="red" strokecolor="#f4b083 [1941]" strokeweight="1pt">
-                <v:stroke joinstyle="miter"/>
-              </v:oval>
-            </w:pict>
-          </mc:Fallback>
-        </mc:AlternateContent>
-      </w:r>
-      <w:r>
-        <w:rPr>
-          <w:rFonts w:ascii="TH SarabunPSK" w:hAnsi="TH SarabunPSK" w:cs="TH SarabunPSK"/>
-          <w:noProof/>
-          <w:sz w:val="32"/>
-          <w:szCs w:val="32"/>
-          <w:cs/>
-        </w:rPr>
-        <mc:AlternateContent>
-          <mc:Choice Requires="wps">
-            <w:drawing>
-              <wp:anchor distT="0" distB="0" distL="114300" distR="114300" simplePos="0" relativeHeight="251684864" behindDoc="0" locked="0" layoutInCell="1" allowOverlap="1" wp14:anchorId="16B73616" wp14:editId="64BCC9CA">
-                <wp:simplePos x="0" y="0"/>
-                <wp:positionH relativeFrom="column">
-                  <wp:posOffset>3089275</wp:posOffset>
-                </wp:positionH>
-                <wp:positionV relativeFrom="paragraph">
-                  <wp:posOffset>148946</wp:posOffset>
-                </wp:positionV>
-                <wp:extent cx="0" cy="513080"/>
-                <wp:effectExtent l="0" t="0" r="38100" b="20320"/>
-                <wp:wrapNone/>
-                <wp:docPr id="37" name="Straight Connector 37"/>
-                <wp:cNvGraphicFramePr/>
-                <a:graphic xmlns:a="http://schemas.openxmlformats.org/drawingml/2006/main">
-                  <a:graphicData uri="http://schemas.microsoft.com/office/word/2010/wordprocessingShape">
-                    <wps:wsp>
-                      <wps:cNvCnPr/>
-                      <wps:spPr>
-                        <a:xfrm flipV="1">
-                          <a:off x="0" y="0"/>
-                          <a:ext cx="0" cy="513080"/>
-                        </a:xfrm>
-                        <a:prstGeom prst="line">
-                          <a:avLst/>
-                        </a:prstGeom>
-                        <a:ln>
-                          <a:solidFill>
-                            <a:srgbClr val="FF0000"/>
-                          </a:solidFill>
-                        </a:ln>
-                      </wps:spPr>
-                      <wps:style>
-                        <a:lnRef idx="1">
-                          <a:schemeClr val="accent1"/>
-                        </a:lnRef>
-                        <a:fillRef idx="0">
-                          <a:schemeClr val="accent1"/>
-                        </a:fillRef>
-                        <a:effectRef idx="0">
-                          <a:schemeClr val="accent1"/>
-                        </a:effectRef>
-                        <a:fontRef idx="minor">
-                          <a:schemeClr val="tx1"/>
-                        </a:fontRef>
-                      </wps:style>
-                      <wps:bodyPr/>
-                    </wps:wsp>
-                  </a:graphicData>
-                </a:graphic>
-                <wp14:sizeRelH relativeFrom="margin">
-                  <wp14:pctWidth>0</wp14:pctWidth>
-                </wp14:sizeRelH>
-                <wp14:sizeRelV relativeFrom="margin">
-                  <wp14:pctHeight>0</wp14:pctHeight>
-                </wp14:sizeRelV>
-              </wp:anchor>
-            </w:drawing>
-          </mc:Choice>
-          <mc:Fallback>
-            <w:pict>
-              <v:line w14:anchorId="5FF0C439" id="Straight Connector 37" o:spid="_x0000_s1026" style="position:absolute;flip:y;z-index:251684864;visibility:visible;mso-wrap-style:square;mso-width-percent:0;mso-height-percent:0;mso-wrap-distance-left:9pt;mso-wrap-distance-top:0;mso-wrap-distance-right:9pt;mso-wrap-distance-bottom:0;mso-position-horizontal:absolute;mso-position-horizontal-relative:text;mso-position-vertical:absolute;mso-position-vertical-relative:text;mso-width-percent:0;mso-height-percent:0;mso-width-relative:margin;mso-height-relative:margin" from="243.25pt,11.75pt" to="243.25pt,52.15pt" o:gfxdata="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" strokecolor="red" strokeweight=".5pt">
-                <v:stroke joinstyle="miter"/>
-              </v:line>
-            </w:pict>
-          </mc:Fallback>
-        </mc:AlternateContent>
-      </w:r>
-      <w:r>
-        <w:rPr>
-          <w:rFonts w:ascii="TH SarabunPSK" w:hAnsi="TH SarabunPSK" w:cs="TH SarabunPSK"/>
-          <w:noProof/>
-          <w:sz w:val="32"/>
-          <w:szCs w:val="32"/>
-        </w:rPr>
-        <mc:AlternateContent>
-          <mc:Choice Requires="wps">
-            <w:drawing>
-              <wp:anchor distT="0" distB="0" distL="114300" distR="114300" simplePos="0" relativeHeight="251680768" behindDoc="0" locked="0" layoutInCell="1" allowOverlap="1" wp14:anchorId="7A8E58A7" wp14:editId="236AA940">
-                <wp:simplePos x="0" y="0"/>
-                <wp:positionH relativeFrom="column">
-                  <wp:posOffset>1057275</wp:posOffset>
-                </wp:positionH>
-                <wp:positionV relativeFrom="paragraph">
-                  <wp:posOffset>129184</wp:posOffset>
-                </wp:positionV>
-                <wp:extent cx="45085" cy="45085"/>
-                <wp:effectExtent l="0" t="0" r="12065" b="12065"/>
-                <wp:wrapNone/>
-                <wp:docPr id="36" name="Oval 36"/>
-                <wp:cNvGraphicFramePr/>
-                <a:graphic xmlns:a="http://schemas.openxmlformats.org/drawingml/2006/main">
-                  <a:graphicData uri="http://schemas.microsoft.com/office/word/2010/wordprocessingShape">
-                    <wps:wsp>
-                      <wps:cNvSpPr/>
-                      <wps:spPr>
-                        <a:xfrm>
-                          <a:off x="0" y="0"/>
-                          <a:ext cx="45085" cy="45085"/>
-                        </a:xfrm>
-                        <a:prstGeom prst="ellipse">
-                          <a:avLst/>
-                        </a:prstGeom>
-                        <a:solidFill>
-                          <a:srgbClr val="FF0000"/>
-                        </a:solidFill>
-                        <a:ln>
-                          <a:solidFill>
-                            <a:srgbClr val="E02828"/>
-                          </a:solidFill>
-                        </a:ln>
-                      </wps:spPr>
-                      <wps:style>
-                        <a:lnRef idx="2">
-                          <a:schemeClr val="accent1">
-                            <a:shade val="50000"/>
-                          </a:schemeClr>
-                        </a:lnRef>
-                        <a:fillRef idx="1">
-                          <a:schemeClr val="accent1"/>
-                        </a:fillRef>
-                        <a:effectRef idx="0">
-                          <a:schemeClr val="accent1"/>
-                        </a:effectRef>
-                        <a:fontRef idx="minor">
-                          <a:schemeClr val="lt1"/>
-                        </a:fontRef>
-                      </wps:style>
-                      <wps:bodyPr rot="0" spcFirstLastPara="0" vertOverflow="overflow" horzOverflow="overflow" vert="horz" wrap="square" lIns="91440" tIns="45720" rIns="91440" bIns="45720" numCol="1" spcCol="0" rtlCol="0" fromWordArt="0" anchor="ctr" anchorCtr="0" forceAA="0" compatLnSpc="1">
-                        <a:prstTxWarp prst="textNoShape">
-                          <a:avLst/>
-                        </a:prstTxWarp>
-                        <a:noAutofit/>
-                      </wps:bodyPr>
-                    </wps:wsp>
-                  </a:graphicData>
-                </a:graphic>
-                <wp14:sizeRelH relativeFrom="margin">
-                  <wp14:pctWidth>0</wp14:pctWidth>
-                </wp14:sizeRelH>
-                <wp14:sizeRelV relativeFrom="margin">
-                  <wp14:pctHeight>0</wp14:pctHeight>
-                </wp14:sizeRelV>
-              </wp:anchor>
-            </w:drawing>
-          </mc:Choice>
-          <mc:Fallback>
-            <w:pict>
-              <v:oval w14:anchorId="390CE30A" id="Oval 36" o:spid="_x0000_s1026" style="position:absolute;margin-left:83.25pt;margin-top:10.15pt;width:3.55pt;height:3.55pt;z-index:251680768;visibility:visible;mso-wrap-style:square;mso-width-percent:0;mso-height-percent:0;mso-wrap-distance-left:9pt;mso-wrap-distance-top:0;mso-wrap-distance-right:9pt;mso-wrap-distance-bottom:0;mso-position-horizontal:absolute;mso-position-horizontal-relative:text;mso-position-vertical:absolute;mso-position-vertical-relative:text;mso-width-percent:0;mso-height-percent:0;mso-width-relative:margin;mso-height-relative:margin;v-text-anchor:middle" o:gfxdata="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" fillcolor="red" strokecolor="#e02828" strokeweight="1pt">
-                <v:stroke joinstyle="miter"/>
-              </v:oval>
-            </w:pict>
-          </mc:Fallback>
-        </mc:AlternateContent>
-      </w:r>
-      <w:r>
-        <w:rPr>
-          <w:rFonts w:ascii="TH SarabunPSK" w:hAnsi="TH SarabunPSK" w:cs="TH SarabunPSK"/>
-          <w:noProof/>
-          <w:sz w:val="32"/>
-          <w:szCs w:val="32"/>
-        </w:rPr>
-        <mc:AlternateContent>
-          <mc:Choice Requires="wps">
-            <w:drawing>
-              <wp:anchor distT="0" distB="0" distL="114300" distR="114300" simplePos="0" relativeHeight="251679744" behindDoc="0" locked="0" layoutInCell="1" allowOverlap="1" wp14:anchorId="36318BB8" wp14:editId="4BE831BB">
-                <wp:simplePos x="0" y="0"/>
-                <wp:positionH relativeFrom="column">
-                  <wp:posOffset>1080135</wp:posOffset>
-                </wp:positionH>
-                <wp:positionV relativeFrom="paragraph">
-                  <wp:posOffset>164109</wp:posOffset>
-                </wp:positionV>
-                <wp:extent cx="0" cy="513080"/>
-                <wp:effectExtent l="0" t="0" r="38100" b="20320"/>
-                <wp:wrapNone/>
-                <wp:docPr id="38" name="Straight Connector 38"/>
-                <wp:cNvGraphicFramePr/>
-                <a:graphic xmlns:a="http://schemas.openxmlformats.org/drawingml/2006/main">
-                  <a:graphicData uri="http://schemas.microsoft.com/office/word/2010/wordprocessingShape">
-                    <wps:wsp>
-                      <wps:cNvCnPr/>
-                      <wps:spPr>
-                        <a:xfrm flipV="1">
-                          <a:off x="0" y="0"/>
-                          <a:ext cx="0" cy="513080"/>
-                        </a:xfrm>
-                        <a:prstGeom prst="line">
-                          <a:avLst/>
-                        </a:prstGeom>
-                        <a:ln>
-                          <a:solidFill>
-                            <a:srgbClr val="FF0000"/>
-                          </a:solidFill>
-                        </a:ln>
-                      </wps:spPr>
-                      <wps:style>
-                        <a:lnRef idx="1">
-                          <a:schemeClr val="accent1"/>
-                        </a:lnRef>
-                        <a:fillRef idx="0">
-                          <a:schemeClr val="accent1"/>
-                        </a:fillRef>
-                        <a:effectRef idx="0">
-                          <a:schemeClr val="accent1"/>
-                        </a:effectRef>
-                        <a:fontRef idx="minor">
-                          <a:schemeClr val="tx1"/>
-                        </a:fontRef>
-                      </wps:style>
-                      <wps:bodyPr/>
-                    </wps:wsp>
-                  </a:graphicData>
-                </a:graphic>
-                <wp14:sizeRelH relativeFrom="margin">
-                  <wp14:pctWidth>0</wp14:pctWidth>
-                </wp14:sizeRelH>
-                <wp14:sizeRelV relativeFrom="margin">
-                  <wp14:pctHeight>0</wp14:pctHeight>
-                </wp14:sizeRelV>
-              </wp:anchor>
-            </w:drawing>
-          </mc:Choice>
-          <mc:Fallback>
-            <w:pict>
-              <v:line w14:anchorId="15A1CC16" id="Straight Connector 38" o:spid="_x0000_s1026" style="position:absolute;flip:y;z-index:251679744;visibility:visible;mso-wrap-style:square;mso-width-percent:0;mso-height-percent:0;mso-wrap-distance-left:9pt;mso-wrap-distance-top:0;mso-wrap-distance-right:9pt;mso-wrap-distance-bottom:0;mso-position-horizontal:absolute;mso-position-horizontal-relative:text;mso-position-vertical:absolute;mso-position-vertical-relative:text;mso-width-percent:0;mso-height-percent:0;mso-width-relative:margin;mso-height-relative:margin" from="85.05pt,12.9pt" to="85.05pt,53.3pt" o:gfxdata="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" strokecolor="red" strokeweight=".5pt">
-                <v:stroke joinstyle="miter"/>
-              </v:line>
-            </w:pict>
-          </mc:Fallback>
-        </mc:AlternateContent>
-      </w:r>
-    </w:p>
-    <w:p>
-      <w:pPr>
-        <w:rPr>
-          <w:rFonts w:ascii="TH SarabunPSK" w:hAnsi="TH SarabunPSK" w:cs="TH SarabunPSK"/>
-          <w:sz w:val="32"/>
-          <w:szCs w:val="32"/>
-        </w:rPr>
-      </w:pPr>
-      <w:r>
-        <w:rPr>
-          <w:rFonts w:ascii="TH SarabunPSK" w:hAnsi="TH SarabunPSK" w:cs="TH SarabunPSK"/>
-          <w:noProof/>
-          <w:sz w:val="32"/>
-          <w:szCs w:val="32"/>
-        </w:rPr>
-        <mc:AlternateContent>
-          <mc:Choice Requires="wps">
-            <w:drawing>
-              <wp:anchor distT="0" distB="0" distL="114300" distR="114300" simplePos="0" relativeHeight="251669504" behindDoc="0" locked="0" layoutInCell="1" allowOverlap="1" wp14:anchorId="7ED183EE" wp14:editId="61C48A7A">
-                <wp:simplePos x="0" y="0"/>
-                <wp:positionH relativeFrom="margin">
-                  <wp:posOffset>4231758</wp:posOffset>
-                </wp:positionH>
-                <wp:positionV relativeFrom="paragraph">
-                  <wp:posOffset>264116</wp:posOffset>
-                </wp:positionV>
-                <wp:extent cx="1679944" cy="3308660"/>
-                <wp:effectExtent l="0" t="0" r="15875" b="25400"/>
-                <wp:wrapNone/>
-                <wp:docPr id="29" name="Rectangle 29"/>
-                <wp:cNvGraphicFramePr/>
-                <a:graphic xmlns:a="http://schemas.openxmlformats.org/drawingml/2006/main">
-                  <a:graphicData uri="http://schemas.microsoft.com/office/word/2010/wordprocessingShape">
-                    <wps:wsp>
-                      <wps:cNvSpPr/>
-                      <wps:spPr>
-                        <a:xfrm>
-                          <a:off x="0" y="0"/>
-                          <a:ext cx="1679944" cy="3308660"/>
-                        </a:xfrm>
-                        <a:prstGeom prst="rect">
-                          <a:avLst/>
-                        </a:prstGeom>
-                        <a:noFill/>
-                        <a:ln>
-                          <a:solidFill>
-                            <a:schemeClr val="accent1"/>
-                          </a:solidFill>
-                        </a:ln>
-                      </wps:spPr>
-                      <wps:style>
-                        <a:lnRef idx="2">
-                          <a:schemeClr val="accent1">
-                            <a:shade val="50000"/>
-                          </a:schemeClr>
-                        </a:lnRef>
-                        <a:fillRef idx="1">
-                          <a:schemeClr val="accent1"/>
-                        </a:fillRef>
-                        <a:effectRef idx="0">
-                          <a:schemeClr val="accent1"/>
-                        </a:effectRef>
-                        <a:fontRef idx="minor">
-                          <a:schemeClr val="lt1"/>
-                        </a:fontRef>
-                      </wps:style>
-                      <wps:bodyPr rot="0" spcFirstLastPara="0" vertOverflow="overflow" horzOverflow="overflow" vert="horz" wrap="square" lIns="91440" tIns="45720" rIns="91440" bIns="45720" numCol="1" spcCol="0" rtlCol="0" fromWordArt="0" anchor="ctr" anchorCtr="0" forceAA="0" compatLnSpc="1">
-                        <a:prstTxWarp prst="textNoShape">
-                          <a:avLst/>
-                        </a:prstTxWarp>
-                        <a:noAutofit/>
-                      </wps:bodyPr>
-                    </wps:wsp>
-                  </a:graphicData>
-                </a:graphic>
-                <wp14:sizeRelH relativeFrom="margin">
-                  <wp14:pctWidth>0</wp14:pctWidth>
-                </wp14:sizeRelH>
-                <wp14:sizeRelV relativeFrom="margin">
-                  <wp14:pctHeight>0</wp14:pctHeight>
-                </wp14:sizeRelV>
-              </wp:anchor>
-            </w:drawing>
-          </mc:Choice>
-          <mc:Fallback>
-            <w:pict>
-              <v:rect w14:anchorId="451C1E84" id="Rectangle 29" o:spid="_x0000_s1026" style="position:absolute;margin-left:333.2pt;margin-top:20.8pt;width:132.3pt;height:260.5pt;z-index:251669504;visibility:visible;mso-wrap-style:square;mso-width-percent:0;mso-height-percent:0;mso-wrap-distance-left:9pt;mso-wrap-distance-top:0;mso-wrap-distance-right:9pt;mso-wrap-distance-bottom:0;mso-position-horizontal:absolute;mso-position-horizontal-relative:margin;mso-position-vertical:absolute;mso-position-vertical-relative:text;mso-width-percent:0;mso-height-percent:0;mso-width-relative:margin;mso-height-relative:margin;v-text-anchor:middle" o:gfxdata="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" filled="f" strokecolor="#5b9bd5 [3204]" strokeweight="1pt">
-                <w10:wrap anchorx="margin"/>
-              </v:rect>
-            </w:pict>
-          </mc:Fallback>
-        </mc:AlternateContent>
-      </w:r>
-      <w:r>
-        <w:rPr>
-          <w:rFonts w:ascii="TH SarabunPSK" w:hAnsi="TH SarabunPSK" w:cs="TH SarabunPSK"/>
-          <w:noProof/>
-          <w:sz w:val="32"/>
-          <w:szCs w:val="32"/>
-        </w:rPr>
-        <mc:AlternateContent>
-          <mc:Choice Requires="wps">
-            <w:drawing>
-              <wp:anchor distT="0" distB="0" distL="114300" distR="114300" simplePos="0" relativeHeight="251668480" behindDoc="0" locked="0" layoutInCell="1" allowOverlap="1" wp14:anchorId="2EEE4F0C" wp14:editId="652D0820">
-                <wp:simplePos x="0" y="0"/>
-                <wp:positionH relativeFrom="column">
-                  <wp:posOffset>2158410</wp:posOffset>
-                </wp:positionH>
-                <wp:positionV relativeFrom="paragraph">
-                  <wp:posOffset>285381</wp:posOffset>
-                </wp:positionV>
-                <wp:extent cx="1743740" cy="3287395"/>
-                <wp:effectExtent l="0" t="0" r="27940" b="27305"/>
-                <wp:wrapNone/>
-                <wp:docPr id="30" name="Rectangle 30"/>
-                <wp:cNvGraphicFramePr/>
-                <a:graphic xmlns:a="http://schemas.openxmlformats.org/drawingml/2006/main">
-                  <a:graphicData uri="http://schemas.microsoft.com/office/word/2010/wordprocessingShape">
-                    <wps:wsp>
-                      <wps:cNvSpPr/>
-                      <wps:spPr>
-                        <a:xfrm>
-                          <a:off x="0" y="0"/>
-                          <a:ext cx="1743740" cy="3287395"/>
-                        </a:xfrm>
-                        <a:prstGeom prst="rect">
-                          <a:avLst/>
-                        </a:prstGeom>
-                        <a:noFill/>
-                        <a:ln>
-                          <a:solidFill>
-                            <a:schemeClr val="accent2"/>
-                          </a:solidFill>
-                        </a:ln>
-                      </wps:spPr>
-                      <wps:style>
-                        <a:lnRef idx="2">
-                          <a:schemeClr val="accent1">
-                            <a:shade val="50000"/>
-                          </a:schemeClr>
-                        </a:lnRef>
-                        <a:fillRef idx="1">
-                          <a:schemeClr val="accent1"/>
-                        </a:fillRef>
-                        <a:effectRef idx="0">
-                          <a:schemeClr val="accent1"/>
-                        </a:effectRef>
-                        <a:fontRef idx="minor">
-                          <a:schemeClr val="lt1"/>
-                        </a:fontRef>
-                      </wps:style>
-                      <wps:bodyPr rot="0" spcFirstLastPara="0" vertOverflow="overflow" horzOverflow="overflow" vert="horz" wrap="square" lIns="91440" tIns="45720" rIns="91440" bIns="45720" numCol="1" spcCol="0" rtlCol="0" fromWordArt="0" anchor="ctr" anchorCtr="0" forceAA="0" compatLnSpc="1">
-                        <a:prstTxWarp prst="textNoShape">
-                          <a:avLst/>
-                        </a:prstTxWarp>
-                        <a:noAutofit/>
-                      </wps:bodyPr>
-                    </wps:wsp>
-                  </a:graphicData>
-                </a:graphic>
-                <wp14:sizeRelH relativeFrom="margin">
-                  <wp14:pctWidth>0</wp14:pctWidth>
-                </wp14:sizeRelH>
-                <wp14:sizeRelV relativeFrom="margin">
-                  <wp14:pctHeight>0</wp14:pctHeight>
-                </wp14:sizeRelV>
-              </wp:anchor>
-            </w:drawing>
-          </mc:Choice>
-          <mc:Fallback>
-            <w:pict>
-              <v:rect w14:anchorId="260EFC17" id="Rectangle 30" o:spid="_x0000_s1026" style="position:absolute;margin-left:169.95pt;margin-top:22.45pt;width:137.3pt;height:258.85pt;z-index:251668480;visibility:visible;mso-wrap-style:square;mso-width-percent:0;mso-height-percent:0;mso-wrap-distance-left:9pt;mso-wrap-distance-top:0;mso-wrap-distance-right:9pt;mso-wrap-distance-bottom:0;mso-position-horizontal:absolute;mso-position-horizontal-relative:text;mso-position-vertical:absolute;mso-position-vertical-relative:text;mso-width-percent:0;mso-height-percent:0;mso-width-relative:margin;mso-height-relative:margin;v-text-anchor:middle" o:gfxdata="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" filled="f" strokecolor="#ed7d31 [3205]" strokeweight="1pt"/>
-            </w:pict>
-          </mc:Fallback>
-        </mc:AlternateContent>
+        <w:drawing>
+          <wp:anchor distT="0" distB="0" distL="114300" distR="114300" simplePos="0" relativeHeight="251683840" behindDoc="0" locked="0" layoutInCell="1" allowOverlap="1" wp14:anchorId="5C886E4E" wp14:editId="0E61C7CB">
+            <wp:simplePos x="0" y="0"/>
+            <wp:positionH relativeFrom="margin">
+              <wp:align>center</wp:align>
+            </wp:positionH>
+            <wp:positionV relativeFrom="paragraph">
+              <wp:posOffset>509470</wp:posOffset>
+            </wp:positionV>
+            <wp:extent cx="7283515" cy="4713894"/>
+            <wp:effectExtent l="8572" t="0" r="2223" b="2222"/>
+            <wp:wrapNone/>
+            <wp:docPr id="4" name="Picture 4"/>
+            <wp:cNvGraphicFramePr>
+              <a:graphicFrameLocks xmlns:a="http://schemas.openxmlformats.org/drawingml/2006/main" noChangeAspect="1"/>
+            </wp:cNvGraphicFramePr>
+            <a:graphic xmlns:a="http://schemas.openxmlformats.org/drawingml/2006/main">
+              <a:graphicData uri="http://schemas.openxmlformats.org/drawingml/2006/picture">
+                <pic:pic xmlns:pic="http://schemas.openxmlformats.org/drawingml/2006/picture">
+                  <pic:nvPicPr>
+                    <pic:cNvPr id="0" name="Picture 6"/>
+                    <pic:cNvPicPr>
+                      <a:picLocks noChangeAspect="1" noChangeArrowheads="1"/>
+                    </pic:cNvPicPr>
+                  </pic:nvPicPr>
+                  <pic:blipFill>
+                    <a:blip r:embed="rId9">
+                      <a:extLst>
+                        <a:ext uri="{28A0092B-C50C-407E-A947-70E740481C1C}">
+                          <a14:useLocalDpi xmlns:a14="http://schemas.microsoft.com/office/drawing/2010/main" val="0"/>
+                        </a:ext>
+                      </a:extLst>
+                    </a:blip>
+                    <a:srcRect/>
+                    <a:stretch>
+                      <a:fillRect/>
+                    </a:stretch>
+                  </pic:blipFill>
+                  <pic:spPr bwMode="auto">
+                    <a:xfrm rot="16200000">
+                      <a:off x="0" y="0"/>
+                      <a:ext cx="7283515" cy="4713894"/>
+                    </a:xfrm>
+                    <a:prstGeom prst="rect">
+                      <a:avLst/>
+                    </a:prstGeom>
+                    <a:noFill/>
+                    <a:ln>
+                      <a:noFill/>
+                    </a:ln>
+                  </pic:spPr>
+                </pic:pic>
+              </a:graphicData>
+            </a:graphic>
+            <wp14:sizeRelH relativeFrom="page">
+              <wp14:pctWidth>0</wp14:pctWidth>
+            </wp14:sizeRelH>
+            <wp14:sizeRelV relativeFrom="page">
+              <wp14:pctHeight>0</wp14:pctHeight>
+            </wp14:sizeRelV>
+          </wp:anchor>
+        </w:drawing>
       </w:r>
       <w:r>
         <w:rPr>
           <w:rFonts w:ascii="TH SarabunPSK" w:hAnsi="TH SarabunPSK" w:cs="TH SarabunPSK" w:hint="cs"/>
-          <w:sz w:val="32"/>
-          <w:szCs w:val="32"/>
-          <w:cs/>
-        </w:rPr>
-        <w:t xml:space="preserve"> </w:t>
-      </w:r>
-    </w:p>
-    <w:p>
-      <w:pPr>
-        <w:rPr>
-          <w:rFonts w:ascii="TH SarabunPSK" w:hAnsi="TH SarabunPSK" w:cs="TH SarabunPSK"/>
-          <w:sz w:val="32"/>
-          <w:szCs w:val="32"/>
-        </w:rPr>
-      </w:pPr>
-    </w:p>
-    <w:p>
-      <w:pPr>
-        <w:rPr>
-          <w:rFonts w:ascii="TH SarabunPSK" w:hAnsi="TH SarabunPSK" w:cs="TH SarabunPSK"/>
-          <w:sz w:val="32"/>
-          <w:szCs w:val="32"/>
-        </w:rPr>
-      </w:pPr>
-      <w:r>
-        <w:rPr>
-          <w:rFonts w:ascii="TH SarabunPSK" w:hAnsi="TH SarabunPSK" w:cs="TH SarabunPSK"/>
-          <w:noProof/>
-          <w:sz w:val="32"/>
-          <w:szCs w:val="32"/>
-        </w:rPr>
-        <mc:AlternateContent>
-          <mc:Choice Requires="wps">
-            <w:drawing>
-              <wp:anchor distT="0" distB="0" distL="114300" distR="114300" simplePos="0" relativeHeight="251678720" behindDoc="0" locked="0" layoutInCell="1" allowOverlap="1" wp14:anchorId="4C5B21A7" wp14:editId="6C9DAFB4">
-                <wp:simplePos x="0" y="0"/>
-                <wp:positionH relativeFrom="column">
-                  <wp:posOffset>4368481</wp:posOffset>
-                </wp:positionH>
-                <wp:positionV relativeFrom="paragraph">
-                  <wp:posOffset>3006</wp:posOffset>
-                </wp:positionV>
-                <wp:extent cx="1405956" cy="2602472"/>
-                <wp:effectExtent l="0" t="0" r="22860" b="26670"/>
-                <wp:wrapNone/>
-                <wp:docPr id="41" name="Text Box 41"/>
-                <wp:cNvGraphicFramePr/>
-                <a:graphic xmlns:a="http://schemas.openxmlformats.org/drawingml/2006/main">
-                  <a:graphicData uri="http://schemas.microsoft.com/office/word/2010/wordprocessingShape">
-                    <wps:wsp>
-                      <wps:cNvSpPr txBox="1"/>
-                      <wps:spPr>
-                        <a:xfrm>
-                          <a:off x="0" y="0"/>
-                          <a:ext cx="1405956" cy="2602472"/>
-                        </a:xfrm>
-                        <a:prstGeom prst="rect">
-                          <a:avLst/>
-                        </a:prstGeom>
-                        <a:solidFill>
-                          <a:schemeClr val="lt1"/>
-                        </a:solidFill>
-                        <a:ln w="6350">
-                          <a:solidFill>
-                            <a:schemeClr val="bg1"/>
-                          </a:solidFill>
-                        </a:ln>
-                      </wps:spPr>
-                      <wps:txbx>
-                        <w:txbxContent>
-                          <w:p>
-                            <w:pPr>
-                              <w:jc w:val="center"/>
-                              <w:rPr>
-                                <w:rFonts w:ascii="TH SarabunPSK" w:hAnsi="TH SarabunPSK" w:cs="TH SarabunPSK"/>
-                                <w:b/>
-                                <w:bCs/>
-                                <w:color w:val="000000" w:themeColor="text1"/>
-                                <w:sz w:val="32"/>
-                                <w:szCs w:val="32"/>
-                              </w:rPr>
-                            </w:pPr>
-                            <w:r>
-                              <w:rPr>
-                                <w:rFonts w:ascii="TH SarabunPSK" w:hAnsi="TH SarabunPSK" w:cs="TH SarabunPSK"/>
-                                <w:b/>
-                                <w:bCs/>
-                                <w:sz w:val="32"/>
-                                <w:szCs w:val="32"/>
-                                <w:cs/>
-                              </w:rPr>
-                              <w:t>ประเมินความพึงพอใจของระบบ</w:t>
-                            </w:r>
-                          </w:p>
-                          <w:p>
-                            <w:pPr>
-                              <w:jc w:val="center"/>
-                              <w:rPr>
-                                <w:sz w:val="32"/>
-                                <w:szCs w:val="32"/>
-                              </w:rPr>
-                            </w:pPr>
-                            <w:r>
-                              <w:rPr>
-                                <w:rFonts w:ascii="TH SarabunPSK" w:hAnsi="TH SarabunPSK" w:cs="TH SarabunPSK"/>
-                                <w:sz w:val="32"/>
-                                <w:szCs w:val="32"/>
-                                <w:cs/>
-                              </w:rPr>
-                              <w:t>ระบบผู้ช่วยแบบตัวแทนเชิงปัญญาประดิษฐ์สำหรับองค์กร</w:t>
-                            </w:r>
-                          </w:p>
-                        </w:txbxContent>
-                      </wps:txbx>
-                      <wps:bodyPr rot="0" spcFirstLastPara="0" vertOverflow="overflow" horzOverflow="overflow" vert="vert270" wrap="square" lIns="91440" tIns="45720" rIns="91440" bIns="45720" numCol="1" spcCol="0" rtlCol="0" fromWordArt="0" anchor="ctr" anchorCtr="0" forceAA="0" compatLnSpc="1">
-                        <a:prstTxWarp prst="textNoShape">
-                          <a:avLst/>
-                        </a:prstTxWarp>
-                        <a:noAutofit/>
-                      </wps:bodyPr>
-                    </wps:wsp>
-                  </a:graphicData>
-                </a:graphic>
-                <wp14:sizeRelH relativeFrom="margin">
-                  <wp14:pctWidth>0</wp14:pctWidth>
-                </wp14:sizeRelH>
-                <wp14:sizeRelV relativeFrom="margin">
-                  <wp14:pctHeight>0</wp14:pctHeight>
-                </wp14:sizeRelV>
-              </wp:anchor>
-            </w:drawing>
-          </mc:Choice>
-          <mc:Fallback>
-            <w:pict>
-              <v:shape w14:anchorId="4C5B21A7" id="Text Box 41" o:spid="_x0000_s1031" type="#_x0000_t202" style="position:absolute;margin-left:343.95pt;margin-top:.25pt;width:110.7pt;height:204.9pt;z-index:251678720;visibility:visible;mso-wrap-style:square;mso-width-percent:0;mso-height-percent:0;mso-wrap-distance-left:9pt;mso-wrap-distance-top:0;mso-wrap-distance-right:9pt;mso-wrap-distance-bottom:0;mso-position-horizontal:absolute;mso-position-horizontal-relative:text;mso-position-vertical:absolute;mso-position-vertical-relative:text;mso-width-percent:0;mso-height-percent:0;mso-width-relative:margin;mso-height-relative:margin;v-text-anchor:middle" o:gfxdata="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" fillcolor="white [3201]" strokecolor="white [3212]" strokeweight=".5pt">
-                <v:textbox style="layout-flow:vertical;mso-layout-flow-alt:bottom-to-top">
-                  <w:txbxContent>
-                    <w:p>
-                      <w:pPr>
-                        <w:jc w:val="center"/>
-                        <w:rPr>
-                          <w:rFonts w:ascii="TH SarabunPSK" w:hAnsi="TH SarabunPSK" w:cs="TH SarabunPSK"/>
-                          <w:b/>
-                          <w:bCs/>
-                          <w:color w:val="000000" w:themeColor="text1"/>
-                          <w:sz w:val="32"/>
-                          <w:szCs w:val="32"/>
-                        </w:rPr>
-                      </w:pPr>
-                      <w:r>
-                        <w:rPr>
-                          <w:rFonts w:ascii="TH SarabunPSK" w:hAnsi="TH SarabunPSK" w:cs="TH SarabunPSK"/>
-                          <w:b/>
-                          <w:bCs/>
-                          <w:sz w:val="32"/>
-                          <w:szCs w:val="32"/>
-                          <w:cs/>
-                        </w:rPr>
-                        <w:t>ประเมินความพึงพอใจของระบบ</w:t>
-                      </w:r>
-                    </w:p>
-                    <w:p>
-                      <w:pPr>
-                        <w:jc w:val="center"/>
-                        <w:rPr>
-                          <w:sz w:val="32"/>
-                          <w:szCs w:val="32"/>
-                        </w:rPr>
-                      </w:pPr>
-                      <w:r>
-                        <w:rPr>
-                          <w:rFonts w:ascii="TH SarabunPSK" w:hAnsi="TH SarabunPSK" w:cs="TH SarabunPSK"/>
-                          <w:sz w:val="32"/>
-                          <w:szCs w:val="32"/>
-                          <w:cs/>
-                        </w:rPr>
-                        <w:t>ระบบผู้ช่วยแบบตัวแทนเชิงปัญญาประดิษฐ์สำหรับองค์กร</w:t>
-                      </w:r>
-                    </w:p>
-                  </w:txbxContent>
-                </v:textbox>
-              </v:shape>
-            </w:pict>
-          </mc:Fallback>
-        </mc:AlternateContent>
-      </w:r>
-      <w:r>
-        <w:rPr>
-          <w:rFonts w:ascii="TH SarabunPSK" w:hAnsi="TH SarabunPSK" w:cs="TH SarabunPSK"/>
-          <w:noProof/>
-          <w:sz w:val="32"/>
-          <w:szCs w:val="32"/>
-        </w:rPr>
-        <mc:AlternateContent>
-          <mc:Choice Requires="wps">
-            <w:drawing>
-              <wp:anchor distT="0" distB="0" distL="114300" distR="114300" simplePos="0" relativeHeight="251677696" behindDoc="0" locked="0" layoutInCell="1" allowOverlap="1" wp14:anchorId="12045C1B" wp14:editId="70EA3E37">
-                <wp:simplePos x="0" y="0"/>
-                <wp:positionH relativeFrom="column">
-                  <wp:posOffset>2196201</wp:posOffset>
-                </wp:positionH>
-                <wp:positionV relativeFrom="paragraph">
-                  <wp:posOffset>2129</wp:posOffset>
-                </wp:positionV>
-                <wp:extent cx="1666875" cy="2628900"/>
-                <wp:effectExtent l="0" t="0" r="28575" b="19050"/>
-                <wp:wrapNone/>
-                <wp:docPr id="3" name="Text Box 3"/>
-                <wp:cNvGraphicFramePr/>
-                <a:graphic xmlns:a="http://schemas.openxmlformats.org/drawingml/2006/main">
-                  <a:graphicData uri="http://schemas.microsoft.com/office/word/2010/wordprocessingShape">
-                    <wps:wsp>
-                      <wps:cNvSpPr txBox="1"/>
-                      <wps:spPr>
-                        <a:xfrm>
-                          <a:off x="0" y="0"/>
-                          <a:ext cx="1666875" cy="2628900"/>
-                        </a:xfrm>
-                        <a:prstGeom prst="rect">
-                          <a:avLst/>
-                        </a:prstGeom>
-                        <a:solidFill>
-                          <a:schemeClr val="lt1"/>
-                        </a:solidFill>
-                        <a:ln w="6350">
-                          <a:solidFill>
-                            <a:schemeClr val="bg1"/>
-                          </a:solidFill>
-                        </a:ln>
-                      </wps:spPr>
-                      <wps:txbx>
-                        <w:txbxContent>
-                          <w:p>
-                            <w:pPr>
-                              <w:jc w:val="center"/>
-                              <w:rPr>
-                                <w:rFonts w:ascii="TH SarabunPSK" w:hAnsi="TH SarabunPSK" w:cs="TH SarabunPSK"/>
-                                <w:b/>
-                                <w:bCs/>
-                                <w:sz w:val="32"/>
-                                <w:szCs w:val="32"/>
-                              </w:rPr>
-                            </w:pPr>
-                            <w:r>
-                              <w:rPr>
-                                <w:rFonts w:ascii="TH SarabunPSK" w:hAnsi="TH SarabunPSK" w:cs="TH SarabunPSK"/>
-                                <w:b/>
-                                <w:bCs/>
-                                <w:sz w:val="32"/>
-                                <w:szCs w:val="32"/>
-                                <w:cs/>
-                              </w:rPr>
-                              <w:t>ประสิทธิภาพของระบบ</w:t>
-                            </w:r>
-                          </w:p>
-                          <w:p>
-                            <w:pPr>
-                              <w:jc w:val="center"/>
-                              <w:rPr>
-                                <w:sz w:val="32"/>
-                                <w:szCs w:val="32"/>
-                              </w:rPr>
-                            </w:pPr>
-                            <w:r>
-                              <w:rPr>
-                                <w:rFonts w:ascii="TH SarabunPSK" w:hAnsi="TH SarabunPSK" w:cs="TH SarabunPSK"/>
-                                <w:sz w:val="32"/>
-                                <w:szCs w:val="32"/>
-                                <w:cs/>
-                              </w:rPr>
-                              <w:t>ระบบผู้ช่วยแบบตัวแทนเชิงปัญญาประดิษฐ์สำหรับองค์กร</w:t>
-                            </w:r>
-                          </w:p>
-                        </w:txbxContent>
-                      </wps:txbx>
-                      <wps:bodyPr rot="0" spcFirstLastPara="0" vertOverflow="overflow" horzOverflow="overflow" vert="vert270" wrap="square" lIns="91440" tIns="45720" rIns="91440" bIns="45720" numCol="1" spcCol="0" rtlCol="0" fromWordArt="0" anchor="ctr" anchorCtr="0" forceAA="0" compatLnSpc="1">
-                        <a:prstTxWarp prst="textNoShape">
-                          <a:avLst/>
-                        </a:prstTxWarp>
-                        <a:noAutofit/>
-                      </wps:bodyPr>
-                    </wps:wsp>
-                  </a:graphicData>
-                </a:graphic>
-                <wp14:sizeRelH relativeFrom="margin">
-                  <wp14:pctWidth>0</wp14:pctWidth>
-                </wp14:sizeRelH>
-                <wp14:sizeRelV relativeFrom="margin">
-                  <wp14:pctHeight>0</wp14:pctHeight>
-                </wp14:sizeRelV>
-              </wp:anchor>
-            </w:drawing>
-          </mc:Choice>
-          <mc:Fallback>
-            <w:pict>
-              <v:shape w14:anchorId="12045C1B" id="Text Box 3" o:spid="_x0000_s1032" type="#_x0000_t202" style="position:absolute;margin-left:172.95pt;margin-top:.15pt;width:131.25pt;height:207pt;z-index:251677696;visibility:visible;mso-wrap-style:square;mso-width-percent:0;mso-height-percent:0;mso-wrap-distance-left:9pt;mso-wrap-distance-top:0;mso-wrap-distance-right:9pt;mso-wrap-distance-bottom:0;mso-position-horizontal:absolute;mso-position-horizontal-relative:text;mso-position-vertical:absolute;mso-position-vertical-relative:text;mso-width-percent:0;mso-height-percent:0;mso-width-relative:margin;mso-height-relative:margin;v-text-anchor:middle" o:gfxdata="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" fillcolor="white [3201]" strokecolor="white [3212]" strokeweight=".5pt">
-                <v:textbox style="layout-flow:vertical;mso-layout-flow-alt:bottom-to-top">
-                  <w:txbxContent>
-                    <w:p>
-                      <w:pPr>
-                        <w:jc w:val="center"/>
-                        <w:rPr>
-                          <w:rFonts w:ascii="TH SarabunPSK" w:hAnsi="TH SarabunPSK" w:cs="TH SarabunPSK"/>
-                          <w:b/>
-                          <w:bCs/>
-                          <w:sz w:val="32"/>
-                          <w:szCs w:val="32"/>
-                        </w:rPr>
-                      </w:pPr>
-                      <w:r>
-                        <w:rPr>
-                          <w:rFonts w:ascii="TH SarabunPSK" w:hAnsi="TH SarabunPSK" w:cs="TH SarabunPSK"/>
-                          <w:b/>
-                          <w:bCs/>
-                          <w:sz w:val="32"/>
-                          <w:szCs w:val="32"/>
-                          <w:cs/>
-                        </w:rPr>
-                        <w:t>ประสิทธิภาพของระบบ</w:t>
-                      </w:r>
-                    </w:p>
-                    <w:p>
-                      <w:pPr>
-                        <w:jc w:val="center"/>
-                        <w:rPr>
-                          <w:sz w:val="32"/>
-                          <w:szCs w:val="32"/>
-                        </w:rPr>
-                      </w:pPr>
-                      <w:r>
-                        <w:rPr>
-                          <w:rFonts w:ascii="TH SarabunPSK" w:hAnsi="TH SarabunPSK" w:cs="TH SarabunPSK"/>
-                          <w:sz w:val="32"/>
-                          <w:szCs w:val="32"/>
-                          <w:cs/>
-                        </w:rPr>
-                        <w:t>ระบบผู้ช่วยแบบตัวแทนเชิงปัญญาประดิษฐ์สำหรับองค์กร</w:t>
-                      </w:r>
-                    </w:p>
-                  </w:txbxContent>
-                </v:textbox>
-              </v:shape>
-            </w:pict>
-          </mc:Fallback>
-        </mc:AlternateContent>
-      </w:r>
-      <w:r>
-        <w:rPr>
-          <w:rFonts w:ascii="TH SarabunPSK" w:hAnsi="TH SarabunPSK" w:cs="TH SarabunPSK"/>
-          <w:noProof/>
-          <w:sz w:val="32"/>
-          <w:szCs w:val="32"/>
-        </w:rPr>
-        <mc:AlternateContent>
-          <mc:Choice Requires="wps">
-            <w:drawing>
-              <wp:anchor distT="0" distB="0" distL="114300" distR="114300" simplePos="0" relativeHeight="251676672" behindDoc="0" locked="0" layoutInCell="1" allowOverlap="1" wp14:anchorId="7387D951" wp14:editId="2F2A287F">
-                <wp:simplePos x="0" y="0"/>
-                <wp:positionH relativeFrom="column">
-                  <wp:posOffset>237490</wp:posOffset>
-                </wp:positionH>
-                <wp:positionV relativeFrom="paragraph">
-                  <wp:posOffset>12065</wp:posOffset>
-                </wp:positionV>
-                <wp:extent cx="1666875" cy="2628900"/>
-                <wp:effectExtent l="0" t="0" r="28575" b="19050"/>
-                <wp:wrapNone/>
-                <wp:docPr id="2" name="Text Box 2"/>
-                <wp:cNvGraphicFramePr/>
-                <a:graphic xmlns:a="http://schemas.openxmlformats.org/drawingml/2006/main">
-                  <a:graphicData uri="http://schemas.microsoft.com/office/word/2010/wordprocessingShape">
-                    <wps:wsp>
-                      <wps:cNvSpPr txBox="1"/>
-                      <wps:spPr>
-                        <a:xfrm>
-                          <a:off x="0" y="0"/>
-                          <a:ext cx="1666875" cy="2628900"/>
-                        </a:xfrm>
-                        <a:prstGeom prst="rect">
-                          <a:avLst/>
-                        </a:prstGeom>
-                        <a:solidFill>
-                          <a:schemeClr val="lt1"/>
-                        </a:solidFill>
-                        <a:ln w="6350">
-                          <a:solidFill>
-                            <a:schemeClr val="bg1"/>
-                          </a:solidFill>
-                        </a:ln>
-                      </wps:spPr>
-                      <wps:txbx>
-                        <w:txbxContent>
-                          <w:p>
-                            <w:pPr>
-                              <w:jc w:val="center"/>
-                              <w:rPr>
-                                <w:rFonts w:ascii="TH SarabunPSK" w:hAnsi="TH SarabunPSK" w:cs="TH SarabunPSK"/>
-                                <w:b/>
-                                <w:bCs/>
-                                <w:color w:val="000000" w:themeColor="text1"/>
-                                <w:sz w:val="32"/>
-                                <w:szCs w:val="32"/>
-                              </w:rPr>
-                            </w:pPr>
-                            <w:r>
-                              <w:rPr>
-                                <w:rFonts w:ascii="TH SarabunPSK" w:hAnsi="TH SarabunPSK" w:cs="TH SarabunPSK"/>
-                                <w:b/>
-                                <w:bCs/>
-                                <w:sz w:val="32"/>
-                                <w:szCs w:val="32"/>
-                                <w:cs/>
-                              </w:rPr>
-                              <w:t>พัฒนาระบบ</w:t>
-                            </w:r>
-                          </w:p>
-                          <w:p>
-                            <w:pPr>
-                              <w:jc w:val="center"/>
-                              <w:rPr>
-                                <w:sz w:val="32"/>
-                                <w:szCs w:val="32"/>
-                              </w:rPr>
-                            </w:pPr>
-                            <w:r>
-                              <w:rPr>
-                                <w:rFonts w:ascii="TH SarabunPSK" w:hAnsi="TH SarabunPSK" w:cs="TH SarabunPSK"/>
-                                <w:sz w:val="32"/>
-                                <w:szCs w:val="32"/>
-                                <w:cs/>
-                              </w:rPr>
-                              <w:t>ระบบผู้ช่วยแบบตัวแทนเชิงปัญญาประดิษฐ์สำหรับองค์กร</w:t>
-                            </w:r>
-                          </w:p>
-                          <w:p>
-                            <w:pPr>
-                              <w:jc w:val="center"/>
-                              <w:rPr>
-                                <w:sz w:val="32"/>
-                                <w:szCs w:val="32"/>
-                              </w:rPr>
-                            </w:pPr>
-                          </w:p>
-                        </w:txbxContent>
-                      </wps:txbx>
-                      <wps:bodyPr rot="0" spcFirstLastPara="0" vertOverflow="overflow" horzOverflow="overflow" vert="vert270" wrap="square" lIns="91440" tIns="45720" rIns="91440" bIns="45720" numCol="1" spcCol="0" rtlCol="0" fromWordArt="0" anchor="ctr" anchorCtr="0" forceAA="0" compatLnSpc="1">
-                        <a:prstTxWarp prst="textNoShape">
-                          <a:avLst/>
-                        </a:prstTxWarp>
-                        <a:noAutofit/>
-                      </wps:bodyPr>
-                    </wps:wsp>
-                  </a:graphicData>
-                </a:graphic>
-                <wp14:sizeRelH relativeFrom="margin">
-                  <wp14:pctWidth>0</wp14:pctWidth>
-                </wp14:sizeRelH>
-                <wp14:sizeRelV relativeFrom="margin">
-                  <wp14:pctHeight>0</wp14:pctHeight>
-                </wp14:sizeRelV>
-              </wp:anchor>
-            </w:drawing>
-          </mc:Choice>
-          <mc:Fallback>
-            <w:pict>
-              <v:shape w14:anchorId="7387D951" id="Text Box 2" o:spid="_x0000_s1033" type="#_x0000_t202" style="position:absolute;margin-left:18.7pt;margin-top:.95pt;width:131.25pt;height:207pt;z-index:251676672;visibility:visible;mso-wrap-style:square;mso-width-percent:0;mso-height-percent:0;mso-wrap-distance-left:9pt;mso-wrap-distance-top:0;mso-wrap-distance-right:9pt;mso-wrap-distance-bottom:0;mso-position-horizontal:absolute;mso-position-horizontal-relative:text;mso-position-vertical:absolute;mso-position-vertical-relative:text;mso-width-percent:0;mso-height-percent:0;mso-width-relative:margin;mso-height-relative:margin;v-text-anchor:middle" o:gfxdata="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" fillcolor="white [3201]" strokecolor="white [3212]" strokeweight=".5pt">
-                <v:textbox style="layout-flow:vertical;mso-layout-flow-alt:bottom-to-top">
-                  <w:txbxContent>
-                    <w:p>
-                      <w:pPr>
-                        <w:jc w:val="center"/>
-                        <w:rPr>
-                          <w:rFonts w:ascii="TH SarabunPSK" w:hAnsi="TH SarabunPSK" w:cs="TH SarabunPSK"/>
-                          <w:b/>
-                          <w:bCs/>
-                          <w:color w:val="000000" w:themeColor="text1"/>
-                          <w:sz w:val="32"/>
-                          <w:szCs w:val="32"/>
-                        </w:rPr>
-                      </w:pPr>
-                      <w:r>
-                        <w:rPr>
-                          <w:rFonts w:ascii="TH SarabunPSK" w:hAnsi="TH SarabunPSK" w:cs="TH SarabunPSK"/>
-                          <w:b/>
-                          <w:bCs/>
-                          <w:sz w:val="32"/>
-                          <w:szCs w:val="32"/>
-                          <w:cs/>
-                        </w:rPr>
-                        <w:t>พัฒนาระบบ</w:t>
-                      </w:r>
-                    </w:p>
-                    <w:p>
-                      <w:pPr>
-                        <w:jc w:val="center"/>
-                        <w:rPr>
-                          <w:sz w:val="32"/>
-                          <w:szCs w:val="32"/>
-                        </w:rPr>
-                      </w:pPr>
-                      <w:r>
-                        <w:rPr>
-                          <w:rFonts w:ascii="TH SarabunPSK" w:hAnsi="TH SarabunPSK" w:cs="TH SarabunPSK"/>
-                          <w:sz w:val="32"/>
-                          <w:szCs w:val="32"/>
-                          <w:cs/>
-                        </w:rPr>
-                        <w:t>ระบบผู้ช่วยแบบตัวแทนเชิงปัญญาประดิษฐ์สำหรับองค์กร</w:t>
-                      </w:r>
-                    </w:p>
-                    <w:p>
-                      <w:pPr>
-                        <w:jc w:val="center"/>
-                        <w:rPr>
-                          <w:sz w:val="32"/>
-                          <w:szCs w:val="32"/>
-                        </w:rPr>
-                      </w:pPr>
-                    </w:p>
-                  </w:txbxContent>
-                </v:textbox>
-              </v:shape>
-            </w:pict>
-          </mc:Fallback>
-        </mc:AlternateContent>
-      </w:r>
-    </w:p>
-    <w:p>
-      <w:pPr>
-        <w:rPr>
-          <w:rFonts w:ascii="TH SarabunPSK" w:hAnsi="TH SarabunPSK" w:cs="TH SarabunPSK"/>
-          <w:sz w:val="32"/>
-          <w:szCs w:val="32"/>
-        </w:rPr>
-      </w:pPr>
-    </w:p>
-    <w:p>
-      <w:pPr>
-        <w:rPr>
-          <w:rFonts w:ascii="TH SarabunPSK" w:hAnsi="TH SarabunPSK" w:cs="TH SarabunPSK"/>
-          <w:sz w:val="32"/>
-          <w:szCs w:val="32"/>
-        </w:rPr>
-      </w:pPr>
-    </w:p>
-    <w:p>
-      <w:pPr>
-        <w:rPr>
-          <w:rFonts w:ascii="TH SarabunPSK" w:hAnsi="TH SarabunPSK" w:cs="TH SarabunPSK"/>
-          <w:sz w:val="32"/>
-          <w:szCs w:val="32"/>
-        </w:rPr>
-      </w:pPr>
-    </w:p>
-    <w:p>
-      <w:pPr>
-        <w:rPr>
-          <w:rFonts w:ascii="TH SarabunPSK" w:hAnsi="TH SarabunPSK" w:cs="TH SarabunPSK"/>
-          <w:sz w:val="32"/>
-          <w:szCs w:val="32"/>
-        </w:rPr>
-      </w:pPr>
-    </w:p>
-    <w:p>
-      <w:pPr>
-        <w:rPr>
-          <w:rFonts w:ascii="TH SarabunPSK" w:hAnsi="TH SarabunPSK" w:cs="TH SarabunPSK"/>
-          <w:sz w:val="32"/>
-          <w:szCs w:val="32"/>
-        </w:rPr>
-      </w:pPr>
-    </w:p>
-    <w:p>
-      <w:pPr>
-        <w:rPr>
-          <w:rFonts w:ascii="TH SarabunPSK" w:hAnsi="TH SarabunPSK" w:cs="TH SarabunPSK"/>
-          <w:sz w:val="32"/>
-          <w:szCs w:val="32"/>
+          <w:b/>
+          <w:bCs/>
+          <w:color w:val="FFFFFF" w:themeColor="background1"/>
+          <w:sz w:val="32"/>
+          <w:szCs w:val="32"/>
+          <w:cs/>
+        </w:rPr>
+        <w:t>ระยะที่</w:t>
+      </w:r>
+    </w:p>
+    <w:p>
+      <w:pPr>
+        <w:rPr>
+          <w:rFonts w:ascii="TH SarabunPSK" w:hAnsi="TH SarabunPSK" w:cs="TH SarabunPSK"/>
+          <w:sz w:val="32"/>
+          <w:szCs w:val="32"/>
+        </w:rPr>
+      </w:pPr>
+    </w:p>
+    <w:p>
+      <w:pPr>
+        <w:rPr>
+          <w:rFonts w:ascii="TH SarabunPSK" w:hAnsi="TH SarabunPSK" w:cs="TH SarabunPSK"/>
+          <w:sz w:val="32"/>
+          <w:szCs w:val="32"/>
+        </w:rPr>
+      </w:pPr>
+    </w:p>
+    <w:p>
+      <w:pPr>
+        <w:rPr>
+          <w:rFonts w:ascii="TH SarabunPSK" w:hAnsi="TH SarabunPSK" w:cs="TH SarabunPSK"/>
+          <w:sz w:val="32"/>
+          <w:szCs w:val="32"/>
+        </w:rPr>
+      </w:pPr>
+    </w:p>
+    <w:p>
+      <w:pPr>
+        <w:rPr>
+          <w:rFonts w:ascii="TH SarabunPSK" w:hAnsi="TH SarabunPSK" w:cs="TH SarabunPSK"/>
+          <w:sz w:val="32"/>
+          <w:szCs w:val="32"/>
+        </w:rPr>
+      </w:pPr>
+    </w:p>
+    <w:p>
+      <w:pPr>
+        <w:rPr>
+          <w:rFonts w:ascii="TH SarabunPSK" w:hAnsi="TH SarabunPSK" w:cs="TH SarabunPSK"/>
+          <w:sz w:val="32"/>
+          <w:szCs w:val="32"/>
+        </w:rPr>
+      </w:pPr>
+    </w:p>
+    <w:p>
+      <w:pPr>
+        <w:rPr>
+          <w:rFonts w:ascii="TH SarabunPSK" w:hAnsi="TH SarabunPSK" w:cs="TH SarabunPSK"/>
+          <w:sz w:val="32"/>
+          <w:szCs w:val="32"/>
+        </w:rPr>
+      </w:pPr>
+    </w:p>
+    <w:p>
+      <w:pPr>
+        <w:rPr>
+          <w:rFonts w:ascii="TH SarabunPSK" w:hAnsi="TH SarabunPSK" w:cs="TH SarabunPSK"/>
+          <w:sz w:val="32"/>
+          <w:szCs w:val="32"/>
+        </w:rPr>
+      </w:pPr>
+    </w:p>
+    <w:p>
+      <w:pPr>
+        <w:rPr>
+          <w:rFonts w:ascii="TH SarabunPSK" w:hAnsi="TH SarabunPSK" w:cs="TH SarabunPSK"/>
+          <w:sz w:val="32"/>
+          <w:szCs w:val="32"/>
+        </w:rPr>
+      </w:pPr>
+    </w:p>
+    <w:p>
+      <w:pPr>
+        <w:rPr>
+          <w:rFonts w:ascii="TH SarabunPSK" w:hAnsi="TH SarabunPSK" w:cs="TH SarabunPSK"/>
+          <w:sz w:val="32"/>
+          <w:szCs w:val="32"/>
+        </w:rPr>
+      </w:pPr>
+    </w:p>
+    <w:p>
+      <w:pPr>
+        <w:rPr>
+          <w:rFonts w:ascii="TH SarabunPSK" w:hAnsi="TH SarabunPSK" w:cs="TH SarabunPSK"/>
+          <w:sz w:val="32"/>
+          <w:szCs w:val="32"/>
+        </w:rPr>
+      </w:pPr>
+    </w:p>
+    <w:p>
+      <w:pPr>
+        <w:rPr>
+          <w:rFonts w:ascii="TH SarabunPSK" w:hAnsi="TH SarabunPSK" w:cs="TH SarabunPSK"/>
+          <w:sz w:val="32"/>
+          <w:szCs w:val="32"/>
+        </w:rPr>
+      </w:pPr>
+    </w:p>
+    <w:p>
+      <w:pPr>
+        <w:rPr>
+          <w:rFonts w:ascii="TH SarabunPSK" w:hAnsi="TH SarabunPSK" w:cs="TH SarabunPSK"/>
+          <w:sz w:val="32"/>
+          <w:szCs w:val="32"/>
+        </w:rPr>
+      </w:pPr>
+    </w:p>
+    <w:p>
+      <w:pPr>
+        <w:rPr>
+          <w:rFonts w:ascii="TH SarabunPSK" w:hAnsi="TH SarabunPSK" w:cs="TH SarabunPSK"/>
+          <w:sz w:val="32"/>
+          <w:szCs w:val="32"/>
+        </w:rPr>
+      </w:pPr>
+    </w:p>
+    <w:p>
+      <w:pPr>
+        <w:rPr>
+          <w:rFonts w:ascii="TH SarabunPSK" w:hAnsi="TH SarabunPSK" w:cs="TH SarabunPSK"/>
+          <w:sz w:val="32"/>
+          <w:szCs w:val="32"/>
+        </w:rPr>
+      </w:pPr>
+    </w:p>
+    <w:p>
+      <w:pPr>
+        <w:rPr>
+          <w:rFonts w:ascii="TH SarabunPSK" w:hAnsi="TH SarabunPSK" w:cs="TH SarabunPSK"/>
+          <w:sz w:val="32"/>
+          <w:szCs w:val="32"/>
+        </w:rPr>
+      </w:pPr>
+    </w:p>
+    <w:p>
+      <w:pPr>
+        <w:rPr>
+          <w:rFonts w:ascii="TH SarabunPSK" w:hAnsi="TH SarabunPSK" w:cs="TH SarabunPSK"/>
+          <w:sz w:val="32"/>
+          <w:szCs w:val="32"/>
+        </w:rPr>
+      </w:pPr>
+    </w:p>
+    <w:p>
+      <w:pPr>
+        <w:rPr>
+          <w:rFonts w:ascii="TH SarabunPSK" w:hAnsi="TH SarabunPSK" w:cs="TH SarabunPSK"/>
+          <w:sz w:val="32"/>
+          <w:szCs w:val="32"/>
+        </w:rPr>
+      </w:pPr>
+    </w:p>
+    <w:p>
+      <w:pPr>
+        <w:rPr>
+          <w:rFonts w:ascii="TH SarabunPSK" w:hAnsi="TH SarabunPSK" w:cs="TH SarabunPSK" w:hint="cs"/>
+          <w:sz w:val="32"/>
+          <w:szCs w:val="32"/>
+          <w:cs/>
         </w:rPr>
       </w:pPr>
     </w:p>
@@ -3556,427 +1390,12 @@
         <w:jc w:val="thaiDistribute"/>
         <w:rPr>
           <w:rFonts w:ascii="TH SarabunPSK" w:hAnsi="TH SarabunPSK" w:cs="TH SarabunPSK"/>
-          <w:sz w:val="32"/>
-          <w:szCs w:val="32"/>
-        </w:rPr>
-      </w:pPr>
-      <w:r>
-        <w:rPr>
-          <w:rFonts w:ascii="TH SarabunPSK" w:hAnsi="TH SarabunPSK" w:cs="TH SarabunPSK"/>
-          <w:noProof/>
-          <w:color w:val="F37915"/>
-          <w:sz w:val="32"/>
-          <w:szCs w:val="32"/>
-        </w:rPr>
-        <mc:AlternateContent>
-          <mc:Choice Requires="wps">
-            <w:drawing>
-              <wp:anchor distT="0" distB="0" distL="114300" distR="114300" simplePos="0" relativeHeight="251674624" behindDoc="0" locked="0" layoutInCell="1" allowOverlap="1" wp14:anchorId="51FD6890" wp14:editId="3226BCBA">
-                <wp:simplePos x="0" y="0"/>
-                <wp:positionH relativeFrom="column">
-                  <wp:posOffset>5076663</wp:posOffset>
-                </wp:positionH>
-                <wp:positionV relativeFrom="paragraph">
-                  <wp:posOffset>97155</wp:posOffset>
-                </wp:positionV>
-                <wp:extent cx="2540" cy="424180"/>
-                <wp:effectExtent l="0" t="0" r="35560" b="13970"/>
-                <wp:wrapNone/>
-                <wp:docPr id="24" name="Straight Connector 24"/>
-                <wp:cNvGraphicFramePr/>
-                <a:graphic xmlns:a="http://schemas.openxmlformats.org/drawingml/2006/main">
-                  <a:graphicData uri="http://schemas.microsoft.com/office/word/2010/wordprocessingShape">
-                    <wps:wsp>
-                      <wps:cNvCnPr/>
-                      <wps:spPr>
-                        <a:xfrm flipV="1">
-                          <a:off x="0" y="0"/>
-                          <a:ext cx="2540" cy="424180"/>
-                        </a:xfrm>
-                        <a:prstGeom prst="line">
-                          <a:avLst/>
-                        </a:prstGeom>
-                        <a:ln>
-                          <a:solidFill>
-                            <a:schemeClr val="accent1"/>
-                          </a:solidFill>
-                        </a:ln>
-                      </wps:spPr>
-                      <wps:style>
-                        <a:lnRef idx="1">
-                          <a:schemeClr val="accent1"/>
-                        </a:lnRef>
-                        <a:fillRef idx="0">
-                          <a:schemeClr val="accent1"/>
-                        </a:fillRef>
-                        <a:effectRef idx="0">
-                          <a:schemeClr val="accent1"/>
-                        </a:effectRef>
-                        <a:fontRef idx="minor">
-                          <a:schemeClr val="tx1"/>
-                        </a:fontRef>
-                      </wps:style>
-                      <wps:bodyPr/>
-                    </wps:wsp>
-                  </a:graphicData>
-                </a:graphic>
-                <wp14:sizeRelH relativeFrom="margin">
-                  <wp14:pctWidth>0</wp14:pctWidth>
-                </wp14:sizeRelH>
-                <wp14:sizeRelV relativeFrom="margin">
-                  <wp14:pctHeight>0</wp14:pctHeight>
-                </wp14:sizeRelV>
-              </wp:anchor>
-            </w:drawing>
-          </mc:Choice>
-          <mc:Fallback>
-            <w:pict>
-              <v:line w14:anchorId="40DAD0A2" id="Straight Connector 24" o:spid="_x0000_s1026" style="position:absolute;flip:y;z-index:251674624;visibility:visible;mso-wrap-style:square;mso-width-percent:0;mso-height-percent:0;mso-wrap-distance-left:9pt;mso-wrap-distance-top:0;mso-wrap-distance-right:9pt;mso-wrap-distance-bottom:0;mso-position-horizontal:absolute;mso-position-horizontal-relative:text;mso-position-vertical:absolute;mso-position-vertical-relative:text;mso-width-percent:0;mso-height-percent:0;mso-width-relative:margin;mso-height-relative:margin" from="399.75pt,7.65pt" to="399.95pt,41.05pt" o:gfxdata="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" strokecolor="#5b9bd5 [3204]" strokeweight=".5pt">
-                <v:stroke joinstyle="miter"/>
-              </v:line>
-            </w:pict>
-          </mc:Fallback>
-        </mc:AlternateContent>
-      </w:r>
-      <w:r>
-        <w:rPr>
-          <w:rFonts w:ascii="TH SarabunPSK" w:hAnsi="TH SarabunPSK" w:cs="TH SarabunPSK"/>
-          <w:noProof/>
-          <w:sz w:val="32"/>
-          <w:szCs w:val="32"/>
-        </w:rPr>
-        <mc:AlternateContent>
-          <mc:Choice Requires="wps">
-            <w:drawing>
-              <wp:anchor distT="0" distB="0" distL="114300" distR="114300" simplePos="0" relativeHeight="251675648" behindDoc="0" locked="0" layoutInCell="1" allowOverlap="1" wp14:anchorId="211A42AB" wp14:editId="220E1B1F">
-                <wp:simplePos x="0" y="0"/>
-                <wp:positionH relativeFrom="column">
-                  <wp:posOffset>5052533</wp:posOffset>
-                </wp:positionH>
-                <wp:positionV relativeFrom="paragraph">
-                  <wp:posOffset>44450</wp:posOffset>
-                </wp:positionV>
-                <wp:extent cx="45085" cy="45085"/>
-                <wp:effectExtent l="0" t="0" r="12065" b="12065"/>
-                <wp:wrapNone/>
-                <wp:docPr id="26" name="Oval 26"/>
-                <wp:cNvGraphicFramePr/>
-                <a:graphic xmlns:a="http://schemas.openxmlformats.org/drawingml/2006/main">
-                  <a:graphicData uri="http://schemas.microsoft.com/office/word/2010/wordprocessingShape">
-                    <wps:wsp>
-                      <wps:cNvSpPr/>
-                      <wps:spPr>
-                        <a:xfrm>
-                          <a:off x="0" y="0"/>
-                          <a:ext cx="45085" cy="45085"/>
-                        </a:xfrm>
-                        <a:prstGeom prst="ellipse">
-                          <a:avLst/>
-                        </a:prstGeom>
-                        <a:solidFill>
-                          <a:schemeClr val="accent1"/>
-                        </a:solidFill>
-                        <a:ln>
-                          <a:solidFill>
-                            <a:schemeClr val="accent1"/>
-                          </a:solidFill>
-                        </a:ln>
-                      </wps:spPr>
-                      <wps:style>
-                        <a:lnRef idx="2">
-                          <a:schemeClr val="accent1">
-                            <a:shade val="50000"/>
-                          </a:schemeClr>
-                        </a:lnRef>
-                        <a:fillRef idx="1">
-                          <a:schemeClr val="accent1"/>
-                        </a:fillRef>
-                        <a:effectRef idx="0">
-                          <a:schemeClr val="accent1"/>
-                        </a:effectRef>
-                        <a:fontRef idx="minor">
-                          <a:schemeClr val="lt1"/>
-                        </a:fontRef>
-                      </wps:style>
-                      <wps:bodyPr rot="0" spcFirstLastPara="0" vertOverflow="overflow" horzOverflow="overflow" vert="horz" wrap="square" lIns="91440" tIns="45720" rIns="91440" bIns="45720" numCol="1" spcCol="0" rtlCol="0" fromWordArt="0" anchor="ctr" anchorCtr="0" forceAA="0" compatLnSpc="1">
-                        <a:prstTxWarp prst="textNoShape">
-                          <a:avLst/>
-                        </a:prstTxWarp>
-                        <a:noAutofit/>
-                      </wps:bodyPr>
-                    </wps:wsp>
-                  </a:graphicData>
-                </a:graphic>
-                <wp14:sizeRelH relativeFrom="margin">
-                  <wp14:pctWidth>0</wp14:pctWidth>
-                </wp14:sizeRelH>
-                <wp14:sizeRelV relativeFrom="margin">
-                  <wp14:pctHeight>0</wp14:pctHeight>
-                </wp14:sizeRelV>
-              </wp:anchor>
-            </w:drawing>
-          </mc:Choice>
-          <mc:Fallback>
-            <w:pict>
-              <v:oval w14:anchorId="7A695676" id="Oval 26" o:spid="_x0000_s1026" style="position:absolute;margin-left:397.85pt;margin-top:3.5pt;width:3.55pt;height:3.55pt;z-index:251675648;visibility:visible;mso-wrap-style:square;mso-width-percent:0;mso-height-percent:0;mso-wrap-distance-left:9pt;mso-wrap-distance-top:0;mso-wrap-distance-right:9pt;mso-wrap-distance-bottom:0;mso-position-horizontal:absolute;mso-position-horizontal-relative:text;mso-position-vertical:absolute;mso-position-vertical-relative:text;mso-width-percent:0;mso-height-percent:0;mso-width-relative:margin;mso-height-relative:margin;v-text-anchor:middle" o:gfxdata="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" fillcolor="#5b9bd5 [3204]" strokecolor="#5b9bd5 [3204]" strokeweight="1pt">
-                <v:stroke joinstyle="miter"/>
-              </v:oval>
-            </w:pict>
-          </mc:Fallback>
-        </mc:AlternateContent>
-      </w:r>
-    </w:p>
-    <w:p>
-      <w:pPr>
-        <w:rPr>
-          <w:rFonts w:ascii="TH SarabunPSK" w:hAnsi="TH SarabunPSK" w:cs="TH SarabunPSK"/>
           <w:b/>
           <w:bCs/>
           <w:sz w:val="32"/>
           <w:szCs w:val="32"/>
-          <w:cs/>
-        </w:rPr>
-      </w:pPr>
-      <w:r>
-        <w:rPr>
-          <w:rFonts w:ascii="TH SarabunPSK" w:hAnsi="TH SarabunPSK" w:cs="TH SarabunPSK"/>
-          <w:noProof/>
-          <w:sz w:val="32"/>
-          <w:szCs w:val="32"/>
-        </w:rPr>
-        <mc:AlternateContent>
-          <mc:Choice Requires="wps">
-            <w:drawing>
-              <wp:anchor distT="0" distB="0" distL="114300" distR="114300" simplePos="0" relativeHeight="251666432" behindDoc="0" locked="0" layoutInCell="1" allowOverlap="1" wp14:anchorId="77F58D89" wp14:editId="74A396AD">
-                <wp:simplePos x="0" y="0"/>
-                <wp:positionH relativeFrom="margin">
-                  <wp:posOffset>4318473</wp:posOffset>
-                </wp:positionH>
-                <wp:positionV relativeFrom="paragraph">
-                  <wp:posOffset>255270</wp:posOffset>
-                </wp:positionV>
-                <wp:extent cx="1496060" cy="2612390"/>
-                <wp:effectExtent l="0" t="0" r="27940" b="16510"/>
-                <wp:wrapNone/>
-                <wp:docPr id="27" name="Rectangle 27"/>
-                <wp:cNvGraphicFramePr/>
-                <a:graphic xmlns:a="http://schemas.openxmlformats.org/drawingml/2006/main">
-                  <a:graphicData uri="http://schemas.microsoft.com/office/word/2010/wordprocessingShape">
-                    <wps:wsp>
-                      <wps:cNvSpPr/>
-                      <wps:spPr>
-                        <a:xfrm>
-                          <a:off x="0" y="0"/>
-                          <a:ext cx="1496060" cy="2612390"/>
-                        </a:xfrm>
-                        <a:prstGeom prst="rect">
-                          <a:avLst/>
-                        </a:prstGeom>
-                        <a:noFill/>
-                        <a:ln>
-                          <a:solidFill>
-                            <a:schemeClr val="accent1"/>
-                          </a:solidFill>
-                        </a:ln>
-                      </wps:spPr>
-                      <wps:style>
-                        <a:lnRef idx="2">
-                          <a:schemeClr val="accent1">
-                            <a:shade val="50000"/>
-                          </a:schemeClr>
-                        </a:lnRef>
-                        <a:fillRef idx="1">
-                          <a:schemeClr val="accent1"/>
-                        </a:fillRef>
-                        <a:effectRef idx="0">
-                          <a:schemeClr val="accent1"/>
-                        </a:effectRef>
-                        <a:fontRef idx="minor">
-                          <a:schemeClr val="lt1"/>
-                        </a:fontRef>
-                      </wps:style>
-                      <wps:txbx>
-                        <w:txbxContent>
-                          <w:p>
-                            <w:pPr>
-                              <w:jc w:val="center"/>
-                              <w:rPr>
-                                <w:rFonts w:ascii="TH SarabunPSK" w:hAnsi="TH SarabunPSK" w:cs="TH SarabunPSK"/>
-                                <w:color w:val="000000" w:themeColor="text1"/>
-                                <w:sz w:val="32"/>
-                                <w:szCs w:val="32"/>
-                              </w:rPr>
-                            </w:pPr>
-                            <w:r>
-                              <w:rPr>
-                                <w:rFonts w:ascii="TH SarabunPSK" w:hAnsi="TH SarabunPSK" w:cs="TH SarabunPSK"/>
-                                <w:color w:val="000000" w:themeColor="text1"/>
-                                <w:sz w:val="32"/>
-                                <w:szCs w:val="32"/>
-                                <w:cs/>
-                              </w:rPr>
-                              <w:t>กลุ่มตัวอย่างประเมินความพึงพอใจ</w:t>
-                            </w:r>
-                          </w:p>
-                          <w:p>
-                            <w:pPr>
-                              <w:jc w:val="center"/>
-                              <w:rPr>
-                                <w:rFonts w:ascii="TH SarabunPSK" w:hAnsi="TH SarabunPSK" w:cs="TH SarabunPSK"/>
-                                <w:color w:val="000000" w:themeColor="text1"/>
-                                <w:sz w:val="32"/>
-                                <w:szCs w:val="32"/>
-                                <w:cs/>
-                              </w:rPr>
-                            </w:pPr>
-                            <w:r>
-                              <w:rPr>
-                                <w:rFonts w:ascii="TH SarabunPSK" w:hAnsi="TH SarabunPSK" w:cs="TH SarabunPSK"/>
-                                <w:color w:val="000000" w:themeColor="text1"/>
-                                <w:sz w:val="32"/>
-                                <w:szCs w:val="32"/>
-                                <w:cs/>
-                              </w:rPr>
-                              <w:t>หลังใช้งานระบบ จำนวน</w:t>
-                            </w:r>
-                            <w:r>
-                              <w:rPr>
-                                <w:rFonts w:ascii="TH SarabunPSK" w:hAnsi="TH SarabunPSK" w:cs="TH SarabunPSK"/>
-                                <w:color w:val="000000" w:themeColor="text1"/>
-                                <w:sz w:val="32"/>
-                                <w:szCs w:val="32"/>
-                              </w:rPr>
-                              <w:t xml:space="preserve"> </w:t>
-                            </w:r>
-                            <w:r>
-                              <w:rPr>
-                                <w:rFonts w:ascii="TH SarabunPSK" w:hAnsi="TH SarabunPSK" w:cs="TH SarabunPSK"/>
-                                <w:color w:val="000000" w:themeColor="text1"/>
-                                <w:sz w:val="32"/>
-                                <w:szCs w:val="32"/>
-                              </w:rPr>
-                              <w:t xml:space="preserve">10 </w:t>
-                            </w:r>
-                            <w:r>
-                              <w:rPr>
-                                <w:rFonts w:ascii="TH SarabunPSK" w:hAnsi="TH SarabunPSK" w:cs="TH SarabunPSK"/>
-                                <w:color w:val="000000" w:themeColor="text1"/>
-                                <w:sz w:val="32"/>
-                                <w:szCs w:val="32"/>
-                                <w:cs/>
-                              </w:rPr>
-                              <w:t>คน</w:t>
-                            </w:r>
-                          </w:p>
-                        </w:txbxContent>
-                      </wps:txbx>
-                      <wps:bodyPr rot="0" spcFirstLastPara="0" vertOverflow="overflow" horzOverflow="overflow" vert="vert270" wrap="square" lIns="91440" tIns="45720" rIns="91440" bIns="45720" numCol="1" spcCol="0" rtlCol="0" fromWordArt="0" anchor="ctr" anchorCtr="0" forceAA="0" compatLnSpc="1">
-                        <a:prstTxWarp prst="textNoShape">
-                          <a:avLst/>
-                        </a:prstTxWarp>
-                        <a:noAutofit/>
-                      </wps:bodyPr>
-                    </wps:wsp>
-                  </a:graphicData>
-                </a:graphic>
-              </wp:anchor>
-            </w:drawing>
-          </mc:Choice>
-          <mc:Fallback>
-            <w:pict>
-              <v:rect w14:anchorId="77F58D89" id="Rectangle 27" o:spid="_x0000_s1034" style="position:absolute;margin-left:340.05pt;margin-top:20.1pt;width:117.8pt;height:205.7pt;z-index:251666432;visibility:visible;mso-wrap-style:square;mso-wrap-distance-left:9pt;mso-wrap-distance-top:0;mso-wrap-distance-right:9pt;mso-wrap-distance-bottom:0;mso-position-horizontal:absolute;mso-position-horizontal-relative:margin;mso-position-vertical:absolute;mso-position-vertical-relative:text;v-text-anchor:middle" o:gfxdata="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" filled="f" strokecolor="#5b9bd5 [3204]" strokeweight="1pt">
-                <v:textbox style="layout-flow:vertical;mso-layout-flow-alt:bottom-to-top">
-                  <w:txbxContent>
-                    <w:p>
-                      <w:pPr>
-                        <w:jc w:val="center"/>
-                        <w:rPr>
-                          <w:rFonts w:ascii="TH SarabunPSK" w:hAnsi="TH SarabunPSK" w:cs="TH SarabunPSK"/>
-                          <w:color w:val="000000" w:themeColor="text1"/>
-                          <w:sz w:val="32"/>
-                          <w:szCs w:val="32"/>
-                        </w:rPr>
-                      </w:pPr>
-                      <w:r>
-                        <w:rPr>
-                          <w:rFonts w:ascii="TH SarabunPSK" w:hAnsi="TH SarabunPSK" w:cs="TH SarabunPSK"/>
-                          <w:color w:val="000000" w:themeColor="text1"/>
-                          <w:sz w:val="32"/>
-                          <w:szCs w:val="32"/>
-                          <w:cs/>
-                        </w:rPr>
-                        <w:t>กลุ่มตัวอย่างประเมินความพึงพอใจ</w:t>
-                      </w:r>
-                    </w:p>
-                    <w:p>
-                      <w:pPr>
-                        <w:jc w:val="center"/>
-                        <w:rPr>
-                          <w:rFonts w:ascii="TH SarabunPSK" w:hAnsi="TH SarabunPSK" w:cs="TH SarabunPSK"/>
-                          <w:color w:val="000000" w:themeColor="text1"/>
-                          <w:sz w:val="32"/>
-                          <w:szCs w:val="32"/>
-                          <w:cs/>
-                        </w:rPr>
-                      </w:pPr>
-                      <w:r>
-                        <w:rPr>
-                          <w:rFonts w:ascii="TH SarabunPSK" w:hAnsi="TH SarabunPSK" w:cs="TH SarabunPSK"/>
-                          <w:color w:val="000000" w:themeColor="text1"/>
-                          <w:sz w:val="32"/>
-                          <w:szCs w:val="32"/>
-                          <w:cs/>
-                        </w:rPr>
-                        <w:t>หลังใช้งานระบบ จำนวน</w:t>
-                      </w:r>
-                      <w:r>
-                        <w:rPr>
-                          <w:rFonts w:ascii="TH SarabunPSK" w:hAnsi="TH SarabunPSK" w:cs="TH SarabunPSK"/>
-                          <w:color w:val="000000" w:themeColor="text1"/>
-                          <w:sz w:val="32"/>
-                          <w:szCs w:val="32"/>
-                        </w:rPr>
-                        <w:t xml:space="preserve"> </w:t>
-                      </w:r>
-                      <w:r>
-                        <w:rPr>
-                          <w:rFonts w:ascii="TH SarabunPSK" w:hAnsi="TH SarabunPSK" w:cs="TH SarabunPSK"/>
-                          <w:color w:val="000000" w:themeColor="text1"/>
-                          <w:sz w:val="32"/>
-                          <w:szCs w:val="32"/>
-                        </w:rPr>
-                        <w:t xml:space="preserve">10 </w:t>
-                      </w:r>
-                      <w:r>
-                        <w:rPr>
-                          <w:rFonts w:ascii="TH SarabunPSK" w:hAnsi="TH SarabunPSK" w:cs="TH SarabunPSK"/>
-                          <w:color w:val="000000" w:themeColor="text1"/>
-                          <w:sz w:val="32"/>
-                          <w:szCs w:val="32"/>
-                          <w:cs/>
-                        </w:rPr>
-                        <w:t>คน</w:t>
-                      </w:r>
-                    </w:p>
-                  </w:txbxContent>
-                </v:textbox>
-                <w10:wrap anchorx="margin"/>
-              </v:rect>
-            </w:pict>
-          </mc:Fallback>
-        </mc:AlternateContent>
-      </w:r>
-      <w:r>
-        <w:rPr>
-          <w:rFonts w:ascii="TH SarabunPSK" w:hAnsi="TH SarabunPSK" w:cs="TH SarabunPSK"/>
-          <w:b/>
-          <w:bCs/>
-          <w:sz w:val="32"/>
-          <w:szCs w:val="32"/>
-          <w:cs/>
-        </w:rPr>
-        <w:br w:type="page"/>
-      </w:r>
+        </w:rPr>
+      </w:pPr>
     </w:p>
     <w:p>
       <w:pPr>
@@ -3993,92 +1412,6 @@
           <w:szCs w:val="32"/>
         </w:rPr>
       </w:pPr>
-      <w:r>
-        <w:rPr>
-          <w:rFonts w:ascii="TH SarabunPSK" w:hAnsi="TH SarabunPSK" w:cs="TH SarabunPSK"/>
-          <w:b/>
-          <w:bCs/>
-          <w:sz w:val="32"/>
-          <w:szCs w:val="32"/>
-        </w:rPr>
-        <w:t>3.1</w:t>
-      </w:r>
-      <w:r>
-        <w:rPr>
-          <w:rFonts w:ascii="TH SarabunPSK" w:hAnsi="TH SarabunPSK" w:cs="TH SarabunPSK"/>
-          <w:b/>
-          <w:bCs/>
-          <w:color w:val="FFFFFF" w:themeColor="background1"/>
-          <w:sz w:val="32"/>
-          <w:szCs w:val="32"/>
-        </w:rPr>
-        <w:t>**</w:t>
-      </w:r>
-      <w:r>
-        <w:rPr>
-          <w:rFonts w:ascii="TH SarabunPSK" w:hAnsi="TH SarabunPSK" w:cs="TH SarabunPSK"/>
-          <w:b/>
-          <w:bCs/>
-          <w:sz w:val="32"/>
-          <w:szCs w:val="32"/>
-          <w:cs/>
-        </w:rPr>
-        <w:t xml:space="preserve">ระยะที่ </w:t>
-      </w:r>
-      <w:r>
-        <w:rPr>
-          <w:rFonts w:ascii="TH SarabunPSK" w:hAnsi="TH SarabunPSK" w:cs="TH SarabunPSK"/>
-          <w:b/>
-          <w:bCs/>
-          <w:sz w:val="32"/>
-          <w:szCs w:val="32"/>
-        </w:rPr>
-        <w:t>1</w:t>
-      </w:r>
-      <w:r>
-        <w:rPr>
-          <w:rFonts w:ascii="TH SarabunPSK" w:hAnsi="TH SarabunPSK" w:cs="TH SarabunPSK"/>
-          <w:b/>
-          <w:bCs/>
-          <w:sz w:val="32"/>
-          <w:szCs w:val="32"/>
-          <w:cs/>
-        </w:rPr>
-        <w:t xml:space="preserve"> </w:t>
-      </w:r>
-      <w:r>
-        <w:rPr>
-          <w:rFonts w:ascii="TH SarabunPSK" w:hAnsi="TH SarabunPSK" w:cs="TH SarabunPSK" w:hint="cs"/>
-          <w:b/>
-          <w:bCs/>
-          <w:sz w:val="32"/>
-          <w:szCs w:val="32"/>
-          <w:cs/>
-        </w:rPr>
-        <w:t>ออกแบบ</w:t>
-      </w:r>
-      <w:r>
-        <w:rPr>
-          <w:rFonts w:ascii="TH SarabunPSK" w:hAnsi="TH SarabunPSK" w:cs="TH SarabunPSK" w:hint="cs"/>
-          <w:b/>
-          <w:bCs/>
-          <w:sz w:val="32"/>
-          <w:szCs w:val="32"/>
-          <w:cs/>
-        </w:rPr>
-        <w:t>การพัฒนา</w:t>
-      </w:r>
-      <w:r>
-        <w:rPr>
-          <w:rFonts w:ascii="TH SarabunPSK" w:hAnsi="TH SarabunPSK" w:cs="TH SarabunPSK"/>
-          <w:b/>
-          <w:bCs/>
-          <w:sz w:val="32"/>
-          <w:szCs w:val="32"/>
-          <w:cs/>
-        </w:rPr>
-        <w:t>ระบบผู้ช่วยแบบตัวแทนเชิงปัญญาประดิษฐ์สำหรับองค์กร</w:t>
-      </w:r>
     </w:p>
     <w:p>
       <w:pPr>
@@ -4089,6 +1422,108 @@
         <w:jc w:val="thaiDistribute"/>
         <w:rPr>
           <w:rFonts w:ascii="TH SarabunPSK" w:hAnsi="TH SarabunPSK" w:cs="TH SarabunPSK"/>
+          <w:b/>
+          <w:bCs/>
+          <w:sz w:val="32"/>
+          <w:szCs w:val="32"/>
+        </w:rPr>
+      </w:pPr>
+      <w:r>
+        <w:rPr>
+          <w:rFonts w:ascii="TH SarabunPSK" w:hAnsi="TH SarabunPSK" w:cs="TH SarabunPSK"/>
+          <w:b/>
+          <w:bCs/>
+          <w:sz w:val="32"/>
+          <w:szCs w:val="32"/>
+        </w:rPr>
+        <w:t>3.1</w:t>
+      </w:r>
+      <w:r>
+        <w:rPr>
+          <w:rFonts w:ascii="TH SarabunPSK" w:hAnsi="TH SarabunPSK" w:cs="TH SarabunPSK"/>
+          <w:b/>
+          <w:bCs/>
+          <w:color w:val="FFFFFF" w:themeColor="background1"/>
+          <w:sz w:val="32"/>
+          <w:szCs w:val="32"/>
+        </w:rPr>
+        <w:t>**</w:t>
+      </w:r>
+      <w:r>
+        <w:rPr>
+          <w:rFonts w:ascii="TH SarabunPSK" w:hAnsi="TH SarabunPSK" w:cs="TH SarabunPSK"/>
+          <w:b/>
+          <w:bCs/>
+          <w:sz w:val="32"/>
+          <w:szCs w:val="32"/>
+          <w:cs/>
+        </w:rPr>
+        <w:t xml:space="preserve">ระยะที่ </w:t>
+      </w:r>
+      <w:r>
+        <w:rPr>
+          <w:rFonts w:ascii="TH SarabunPSK" w:hAnsi="TH SarabunPSK" w:cs="TH SarabunPSK"/>
+          <w:b/>
+          <w:bCs/>
+          <w:sz w:val="32"/>
+          <w:szCs w:val="32"/>
+        </w:rPr>
+        <w:t>1</w:t>
+      </w:r>
+      <w:r>
+        <w:rPr>
+          <w:rFonts w:ascii="TH SarabunPSK" w:hAnsi="TH SarabunPSK" w:cs="TH SarabunPSK"/>
+          <w:b/>
+          <w:bCs/>
+          <w:sz w:val="32"/>
+          <w:szCs w:val="32"/>
+          <w:cs/>
+        </w:rPr>
+        <w:t xml:space="preserve"> </w:t>
+      </w:r>
+      <w:r>
+        <w:rPr>
+          <w:rFonts w:ascii="TH SarabunPSK" w:hAnsi="TH SarabunPSK" w:cs="TH SarabunPSK" w:hint="cs"/>
+          <w:b/>
+          <w:bCs/>
+          <w:sz w:val="32"/>
+          <w:szCs w:val="32"/>
+          <w:cs/>
+        </w:rPr>
+        <w:t>ออกแบบ</w:t>
+      </w:r>
+      <w:r>
+        <w:rPr>
+          <w:rFonts w:ascii="TH SarabunPSK" w:hAnsi="TH SarabunPSK" w:cs="TH SarabunPSK" w:hint="cs"/>
+          <w:b/>
+          <w:bCs/>
+          <w:sz w:val="32"/>
+          <w:szCs w:val="32"/>
+          <w:cs/>
+        </w:rPr>
+        <w:t>การพัฒนา</w:t>
+      </w:r>
+      <w:r>
+        <w:rPr>
+          <w:rFonts w:ascii="TH SarabunPSK" w:hAnsi="TH SarabunPSK" w:cs="TH SarabunPSK"/>
+          <w:b/>
+          <w:bCs/>
+          <w:sz w:val="32"/>
+          <w:szCs w:val="32"/>
+          <w:cs/>
+        </w:rPr>
+        <w:t>ระบบผู้ช่วยแบบตัวแทนเชิงปัญญาประดิษฐ์สำหรับองค์กร</w:t>
+      </w:r>
+    </w:p>
+    <w:p>
+      <w:pPr>
+        <w:tabs>
+          <w:tab w:val="left" w:pos="567"/>
+        </w:tabs>
+        <w:spacing w:after="0" w:line="240" w:lineRule="auto"/>
+        <w:jc w:val="thaiDistribute"/>
+        <w:rPr>
+          <w:rFonts w:ascii="TH SarabunPSK" w:hAnsi="TH SarabunPSK" w:cs="TH SarabunPSK"/>
           <w:sz w:val="32"/>
           <w:szCs w:val="32"/>
         </w:rPr>
@@ -4378,13 +1813,7 @@
           <w:rFonts w:ascii="TH SarabunPSK" w:hAnsi="TH SarabunPSK" w:cs="TH SarabunPSK"/>
           <w:sz w:val="32"/>
           <w:szCs w:val="32"/>
-          <w:cs/>
-        </w:rPr>
-        <w:sectPr>
-          <w:pgSz w:w="11906" w:h="16838"/>
-          <w:pgMar w:top="2880" w:right="1440" w:bottom="1440" w:left="2160" w:header="709" w:footer="709" w:gutter="0"/>
-          <w:cols w:space="720"/>
-        </w:sectPr>
+        </w:rPr>
       </w:pPr>
       <w:r>
         <w:rPr>
@@ -4494,6 +1923,14 @@
           <w:szCs w:val="32"/>
         </w:rPr>
         <w:t>Human Error)</w:t>
+      </w:r>
+      <w:r>
+        <w:rPr>
+          <w:rFonts w:ascii="TH SarabunPSK" w:hAnsi="TH SarabunPSK" w:cs="TH SarabunPSK"/>
+          <w:sz w:val="32"/>
+          <w:szCs w:val="32"/>
+        </w:rPr>
+        <w:t xml:space="preserve"> </w:t>
       </w:r>
     </w:p>
     <w:p>
@@ -4501,7 +1938,41 @@
         <w:tabs>
           <w:tab w:val="left" w:pos="567"/>
         </w:tabs>
-        <w:spacing w:after="0" w:line="240" w:lineRule="auto"/>
+        <w:spacing w:after="0"/>
+        <w:jc w:val="thaiDistribute"/>
+        <w:rPr>
+          <w:rFonts w:ascii="TH SarabunPSK" w:hAnsi="TH SarabunPSK" w:cs="TH SarabunPSK"/>
+          <w:sz w:val="32"/>
+          <w:szCs w:val="32"/>
+        </w:rPr>
+      </w:pPr>
+    </w:p>
+    <w:p>
+      <w:pPr>
+        <w:tabs>
+          <w:tab w:val="left" w:pos="567"/>
+        </w:tabs>
+        <w:spacing w:after="0"/>
+        <w:jc w:val="thaiDistribute"/>
+        <w:rPr>
+          <w:rFonts w:ascii="TH SarabunPSK" w:hAnsi="TH SarabunPSK" w:cs="TH SarabunPSK" w:hint="cs"/>
+          <w:sz w:val="32"/>
+          <w:szCs w:val="32"/>
+        </w:rPr>
+      </w:pPr>
+    </w:p>
+    <w:p>
+      <w:pPr>
+        <w:tabs>
+          <w:tab w:val="left" w:pos="425"/>
+          <w:tab w:val="left" w:pos="567"/>
+          <w:tab w:val="left" w:pos="992"/>
+          <w:tab w:val="left" w:pos="1701"/>
+          <w:tab w:val="left" w:pos="1985"/>
+          <w:tab w:val="left" w:pos="2268"/>
+          <w:tab w:val="left" w:pos="2410"/>
+        </w:tabs>
+        <w:spacing w:after="0"/>
         <w:jc w:val="thaiDistribute"/>
         <w:rPr>
           <w:rFonts w:ascii="TH SarabunPSK" w:hAnsi="TH SarabunPSK" w:cs="TH SarabunPSK"/>
@@ -6305,7 +3776,7 @@
         <w:spacing w:after="0"/>
         <w:jc w:val="thaiDistribute"/>
         <w:rPr>
-          <w:rFonts w:ascii="TH SarabunPSK" w:eastAsia="Times New Roman" w:hAnsi="TH SarabunPSK" w:cs="TH SarabunPSK" w:hint="cs"/>
+          <w:rFonts w:ascii="TH SarabunPSK" w:eastAsia="Times New Roman" w:hAnsi="TH SarabunPSK" w:cs="TH SarabunPSK"/>
           <w:sz w:val="32"/>
           <w:szCs w:val="32"/>
         </w:rPr>
@@ -7932,16 +5403,7 @@
           <w:sz w:val="32"/>
           <w:szCs w:val="32"/>
         </w:rPr>
-        <w:t xml:space="preserve"> </w:t>
-      </w:r>
-      <w:r>
-        <w:rPr>
-          <w:rFonts w:ascii="TH SarabunPSK" w:hAnsi="TH SarabunPSK" w:cs="TH SarabunPSK"/>
-          <w:color w:val="000000"/>
-          <w:sz w:val="32"/>
-          <w:szCs w:val="32"/>
-        </w:rPr>
-        <w:t>3.1.2.2</w:t>
+        <w:t xml:space="preserve"> 3.1.2.2</w:t>
       </w:r>
       <w:r>
         <w:rPr>
@@ -8849,7 +6311,7 @@
         <w:ind w:firstLine="2835"/>
         <w:jc w:val="thaiDistribute"/>
         <w:rPr>
-          <w:rFonts w:ascii="TH SarabunPSK" w:hAnsi="TH SarabunPSK" w:cs="TH SarabunPSK" w:hint="cs"/>
+          <w:rFonts w:ascii="TH SarabunPSK" w:hAnsi="TH SarabunPSK" w:cs="TH SarabunPSK"/>
           <w:sz w:val="32"/>
           <w:szCs w:val="32"/>
           <w:cs/>
@@ -9216,7 +6678,7 @@
         <w:spacing w:line="240" w:lineRule="auto"/>
         <w:ind w:firstLine="567"/>
         <w:rPr>
-          <w:rFonts w:ascii="TH SarabunPSK" w:hAnsi="TH SarabunPSK" w:cs="TH SarabunPSK" w:hint="cs"/>
+          <w:rFonts w:ascii="TH SarabunPSK" w:hAnsi="TH SarabunPSK" w:cs="TH SarabunPSK"/>
           <w:sz w:val="32"/>
           <w:szCs w:val="32"/>
         </w:rPr>
@@ -9259,21 +6721,178 @@
     <w:p>
       <w:pPr>
         <w:spacing w:line="240" w:lineRule="auto"/>
-        <w:ind w:firstLine="2835"/>
-        <w:rPr>
-          <w:rFonts w:ascii="TH SarabunPSK" w:hAnsi="TH SarabunPSK" w:cs="TH SarabunPSK"/>
-          <w:sz w:val="32"/>
-          <w:szCs w:val="32"/>
-        </w:rPr>
-      </w:pPr>
-      <w:r>
-        <w:rPr>
-          <w:rFonts w:ascii="TH SarabunPSK" w:hAnsi="TH SarabunPSK" w:cs="TH SarabunPSK"/>
-          <w:sz w:val="32"/>
-          <w:szCs w:val="32"/>
-        </w:rPr>
-        <w:br w:type="page"/>
-      </w:r>
+        <w:ind w:firstLine="567"/>
+        <w:rPr>
+          <w:rFonts w:ascii="TH SarabunPSK" w:hAnsi="TH SarabunPSK" w:cs="TH SarabunPSK"/>
+          <w:sz w:val="32"/>
+          <w:szCs w:val="32"/>
+        </w:rPr>
+      </w:pPr>
+    </w:p>
+    <w:p>
+      <w:pPr>
+        <w:spacing w:line="240" w:lineRule="auto"/>
+        <w:ind w:firstLine="567"/>
+        <w:rPr>
+          <w:rFonts w:ascii="TH SarabunPSK" w:hAnsi="TH SarabunPSK" w:cs="TH SarabunPSK"/>
+          <w:sz w:val="32"/>
+          <w:szCs w:val="32"/>
+        </w:rPr>
+      </w:pPr>
+    </w:p>
+    <w:p>
+      <w:pPr>
+        <w:spacing w:line="240" w:lineRule="auto"/>
+        <w:ind w:firstLine="567"/>
+        <w:rPr>
+          <w:rFonts w:ascii="TH SarabunPSK" w:hAnsi="TH SarabunPSK" w:cs="TH SarabunPSK"/>
+          <w:sz w:val="32"/>
+          <w:szCs w:val="32"/>
+        </w:rPr>
+      </w:pPr>
+    </w:p>
+    <w:p>
+      <w:pPr>
+        <w:spacing w:line="240" w:lineRule="auto"/>
+        <w:ind w:firstLine="567"/>
+        <w:rPr>
+          <w:rFonts w:ascii="TH SarabunPSK" w:hAnsi="TH SarabunPSK" w:cs="TH SarabunPSK"/>
+          <w:sz w:val="32"/>
+          <w:szCs w:val="32"/>
+        </w:rPr>
+      </w:pPr>
+    </w:p>
+    <w:p>
+      <w:pPr>
+        <w:spacing w:line="240" w:lineRule="auto"/>
+        <w:ind w:firstLine="567"/>
+        <w:rPr>
+          <w:rFonts w:ascii="TH SarabunPSK" w:hAnsi="TH SarabunPSK" w:cs="TH SarabunPSK"/>
+          <w:sz w:val="32"/>
+          <w:szCs w:val="32"/>
+        </w:rPr>
+      </w:pPr>
+    </w:p>
+    <w:p>
+      <w:pPr>
+        <w:spacing w:line="240" w:lineRule="auto"/>
+        <w:ind w:firstLine="567"/>
+        <w:rPr>
+          <w:rFonts w:ascii="TH SarabunPSK" w:hAnsi="TH SarabunPSK" w:cs="TH SarabunPSK"/>
+          <w:sz w:val="32"/>
+          <w:szCs w:val="32"/>
+        </w:rPr>
+      </w:pPr>
+    </w:p>
+    <w:p>
+      <w:pPr>
+        <w:spacing w:line="240" w:lineRule="auto"/>
+        <w:ind w:firstLine="567"/>
+        <w:rPr>
+          <w:rFonts w:ascii="TH SarabunPSK" w:hAnsi="TH SarabunPSK" w:cs="TH SarabunPSK"/>
+          <w:sz w:val="32"/>
+          <w:szCs w:val="32"/>
+        </w:rPr>
+      </w:pPr>
+    </w:p>
+    <w:p>
+      <w:pPr>
+        <w:spacing w:line="240" w:lineRule="auto"/>
+        <w:ind w:firstLine="567"/>
+        <w:rPr>
+          <w:rFonts w:ascii="TH SarabunPSK" w:hAnsi="TH SarabunPSK" w:cs="TH SarabunPSK"/>
+          <w:sz w:val="32"/>
+          <w:szCs w:val="32"/>
+        </w:rPr>
+      </w:pPr>
+    </w:p>
+    <w:p>
+      <w:pPr>
+        <w:spacing w:line="240" w:lineRule="auto"/>
+        <w:ind w:firstLine="567"/>
+        <w:rPr>
+          <w:rFonts w:ascii="TH SarabunPSK" w:hAnsi="TH SarabunPSK" w:cs="TH SarabunPSK"/>
+          <w:sz w:val="32"/>
+          <w:szCs w:val="32"/>
+        </w:rPr>
+      </w:pPr>
+    </w:p>
+    <w:p>
+      <w:pPr>
+        <w:spacing w:line="240" w:lineRule="auto"/>
+        <w:ind w:firstLine="567"/>
+        <w:rPr>
+          <w:rFonts w:ascii="TH SarabunPSK" w:hAnsi="TH SarabunPSK" w:cs="TH SarabunPSK"/>
+          <w:sz w:val="32"/>
+          <w:szCs w:val="32"/>
+        </w:rPr>
+      </w:pPr>
+    </w:p>
+    <w:p>
+      <w:pPr>
+        <w:spacing w:line="240" w:lineRule="auto"/>
+        <w:ind w:firstLine="567"/>
+        <w:rPr>
+          <w:rFonts w:ascii="TH SarabunPSK" w:hAnsi="TH SarabunPSK" w:cs="TH SarabunPSK"/>
+          <w:sz w:val="32"/>
+          <w:szCs w:val="32"/>
+        </w:rPr>
+      </w:pPr>
+    </w:p>
+    <w:p>
+      <w:pPr>
+        <w:spacing w:line="240" w:lineRule="auto"/>
+        <w:ind w:firstLine="567"/>
+        <w:rPr>
+          <w:rFonts w:ascii="TH SarabunPSK" w:hAnsi="TH SarabunPSK" w:cs="TH SarabunPSK"/>
+          <w:sz w:val="32"/>
+          <w:szCs w:val="32"/>
+        </w:rPr>
+      </w:pPr>
+    </w:p>
+    <w:p>
+      <w:pPr>
+        <w:spacing w:line="240" w:lineRule="auto"/>
+        <w:ind w:firstLine="567"/>
+        <w:rPr>
+          <w:rFonts w:ascii="TH SarabunPSK" w:hAnsi="TH SarabunPSK" w:cs="TH SarabunPSK"/>
+          <w:sz w:val="32"/>
+          <w:szCs w:val="32"/>
+        </w:rPr>
+      </w:pPr>
+    </w:p>
+    <w:p>
+      <w:pPr>
+        <w:spacing w:line="240" w:lineRule="auto"/>
+        <w:ind w:firstLine="567"/>
+        <w:rPr>
+          <w:rFonts w:ascii="TH SarabunPSK" w:hAnsi="TH SarabunPSK" w:cs="TH SarabunPSK"/>
+          <w:sz w:val="32"/>
+          <w:szCs w:val="32"/>
+        </w:rPr>
+      </w:pPr>
+    </w:p>
+    <w:p>
+      <w:pPr>
+        <w:spacing w:line="240" w:lineRule="auto"/>
+        <w:ind w:firstLine="567"/>
+        <w:rPr>
+          <w:rFonts w:ascii="TH SarabunPSK" w:hAnsi="TH SarabunPSK" w:cs="TH SarabunPSK"/>
+          <w:sz w:val="32"/>
+          <w:szCs w:val="32"/>
+        </w:rPr>
+      </w:pPr>
+    </w:p>
+    <w:p>
+      <w:pPr>
+        <w:spacing w:line="240" w:lineRule="auto"/>
+        <w:ind w:firstLine="567"/>
+        <w:rPr>
+          <w:rFonts w:ascii="TH SarabunPSK" w:hAnsi="TH SarabunPSK" w:cs="TH SarabunPSK"/>
+          <w:sz w:val="32"/>
+          <w:szCs w:val="32"/>
+        </w:rPr>
+      </w:pPr>
     </w:p>
     <w:p>
       <w:pPr>
@@ -9387,7 +7006,7 @@
                     </pic:cNvPicPr>
                   </pic:nvPicPr>
                   <pic:blipFill>
-                    <a:blip r:embed="rId8" cstate="print">
+                    <a:blip r:embed="rId10" cstate="print">
                       <a:extLst>
                         <a:ext uri="{28A0092B-C50C-407E-A947-70E740481C1C}">
                           <a14:useLocalDpi xmlns:a14="http://schemas.microsoft.com/office/drawing/2010/main" val="0"/>
@@ -9539,20 +7158,224 @@
     </w:p>
     <w:p>
       <w:pPr>
-        <w:rPr>
-          <w:rFonts w:ascii="TH SarabunPSK" w:hAnsi="TH SarabunPSK" w:cs="TH SarabunPSK"/>
-          <w:sz w:val="32"/>
-          <w:szCs w:val="32"/>
-        </w:rPr>
-      </w:pPr>
-      <w:r>
-        <w:rPr>
-          <w:rFonts w:ascii="TH SarabunPSK" w:hAnsi="TH SarabunPSK" w:cs="TH SarabunPSK"/>
-          <w:sz w:val="32"/>
-          <w:szCs w:val="32"/>
-        </w:rPr>
-        <w:br w:type="page"/>
-      </w:r>
+        <w:tabs>
+          <w:tab w:val="left" w:pos="425"/>
+          <w:tab w:val="left" w:pos="567"/>
+          <w:tab w:val="left" w:pos="992"/>
+          <w:tab w:val="left" w:pos="1701"/>
+          <w:tab w:val="left" w:pos="1985"/>
+          <w:tab w:val="left" w:pos="2268"/>
+          <w:tab w:val="left" w:pos="2410"/>
+        </w:tabs>
+        <w:spacing w:after="0"/>
+        <w:jc w:val="center"/>
+        <w:rPr>
+          <w:rFonts w:ascii="TH SarabunPSK" w:hAnsi="TH SarabunPSK" w:cs="TH SarabunPSK"/>
+          <w:sz w:val="32"/>
+          <w:szCs w:val="32"/>
+        </w:rPr>
+      </w:pPr>
+    </w:p>
+    <w:p>
+      <w:pPr>
+        <w:tabs>
+          <w:tab w:val="left" w:pos="425"/>
+          <w:tab w:val="left" w:pos="567"/>
+          <w:tab w:val="left" w:pos="992"/>
+          <w:tab w:val="left" w:pos="1701"/>
+          <w:tab w:val="left" w:pos="1985"/>
+          <w:tab w:val="left" w:pos="2268"/>
+          <w:tab w:val="left" w:pos="2410"/>
+        </w:tabs>
+        <w:spacing w:after="0"/>
+        <w:jc w:val="center"/>
+        <w:rPr>
+          <w:rFonts w:ascii="TH SarabunPSK" w:hAnsi="TH SarabunPSK" w:cs="TH SarabunPSK"/>
+          <w:sz w:val="32"/>
+          <w:szCs w:val="32"/>
+        </w:rPr>
+      </w:pPr>
+    </w:p>
+    <w:p>
+      <w:pPr>
+        <w:tabs>
+          <w:tab w:val="left" w:pos="425"/>
+          <w:tab w:val="left" w:pos="567"/>
+          <w:tab w:val="left" w:pos="992"/>
+          <w:tab w:val="left" w:pos="1701"/>
+          <w:tab w:val="left" w:pos="1985"/>
+          <w:tab w:val="left" w:pos="2268"/>
+          <w:tab w:val="left" w:pos="2410"/>
+        </w:tabs>
+        <w:spacing w:after="0"/>
+        <w:jc w:val="center"/>
+        <w:rPr>
+          <w:rFonts w:ascii="TH SarabunPSK" w:hAnsi="TH SarabunPSK" w:cs="TH SarabunPSK"/>
+          <w:sz w:val="32"/>
+          <w:szCs w:val="32"/>
+        </w:rPr>
+      </w:pPr>
+    </w:p>
+    <w:p>
+      <w:pPr>
+        <w:tabs>
+          <w:tab w:val="left" w:pos="425"/>
+          <w:tab w:val="left" w:pos="567"/>
+          <w:tab w:val="left" w:pos="992"/>
+          <w:tab w:val="left" w:pos="1701"/>
+          <w:tab w:val="left" w:pos="1985"/>
+          <w:tab w:val="left" w:pos="2268"/>
+          <w:tab w:val="left" w:pos="2410"/>
+        </w:tabs>
+        <w:spacing w:after="0"/>
+        <w:jc w:val="center"/>
+        <w:rPr>
+          <w:rFonts w:ascii="TH SarabunPSK" w:hAnsi="TH SarabunPSK" w:cs="TH SarabunPSK"/>
+          <w:sz w:val="32"/>
+          <w:szCs w:val="32"/>
+        </w:rPr>
+      </w:pPr>
+    </w:p>
+    <w:p>
+      <w:pPr>
+        <w:tabs>
+          <w:tab w:val="left" w:pos="425"/>
+          <w:tab w:val="left" w:pos="567"/>
+          <w:tab w:val="left" w:pos="992"/>
+          <w:tab w:val="left" w:pos="1701"/>
+          <w:tab w:val="left" w:pos="1985"/>
+          <w:tab w:val="left" w:pos="2268"/>
+          <w:tab w:val="left" w:pos="2410"/>
+        </w:tabs>
+        <w:spacing w:after="0"/>
+        <w:jc w:val="center"/>
+        <w:rPr>
+          <w:rFonts w:ascii="TH SarabunPSK" w:hAnsi="TH SarabunPSK" w:cs="TH SarabunPSK"/>
+          <w:sz w:val="32"/>
+          <w:szCs w:val="32"/>
+        </w:rPr>
+      </w:pPr>
+    </w:p>
+    <w:p>
+      <w:pPr>
+        <w:tabs>
+          <w:tab w:val="left" w:pos="425"/>
+          <w:tab w:val="left" w:pos="567"/>
+          <w:tab w:val="left" w:pos="992"/>
+          <w:tab w:val="left" w:pos="1701"/>
+          <w:tab w:val="left" w:pos="1985"/>
+          <w:tab w:val="left" w:pos="2268"/>
+          <w:tab w:val="left" w:pos="2410"/>
+        </w:tabs>
+        <w:spacing w:after="0"/>
+        <w:jc w:val="center"/>
+        <w:rPr>
+          <w:rFonts w:ascii="TH SarabunPSK" w:hAnsi="TH SarabunPSK" w:cs="TH SarabunPSK"/>
+          <w:sz w:val="32"/>
+          <w:szCs w:val="32"/>
+        </w:rPr>
+      </w:pPr>
+    </w:p>
+    <w:p>
+      <w:pPr>
+        <w:tabs>
+          <w:tab w:val="left" w:pos="425"/>
+          <w:tab w:val="left" w:pos="567"/>
+          <w:tab w:val="left" w:pos="992"/>
+          <w:tab w:val="left" w:pos="1701"/>
+          <w:tab w:val="left" w:pos="1985"/>
+          <w:tab w:val="left" w:pos="2268"/>
+          <w:tab w:val="left" w:pos="2410"/>
+        </w:tabs>
+        <w:spacing w:after="0"/>
+        <w:jc w:val="center"/>
+        <w:rPr>
+          <w:rFonts w:ascii="TH SarabunPSK" w:hAnsi="TH SarabunPSK" w:cs="TH SarabunPSK"/>
+          <w:sz w:val="32"/>
+          <w:szCs w:val="32"/>
+        </w:rPr>
+      </w:pPr>
+    </w:p>
+    <w:p>
+      <w:pPr>
+        <w:tabs>
+          <w:tab w:val="left" w:pos="425"/>
+          <w:tab w:val="left" w:pos="567"/>
+          <w:tab w:val="left" w:pos="992"/>
+          <w:tab w:val="left" w:pos="1701"/>
+          <w:tab w:val="left" w:pos="1985"/>
+          <w:tab w:val="left" w:pos="2268"/>
+          <w:tab w:val="left" w:pos="2410"/>
+        </w:tabs>
+        <w:spacing w:after="0"/>
+        <w:jc w:val="center"/>
+        <w:rPr>
+          <w:rFonts w:ascii="TH SarabunPSK" w:hAnsi="TH SarabunPSK" w:cs="TH SarabunPSK"/>
+          <w:sz w:val="32"/>
+          <w:szCs w:val="32"/>
+        </w:rPr>
+      </w:pPr>
+    </w:p>
+    <w:p>
+      <w:pPr>
+        <w:tabs>
+          <w:tab w:val="left" w:pos="425"/>
+          <w:tab w:val="left" w:pos="567"/>
+          <w:tab w:val="left" w:pos="992"/>
+          <w:tab w:val="left" w:pos="1701"/>
+          <w:tab w:val="left" w:pos="1985"/>
+          <w:tab w:val="left" w:pos="2268"/>
+          <w:tab w:val="left" w:pos="2410"/>
+        </w:tabs>
+        <w:spacing w:after="0"/>
+        <w:jc w:val="center"/>
+        <w:rPr>
+          <w:rFonts w:ascii="TH SarabunPSK" w:hAnsi="TH SarabunPSK" w:cs="TH SarabunPSK"/>
+          <w:sz w:val="32"/>
+          <w:szCs w:val="32"/>
+        </w:rPr>
+      </w:pPr>
+    </w:p>
+    <w:p>
+      <w:pPr>
+        <w:tabs>
+          <w:tab w:val="left" w:pos="425"/>
+          <w:tab w:val="left" w:pos="567"/>
+          <w:tab w:val="left" w:pos="992"/>
+          <w:tab w:val="left" w:pos="1701"/>
+          <w:tab w:val="left" w:pos="1985"/>
+          <w:tab w:val="left" w:pos="2268"/>
+          <w:tab w:val="left" w:pos="2410"/>
+        </w:tabs>
+        <w:spacing w:after="0"/>
+        <w:jc w:val="center"/>
+        <w:rPr>
+          <w:rFonts w:ascii="TH SarabunPSK" w:hAnsi="TH SarabunPSK" w:cs="TH SarabunPSK"/>
+          <w:sz w:val="32"/>
+          <w:szCs w:val="32"/>
+        </w:rPr>
+      </w:pPr>
+    </w:p>
+    <w:p>
+      <w:pPr>
+        <w:tabs>
+          <w:tab w:val="left" w:pos="425"/>
+          <w:tab w:val="left" w:pos="567"/>
+          <w:tab w:val="left" w:pos="992"/>
+          <w:tab w:val="left" w:pos="1701"/>
+          <w:tab w:val="left" w:pos="1985"/>
+          <w:tab w:val="left" w:pos="2268"/>
+          <w:tab w:val="left" w:pos="2410"/>
+        </w:tabs>
+        <w:spacing w:after="0"/>
+        <w:rPr>
+          <w:rFonts w:ascii="TH SarabunPSK" w:hAnsi="TH SarabunPSK" w:cs="TH SarabunPSK"/>
+          <w:sz w:val="32"/>
+          <w:szCs w:val="32"/>
+        </w:rPr>
+      </w:pPr>
+      <w:bookmarkStart w:id="0" w:name="_GoBack"/>
+      <w:bookmarkEnd w:id="0"/>
     </w:p>
     <w:p>
       <w:pPr>
@@ -9609,38 +7432,26 @@
           <w:sz w:val="32"/>
           <w:szCs w:val="32"/>
         </w:rPr>
-        <w:t xml:space="preserve"> (Process Decomposition Diag</w:t>
-      </w:r>
-      <w:r>
-        <w:rPr>
-          <w:rFonts w:ascii="TH SarabunPSK" w:hAnsi="TH SarabunPSK" w:cs="TH SarabunPSK"/>
-          <w:sz w:val="32"/>
-          <w:szCs w:val="32"/>
-        </w:rPr>
-        <w:t>ram</w:t>
-      </w:r>
-    </w:p>
-    <w:p>
-      <w:pPr>
-        <w:tabs>
-          <w:tab w:val="left" w:pos="425"/>
-          <w:tab w:val="left" w:pos="567"/>
-          <w:tab w:val="left" w:pos="992"/>
-          <w:tab w:val="left" w:pos="1701"/>
-          <w:tab w:val="left" w:pos="1985"/>
-          <w:tab w:val="left" w:pos="2268"/>
-          <w:tab w:val="left" w:pos="2410"/>
-        </w:tabs>
-        <w:spacing w:after="0"/>
-        <w:jc w:val="thaiDistribute"/>
-        <w:rPr>
-          <w:rFonts w:ascii="TH SarabunPSK" w:hAnsi="TH SarabunPSK" w:cs="TH SarabunPSK"/>
-          <w:b/>
-          <w:bCs/>
-          <w:sz w:val="32"/>
-          <w:szCs w:val="32"/>
-        </w:rPr>
-      </w:pPr>
+        <w:t xml:space="preserve"> (Process Decomposition </w:t>
+      </w:r>
+      <w:proofErr w:type="spellStart"/>
+      <w:r>
+        <w:rPr>
+          <w:rFonts w:ascii="TH SarabunPSK" w:hAnsi="TH SarabunPSK" w:cs="TH SarabunPSK"/>
+          <w:sz w:val="32"/>
+          <w:szCs w:val="32"/>
+        </w:rPr>
+        <w:t>Diag</w:t>
+      </w:r>
+      <w:r>
+        <w:rPr>
+          <w:rFonts w:ascii="TH SarabunPSK" w:hAnsi="TH SarabunPSK" w:cs="TH SarabunPSK"/>
+          <w:sz w:val="32"/>
+          <w:szCs w:val="32"/>
+        </w:rPr>
+        <w:t>ra</w:t>
+      </w:r>
+      <w:proofErr w:type="spellEnd"/>
       <w:r>
         <w:rPr>
           <w:rFonts w:ascii="TH SarabunPSK" w:hAnsi="TH SarabunPSK" w:cs="TH SarabunPSK"/>
@@ -9668,7 +7479,7 @@
                     </pic:cNvPicPr>
                   </pic:nvPicPr>
                   <pic:blipFill>
-                    <a:blip r:embed="rId9" cstate="print">
+                    <a:blip r:embed="rId11" cstate="print">
                       <a:extLst>
                         <a:ext uri="{28A0092B-C50C-407E-A947-70E740481C1C}">
                           <a14:useLocalDpi xmlns:a14="http://schemas.microsoft.com/office/drawing/2010/main" val="0"/>
@@ -9825,8 +7636,8 @@
         </w:rPr>
         <w:t>3.1.3.3</w:t>
       </w:r>
-      <w:bookmarkStart w:id="0" w:name="OLE_LINK9"/>
-      <w:bookmarkStart w:id="1" w:name="OLE_LINK10"/>
+      <w:bookmarkStart w:id="1" w:name="OLE_LINK9"/>
+      <w:bookmarkStart w:id="2" w:name="OLE_LINK10"/>
       <w:r>
         <w:rPr>
           <w:rFonts w:ascii="TH SarabunPSK" w:hAnsi="TH SarabunPSK" w:cs="TH SarabunPSK"/>
@@ -9887,8 +7698,8 @@
         </w:rPr>
         <w:t>1)</w:t>
       </w:r>
-      <w:bookmarkEnd w:id="0"/>
       <w:bookmarkEnd w:id="1"/>
+      <w:bookmarkEnd w:id="2"/>
       <w:r>
         <w:rPr>
           <w:rFonts w:ascii="TH SarabunPSK" w:hAnsi="TH SarabunPSK" w:cs="TH SarabunPSK"/>
@@ -10919,15 +8730,6 @@
           <w:cs/>
         </w:rPr>
       </w:pPr>
-      <w:r>
-        <w:rPr>
-          <w:rFonts w:ascii="TH SarabunPSK" w:hAnsi="TH SarabunPSK" w:cs="TH SarabunPSK"/>
-          <w:sz w:val="32"/>
-          <w:szCs w:val="32"/>
-          <w:cs/>
-        </w:rPr>
-        <w:br w:type="page"/>
-      </w:r>
       <w:r>
         <w:rPr>
           <w:rFonts w:ascii="TH SarabunPSK" w:hAnsi="TH SarabunPSK" w:cs="TH SarabunPSK"/>
@@ -10954,7 +8756,7 @@
                     </pic:cNvPicPr>
                   </pic:nvPicPr>
                   <pic:blipFill>
-                    <a:blip r:embed="rId10" cstate="print">
+                    <a:blip r:embed="rId12" cstate="print">
                       <a:extLst>
                         <a:ext uri="{28A0092B-C50C-407E-A947-70E740481C1C}">
                           <a14:useLocalDpi xmlns:a14="http://schemas.microsoft.com/office/drawing/2010/main" val="0"/>
@@ -11136,20 +8938,23 @@
     </w:p>
     <w:p>
       <w:pPr>
-        <w:rPr>
-          <w:rFonts w:ascii="TH SarabunPSK" w:hAnsi="TH SarabunPSK" w:cs="TH SarabunPSK"/>
-          <w:sz w:val="32"/>
-          <w:szCs w:val="32"/>
-        </w:rPr>
-      </w:pPr>
-      <w:r>
-        <w:rPr>
-          <w:rFonts w:ascii="TH SarabunPSK" w:hAnsi="TH SarabunPSK" w:cs="TH SarabunPSK"/>
-          <w:sz w:val="32"/>
-          <w:szCs w:val="32"/>
-        </w:rPr>
-        <w:br w:type="page"/>
-      </w:r>
+        <w:tabs>
+          <w:tab w:val="left" w:pos="425"/>
+          <w:tab w:val="left" w:pos="567"/>
+          <w:tab w:val="left" w:pos="992"/>
+          <w:tab w:val="left" w:pos="1701"/>
+          <w:tab w:val="left" w:pos="1985"/>
+          <w:tab w:val="left" w:pos="2268"/>
+          <w:tab w:val="left" w:pos="2410"/>
+        </w:tabs>
+        <w:spacing w:after="0"/>
+        <w:jc w:val="thaiDistribute"/>
+        <w:rPr>
+          <w:rFonts w:ascii="TH SarabunPSK" w:hAnsi="TH SarabunPSK" w:cs="TH SarabunPSK"/>
+          <w:sz w:val="32"/>
+          <w:szCs w:val="32"/>
+        </w:rPr>
+      </w:pPr>
     </w:p>
     <w:p>
       <w:pPr>
@@ -11516,7 +9321,7 @@
         <w:ind w:firstLine="2552"/>
         <w:jc w:val="thaiDistribute"/>
         <w:rPr>
-          <w:rFonts w:ascii="TH SarabunPSK" w:hAnsi="TH SarabunPSK" w:cs="TH SarabunPSK" w:hint="cs"/>
+          <w:rFonts w:ascii="TH SarabunPSK" w:hAnsi="TH SarabunPSK" w:cs="TH SarabunPSK"/>
           <w:sz w:val="32"/>
           <w:szCs w:val="32"/>
           <w:cs/>
@@ -11623,7 +9428,7 @@
                     </pic:cNvPicPr>
                   </pic:nvPicPr>
                   <pic:blipFill>
-                    <a:blip r:embed="rId11" cstate="print">
+                    <a:blip r:embed="rId13" cstate="print">
                       <a:extLst>
                         <a:ext uri="{28A0092B-C50C-407E-A947-70E740481C1C}">
                           <a14:useLocalDpi xmlns:a14="http://schemas.microsoft.com/office/drawing/2010/main" val="0"/>
@@ -11818,20 +9623,43 @@
     </w:p>
     <w:p>
       <w:pPr>
-        <w:rPr>
-          <w:rFonts w:ascii="TH SarabunPSK" w:hAnsi="TH SarabunPSK" w:cs="TH SarabunPSK"/>
-          <w:sz w:val="32"/>
-          <w:szCs w:val="32"/>
-        </w:rPr>
-      </w:pPr>
-      <w:r>
-        <w:rPr>
-          <w:rFonts w:ascii="TH SarabunPSK" w:hAnsi="TH SarabunPSK" w:cs="TH SarabunPSK"/>
-          <w:sz w:val="32"/>
-          <w:szCs w:val="32"/>
-        </w:rPr>
-        <w:br w:type="page"/>
-      </w:r>
+        <w:tabs>
+          <w:tab w:val="left" w:pos="425"/>
+          <w:tab w:val="left" w:pos="567"/>
+          <w:tab w:val="left" w:pos="992"/>
+          <w:tab w:val="left" w:pos="1701"/>
+          <w:tab w:val="left" w:pos="1985"/>
+          <w:tab w:val="left" w:pos="2268"/>
+          <w:tab w:val="left" w:pos="2410"/>
+        </w:tabs>
+        <w:spacing w:after="0"/>
+        <w:jc w:val="center"/>
+        <w:rPr>
+          <w:rFonts w:ascii="TH SarabunPSK" w:hAnsi="TH SarabunPSK" w:cs="TH SarabunPSK"/>
+          <w:sz w:val="32"/>
+          <w:szCs w:val="32"/>
+        </w:rPr>
+      </w:pPr>
+    </w:p>
+    <w:p>
+      <w:pPr>
+        <w:tabs>
+          <w:tab w:val="left" w:pos="425"/>
+          <w:tab w:val="left" w:pos="567"/>
+          <w:tab w:val="left" w:pos="992"/>
+          <w:tab w:val="left" w:pos="1701"/>
+          <w:tab w:val="left" w:pos="1985"/>
+          <w:tab w:val="left" w:pos="2268"/>
+          <w:tab w:val="left" w:pos="2410"/>
+        </w:tabs>
+        <w:spacing w:after="0"/>
+        <w:jc w:val="center"/>
+        <w:rPr>
+          <w:rFonts w:ascii="TH SarabunPSK" w:hAnsi="TH SarabunPSK" w:cs="TH SarabunPSK"/>
+          <w:sz w:val="32"/>
+          <w:szCs w:val="32"/>
+        </w:rPr>
+      </w:pPr>
     </w:p>
     <w:p>
       <w:pPr>
@@ -12299,7 +10127,7 @@
                     </pic:cNvPicPr>
                   </pic:nvPicPr>
                   <pic:blipFill>
-                    <a:blip r:embed="rId12" cstate="print">
+                    <a:blip r:embed="rId14" cstate="print">
                       <a:extLst>
                         <a:ext uri="{28A0092B-C50C-407E-A947-70E740481C1C}">
                           <a14:useLocalDpi xmlns:a14="http://schemas.microsoft.com/office/drawing/2010/main" val="0"/>
@@ -12467,20 +10295,63 @@
     </w:p>
     <w:p>
       <w:pPr>
-        <w:rPr>
-          <w:rFonts w:ascii="TH SarabunPSK" w:hAnsi="TH SarabunPSK" w:cs="TH SarabunPSK"/>
-          <w:sz w:val="32"/>
-          <w:szCs w:val="32"/>
-        </w:rPr>
-      </w:pPr>
-      <w:r>
-        <w:rPr>
-          <w:rFonts w:ascii="TH SarabunPSK" w:hAnsi="TH SarabunPSK" w:cs="TH SarabunPSK"/>
-          <w:sz w:val="32"/>
-          <w:szCs w:val="32"/>
-        </w:rPr>
-        <w:br w:type="page"/>
-      </w:r>
+        <w:tabs>
+          <w:tab w:val="left" w:pos="425"/>
+          <w:tab w:val="left" w:pos="567"/>
+          <w:tab w:val="left" w:pos="992"/>
+          <w:tab w:val="left" w:pos="1701"/>
+          <w:tab w:val="left" w:pos="1985"/>
+          <w:tab w:val="left" w:pos="2268"/>
+          <w:tab w:val="left" w:pos="2410"/>
+        </w:tabs>
+        <w:spacing w:after="0"/>
+        <w:jc w:val="center"/>
+        <w:rPr>
+          <w:rFonts w:ascii="TH SarabunPSK" w:hAnsi="TH SarabunPSK" w:cs="TH SarabunPSK"/>
+          <w:sz w:val="32"/>
+          <w:szCs w:val="32"/>
+        </w:rPr>
+      </w:pPr>
+    </w:p>
+    <w:p>
+      <w:pPr>
+        <w:tabs>
+          <w:tab w:val="left" w:pos="425"/>
+          <w:tab w:val="left" w:pos="567"/>
+          <w:tab w:val="left" w:pos="992"/>
+          <w:tab w:val="left" w:pos="1701"/>
+          <w:tab w:val="left" w:pos="1985"/>
+          <w:tab w:val="left" w:pos="2268"/>
+          <w:tab w:val="left" w:pos="2410"/>
+        </w:tabs>
+        <w:spacing w:after="0"/>
+        <w:jc w:val="center"/>
+        <w:rPr>
+          <w:rFonts w:ascii="TH SarabunPSK" w:hAnsi="TH SarabunPSK" w:cs="TH SarabunPSK"/>
+          <w:sz w:val="32"/>
+          <w:szCs w:val="32"/>
+        </w:rPr>
+      </w:pPr>
+    </w:p>
+    <w:p>
+      <w:pPr>
+        <w:tabs>
+          <w:tab w:val="left" w:pos="425"/>
+          <w:tab w:val="left" w:pos="567"/>
+          <w:tab w:val="left" w:pos="992"/>
+          <w:tab w:val="left" w:pos="1701"/>
+          <w:tab w:val="left" w:pos="1985"/>
+          <w:tab w:val="left" w:pos="2268"/>
+          <w:tab w:val="left" w:pos="2410"/>
+        </w:tabs>
+        <w:spacing w:after="0"/>
+        <w:jc w:val="center"/>
+        <w:rPr>
+          <w:rFonts w:ascii="TH SarabunPSK" w:hAnsi="TH SarabunPSK" w:cs="TH SarabunPSK"/>
+          <w:sz w:val="32"/>
+          <w:szCs w:val="32"/>
+        </w:rPr>
+      </w:pPr>
     </w:p>
     <w:p>
       <w:pPr>
@@ -13010,7 +10881,7 @@
         <w:ind w:firstLine="2552"/>
         <w:jc w:val="thaiDistribute"/>
         <w:rPr>
-          <w:rFonts w:ascii="TH SarabunPSK" w:hAnsi="TH SarabunPSK" w:cs="TH SarabunPSK" w:hint="cs"/>
+          <w:rFonts w:ascii="TH SarabunPSK" w:hAnsi="TH SarabunPSK" w:cs="TH SarabunPSK"/>
           <w:sz w:val="32"/>
           <w:szCs w:val="32"/>
           <w:cs/>
@@ -13115,7 +10986,7 @@
                     </pic:cNvPicPr>
                   </pic:nvPicPr>
                   <pic:blipFill>
-                    <a:blip r:embed="rId13" cstate="print">
+                    <a:blip r:embed="rId15" cstate="print">
                       <a:extLst>
                         <a:ext uri="{28A0092B-C50C-407E-A947-70E740481C1C}">
                           <a14:useLocalDpi xmlns:a14="http://schemas.microsoft.com/office/drawing/2010/main" val="0"/>
@@ -13237,7 +11108,7 @@
         </w:rPr>
         <w:t xml:space="preserve">  </w:t>
       </w:r>
-      <w:bookmarkStart w:id="2" w:name="_Hlk212573970"/>
+      <w:bookmarkStart w:id="3" w:name="_Hlk212573970"/>
       <w:r>
         <w:rPr>
           <w:rFonts w:ascii="TH SarabunPSK" w:hAnsi="TH SarabunPSK" w:cs="TH SarabunPSK"/>
@@ -13363,7 +11234,7 @@
         </w:rPr>
         <w:t xml:space="preserve"> </w:t>
       </w:r>
-      <w:bookmarkEnd w:id="2"/>
+      <w:bookmarkEnd w:id="3"/>
       <w:r>
         <w:rPr>
           <w:rFonts w:ascii="TH SarabunPSK" w:hAnsi="TH SarabunPSK" w:cs="TH SarabunPSK"/>
@@ -13384,13 +11255,45 @@
           <w:szCs w:val="32"/>
         </w:rPr>
       </w:pPr>
-      <w:r>
-        <w:rPr>
-          <w:rFonts w:ascii="TH SarabunPSK" w:hAnsi="TH SarabunPSK" w:cs="TH SarabunPSK"/>
-          <w:sz w:val="32"/>
-          <w:szCs w:val="32"/>
-        </w:rPr>
-        <w:br w:type="page"/>
+    </w:p>
+    <w:p>
+      <w:pPr>
+        <w:spacing w:after="0" w:line="240" w:lineRule="auto"/>
+        <w:ind w:firstLine="2268"/>
+        <w:rPr>
+          <w:rFonts w:ascii="TH SarabunPSK" w:hAnsi="TH SarabunPSK" w:cs="TH SarabunPSK"/>
+          <w:sz w:val="32"/>
+          <w:szCs w:val="32"/>
+        </w:rPr>
+      </w:pPr>
+    </w:p>
+    <w:p>
+      <w:pPr>
+        <w:spacing w:after="0" w:line="240" w:lineRule="auto"/>
+        <w:ind w:firstLine="2268"/>
+        <w:rPr>
+          <w:rFonts w:ascii="TH SarabunPSK" w:hAnsi="TH SarabunPSK" w:cs="TH SarabunPSK"/>
+          <w:sz w:val="32"/>
+          <w:szCs w:val="32"/>
+        </w:rPr>
+      </w:pPr>
+    </w:p>
+    <w:p>
+      <w:pPr>
+        <w:spacing w:after="0" w:line="240" w:lineRule="auto"/>
+        <w:ind w:firstLine="2268"/>
+        <w:rPr>
+          <w:rFonts w:ascii="TH SarabunPSK" w:hAnsi="TH SarabunPSK" w:cs="TH SarabunPSK"/>
+          <w:sz w:val="32"/>
+          <w:szCs w:val="32"/>
+        </w:rPr>
+      </w:pPr>
+      <w:r>
+        <w:rPr>
+          <w:rFonts w:ascii="TH SarabunPSK" w:hAnsi="TH SarabunPSK" w:cs="TH SarabunPSK"/>
+          <w:sz w:val="32"/>
+          <w:szCs w:val="32"/>
+        </w:rPr>
         <w:t>4</w:t>
       </w:r>
       <w:r>
@@ -13946,7 +11849,7 @@
                     </pic:cNvPicPr>
                   </pic:nvPicPr>
                   <pic:blipFill>
-                    <a:blip r:embed="rId14" cstate="print">
+                    <a:blip r:embed="rId16" cstate="print">
                       <a:extLst>
                         <a:ext uri="{28A0092B-C50C-407E-A947-70E740481C1C}">
                           <a14:useLocalDpi xmlns:a14="http://schemas.microsoft.com/office/drawing/2010/main" val="0"/>
@@ -14071,7 +11974,7 @@
         </w:rPr>
         <w:t xml:space="preserve"> </w:t>
       </w:r>
-      <w:bookmarkStart w:id="3" w:name="_Hlk212573998"/>
+      <w:bookmarkStart w:id="4" w:name="_Hlk212573998"/>
       <w:r>
         <w:rPr>
           <w:rFonts w:ascii="TH SarabunPSK" w:hAnsi="TH SarabunPSK" w:cs="TH SarabunPSK"/>
@@ -14159,7 +12062,7 @@
         </w:rPr>
         <w:t>ทวิ</w:t>
       </w:r>
-      <w:bookmarkEnd w:id="3"/>
+      <w:bookmarkEnd w:id="4"/>
     </w:p>
     <w:p>
       <w:pPr>
@@ -14174,14 +12077,132 @@
           <w:szCs w:val="32"/>
         </w:rPr>
       </w:pPr>
-      <w:r>
-        <w:rPr>
-          <w:rFonts w:ascii="TH SarabunPSK" w:hAnsi="TH SarabunPSK" w:cs="TH SarabunPSK"/>
-          <w:sz w:val="32"/>
-          <w:szCs w:val="32"/>
-        </w:rPr>
-        <w:br w:type="page"/>
-      </w:r>
+    </w:p>
+    <w:p>
+      <w:pPr>
+        <w:tabs>
+          <w:tab w:val="left" w:pos="1701"/>
+        </w:tabs>
+        <w:spacing w:after="0" w:line="240" w:lineRule="auto"/>
+        <w:ind w:firstLine="2268"/>
+        <w:rPr>
+          <w:rFonts w:ascii="TH SarabunPSK" w:hAnsi="TH SarabunPSK" w:cs="TH SarabunPSK"/>
+          <w:sz w:val="32"/>
+          <w:szCs w:val="32"/>
+        </w:rPr>
+      </w:pPr>
+    </w:p>
+    <w:p>
+      <w:pPr>
+        <w:tabs>
+          <w:tab w:val="left" w:pos="1701"/>
+        </w:tabs>
+        <w:spacing w:after="0" w:line="240" w:lineRule="auto"/>
+        <w:ind w:firstLine="2268"/>
+        <w:rPr>
+          <w:rFonts w:ascii="TH SarabunPSK" w:hAnsi="TH SarabunPSK" w:cs="TH SarabunPSK"/>
+          <w:sz w:val="32"/>
+          <w:szCs w:val="32"/>
+        </w:rPr>
+      </w:pPr>
+    </w:p>
+    <w:p>
+      <w:pPr>
+        <w:tabs>
+          <w:tab w:val="left" w:pos="1701"/>
+        </w:tabs>
+        <w:spacing w:after="0" w:line="240" w:lineRule="auto"/>
+        <w:ind w:firstLine="2268"/>
+        <w:rPr>
+          <w:rFonts w:ascii="TH SarabunPSK" w:hAnsi="TH SarabunPSK" w:cs="TH SarabunPSK"/>
+          <w:sz w:val="32"/>
+          <w:szCs w:val="32"/>
+        </w:rPr>
+      </w:pPr>
+    </w:p>
+    <w:p>
+      <w:pPr>
+        <w:tabs>
+          <w:tab w:val="left" w:pos="1701"/>
+        </w:tabs>
+        <w:spacing w:after="0" w:line="240" w:lineRule="auto"/>
+        <w:ind w:firstLine="2268"/>
+        <w:rPr>
+          <w:rFonts w:ascii="TH SarabunPSK" w:hAnsi="TH SarabunPSK" w:cs="TH SarabunPSK"/>
+          <w:sz w:val="32"/>
+          <w:szCs w:val="32"/>
+        </w:rPr>
+      </w:pPr>
+    </w:p>
+    <w:p>
+      <w:pPr>
+        <w:tabs>
+          <w:tab w:val="left" w:pos="1701"/>
+        </w:tabs>
+        <w:spacing w:after="0" w:line="240" w:lineRule="auto"/>
+        <w:ind w:firstLine="2268"/>
+        <w:rPr>
+          <w:rFonts w:ascii="TH SarabunPSK" w:hAnsi="TH SarabunPSK" w:cs="TH SarabunPSK"/>
+          <w:sz w:val="32"/>
+          <w:szCs w:val="32"/>
+        </w:rPr>
+      </w:pPr>
+    </w:p>
+    <w:p>
+      <w:pPr>
+        <w:tabs>
+          <w:tab w:val="left" w:pos="1701"/>
+        </w:tabs>
+        <w:spacing w:after="0" w:line="240" w:lineRule="auto"/>
+        <w:ind w:firstLine="2268"/>
+        <w:rPr>
+          <w:rFonts w:ascii="TH SarabunPSK" w:hAnsi="TH SarabunPSK" w:cs="TH SarabunPSK"/>
+          <w:sz w:val="32"/>
+          <w:szCs w:val="32"/>
+        </w:rPr>
+      </w:pPr>
+    </w:p>
+    <w:p>
+      <w:pPr>
+        <w:tabs>
+          <w:tab w:val="left" w:pos="1701"/>
+        </w:tabs>
+        <w:spacing w:after="0" w:line="240" w:lineRule="auto"/>
+        <w:ind w:firstLine="2268"/>
+        <w:rPr>
+          <w:rFonts w:ascii="TH SarabunPSK" w:hAnsi="TH SarabunPSK" w:cs="TH SarabunPSK"/>
+          <w:sz w:val="32"/>
+          <w:szCs w:val="32"/>
+        </w:rPr>
+      </w:pPr>
+    </w:p>
+    <w:p>
+      <w:pPr>
+        <w:tabs>
+          <w:tab w:val="left" w:pos="1701"/>
+        </w:tabs>
+        <w:spacing w:after="0" w:line="240" w:lineRule="auto"/>
+        <w:ind w:firstLine="2268"/>
+        <w:rPr>
+          <w:rFonts w:ascii="TH SarabunPSK" w:hAnsi="TH SarabunPSK" w:cs="TH SarabunPSK"/>
+          <w:sz w:val="32"/>
+          <w:szCs w:val="32"/>
+        </w:rPr>
+      </w:pPr>
+    </w:p>
+    <w:p>
+      <w:pPr>
+        <w:tabs>
+          <w:tab w:val="left" w:pos="1701"/>
+        </w:tabs>
+        <w:spacing w:after="0" w:line="240" w:lineRule="auto"/>
+        <w:ind w:firstLine="2268"/>
+        <w:rPr>
+          <w:rFonts w:ascii="TH SarabunPSK" w:hAnsi="TH SarabunPSK" w:cs="TH SarabunPSK"/>
+          <w:sz w:val="32"/>
+          <w:szCs w:val="32"/>
+        </w:rPr>
+      </w:pPr>
       <w:r>
         <w:rPr>
           <w:rFonts w:ascii="TH SarabunPSK" w:hAnsi="TH SarabunPSK" w:cs="TH SarabunPSK"/>
@@ -14481,7 +12502,7 @@
                     </pic:cNvPicPr>
                   </pic:nvPicPr>
                   <pic:blipFill>
-                    <a:blip r:embed="rId15" cstate="print">
+                    <a:blip r:embed="rId17" cstate="print">
                       <a:extLst>
                         <a:ext uri="{28A0092B-C50C-407E-A947-70E740481C1C}">
                           <a14:useLocalDpi xmlns:a14="http://schemas.microsoft.com/office/drawing/2010/main" val="0"/>
@@ -14596,7 +12617,7 @@
         </w:rPr>
         <w:t xml:space="preserve"> </w:t>
       </w:r>
-      <w:bookmarkStart w:id="4" w:name="_Hlk212574331"/>
+      <w:bookmarkStart w:id="5" w:name="_Hlk212574331"/>
       <w:r>
         <w:rPr>
           <w:rFonts w:ascii="TH SarabunPSK" w:hAnsi="TH SarabunPSK" w:cs="TH SarabunPSK"/>
@@ -14641,7 +12662,7 @@
         <w:t>AI RAG</w:t>
       </w:r>
     </w:p>
-    <w:bookmarkEnd w:id="4"/>
+    <w:bookmarkEnd w:id="5"/>
     <w:p>
       <w:pPr>
         <w:rPr>
@@ -14686,7 +12707,7 @@
         <w:spacing w:after="0"/>
         <w:jc w:val="thaiDistribute"/>
         <w:rPr>
-          <w:rFonts w:ascii="TH SarabunPSK" w:hAnsi="TH SarabunPSK" w:cs="TH SarabunPSK" w:hint="cs"/>
+          <w:rFonts w:ascii="TH SarabunPSK" w:hAnsi="TH SarabunPSK" w:cs="TH SarabunPSK"/>
           <w:sz w:val="32"/>
           <w:szCs w:val="32"/>
           <w:cs/>
@@ -15005,7 +13026,7 @@
                     </pic:cNvPicPr>
                   </pic:nvPicPr>
                   <pic:blipFill>
-                    <a:blip r:embed="rId16" cstate="print">
+                    <a:blip r:embed="rId18" cstate="print">
                       <a:extLst>
                         <a:ext uri="{28A0092B-C50C-407E-A947-70E740481C1C}">
                           <a14:useLocalDpi xmlns:a14="http://schemas.microsoft.com/office/drawing/2010/main" val="0"/>
@@ -15566,7 +13587,7 @@
                     </pic:cNvPicPr>
                   </pic:nvPicPr>
                   <pic:blipFill>
-                    <a:blip r:embed="rId17" cstate="print">
+                    <a:blip r:embed="rId19" cstate="print">
                       <a:extLst>
                         <a:ext uri="{28A0092B-C50C-407E-A947-70E740481C1C}">
                           <a14:useLocalDpi xmlns:a14="http://schemas.microsoft.com/office/drawing/2010/main" val="0"/>
@@ -15980,7 +14001,7 @@
                     </pic:cNvPicPr>
                   </pic:nvPicPr>
                   <pic:blipFill>
-                    <a:blip r:embed="rId18" cstate="print">
+                    <a:blip r:embed="rId20" cstate="print">
                       <a:extLst>
                         <a:ext uri="{28A0092B-C50C-407E-A947-70E740481C1C}">
                           <a14:useLocalDpi xmlns:a14="http://schemas.microsoft.com/office/drawing/2010/main" val="0"/>
@@ -16434,7 +14455,7 @@
         <w:ind w:firstLine="2694"/>
         <w:jc w:val="thaiDistribute"/>
         <w:rPr>
-          <w:rFonts w:ascii="TH SarabunPSK" w:hAnsi="TH SarabunPSK" w:cs="TH SarabunPSK" w:hint="cs"/>
+          <w:rFonts w:ascii="TH SarabunPSK" w:hAnsi="TH SarabunPSK" w:cs="TH SarabunPSK"/>
           <w:sz w:val="32"/>
           <w:szCs w:val="32"/>
           <w:cs/>
@@ -16519,7 +14540,7 @@
                     </pic:cNvPicPr>
                   </pic:nvPicPr>
                   <pic:blipFill>
-                    <a:blip r:embed="rId19" cstate="print">
+                    <a:blip r:embed="rId21" cstate="print">
                       <a:extLst>
                         <a:ext uri="{28A0092B-C50C-407E-A947-70E740481C1C}">
                           <a14:useLocalDpi xmlns:a14="http://schemas.microsoft.com/office/drawing/2010/main" val="0"/>
@@ -16974,7 +14995,7 @@
                     </pic:cNvPicPr>
                   </pic:nvPicPr>
                   <pic:blipFill>
-                    <a:blip r:embed="rId20" cstate="print">
+                    <a:blip r:embed="rId22" cstate="print">
                       <a:extLst>
                         <a:ext uri="{28A0092B-C50C-407E-A947-70E740481C1C}">
                           <a14:useLocalDpi xmlns:a14="http://schemas.microsoft.com/office/drawing/2010/main" val="0"/>
@@ -17539,7 +15560,7 @@
         <w:ind w:firstLine="2835"/>
         <w:jc w:val="thaiDistribute"/>
         <w:rPr>
-          <w:rFonts w:ascii="TH SarabunPSK" w:hAnsi="TH SarabunPSK" w:cs="TH SarabunPSK" w:hint="cs"/>
+          <w:rFonts w:ascii="TH SarabunPSK" w:hAnsi="TH SarabunPSK" w:cs="TH SarabunPSK"/>
           <w:sz w:val="32"/>
           <w:szCs w:val="32"/>
           <w:cs/>
@@ -17632,7 +15653,7 @@
                     </pic:cNvPicPr>
                   </pic:nvPicPr>
                   <pic:blipFill>
-                    <a:blip r:embed="rId21" cstate="print">
+                    <a:blip r:embed="rId23" cstate="print">
                       <a:extLst>
                         <a:ext uri="{28A0092B-C50C-407E-A947-70E740481C1C}">
                           <a14:useLocalDpi xmlns:a14="http://schemas.microsoft.com/office/drawing/2010/main" val="0"/>
@@ -17900,8 +15921,8 @@
         </w:rPr>
         <w:t>โดยมีรายละเอียดดังนี้</w:t>
       </w:r>
-      <w:bookmarkStart w:id="5" w:name="OLE_LINK11"/>
-      <w:bookmarkStart w:id="6" w:name="OLE_LINK12"/>
+      <w:bookmarkStart w:id="6" w:name="OLE_LINK11"/>
+      <w:bookmarkStart w:id="7" w:name="OLE_LINK12"/>
     </w:p>
     <w:p>
       <w:pPr>
@@ -17947,7 +15968,7 @@
                     </pic:cNvPicPr>
                   </pic:nvPicPr>
                   <pic:blipFill>
-                    <a:blip r:embed="rId22" cstate="print">
+                    <a:blip r:embed="rId24" cstate="print">
                       <a:extLst>
                         <a:ext uri="{28A0092B-C50C-407E-A947-70E740481C1C}">
                           <a14:useLocalDpi xmlns:a14="http://schemas.microsoft.com/office/drawing/2010/main" val="0"/>
@@ -18030,8 +16051,8 @@
         </w:rPr>
         <w:t>-</w:t>
       </w:r>
-      <w:bookmarkEnd w:id="5"/>
       <w:bookmarkEnd w:id="6"/>
+      <w:bookmarkEnd w:id="7"/>
       <w:r>
         <w:rPr>
           <w:rFonts w:ascii="TH SarabunPSK" w:hAnsi="TH SarabunPSK" w:cs="TH SarabunPSK"/>
@@ -23420,7 +21441,7 @@
                     <pic:cNvPicPr/>
                   </pic:nvPicPr>
                   <pic:blipFill>
-                    <a:blip r:embed="rId23" cstate="print">
+                    <a:blip r:embed="rId25" cstate="print">
                       <a:extLst>
                         <a:ext uri="{28A0092B-C50C-407E-A947-70E740481C1C}">
                           <a14:useLocalDpi xmlns:a14="http://schemas.microsoft.com/office/drawing/2010/main" val="0"/>
@@ -23639,7 +21660,7 @@
                     <pic:cNvPicPr/>
                   </pic:nvPicPr>
                   <pic:blipFill>
-                    <a:blip r:embed="rId24" cstate="print">
+                    <a:blip r:embed="rId26" cstate="print">
                       <a:extLst>
                         <a:ext uri="{28A0092B-C50C-407E-A947-70E740481C1C}">
                           <a14:useLocalDpi xmlns:a14="http://schemas.microsoft.com/office/drawing/2010/main" val="0"/>
@@ -23815,7 +21836,7 @@
                     <pic:cNvPicPr/>
                   </pic:nvPicPr>
                   <pic:blipFill>
-                    <a:blip r:embed="rId25" cstate="print">
+                    <a:blip r:embed="rId27" cstate="print">
                       <a:extLst>
                         <a:ext uri="{28A0092B-C50C-407E-A947-70E740481C1C}">
                           <a14:useLocalDpi xmlns:a14="http://schemas.microsoft.com/office/drawing/2010/main" val="0"/>
@@ -23969,7 +21990,7 @@
                     <pic:cNvPicPr/>
                   </pic:nvPicPr>
                   <pic:blipFill>
-                    <a:blip r:embed="rId26"/>
+                    <a:blip r:embed="rId28"/>
                     <a:stretch>
                       <a:fillRect/>
                     </a:stretch>
@@ -23989,8 +22010,6 @@
           </wp:inline>
         </w:drawing>
       </w:r>
-      <w:bookmarkStart w:id="7" w:name="_GoBack"/>
-      <w:bookmarkEnd w:id="7"/>
     </w:p>
     <w:p>
       <w:pPr>
@@ -24101,14 +22120,6 @@
           <w:szCs w:val="32"/>
         </w:rPr>
         <w:t>Flex message</w:t>
-      </w:r>
-      <w:r>
-        <w:rPr>
-          <w:rFonts w:ascii="TH SarabunPSK" w:hAnsi="TH SarabunPSK" w:cs="TH SarabunPSK"/>
-          <w:sz w:val="32"/>
-          <w:szCs w:val="32"/>
-        </w:rPr>
-        <w:br w:type="page"/>
       </w:r>
     </w:p>
     <w:p>
@@ -24144,7 +22155,7 @@
                     <pic:cNvPicPr/>
                   </pic:nvPicPr>
                   <pic:blipFill rotWithShape="1">
-                    <a:blip r:embed="rId27" cstate="print">
+                    <a:blip r:embed="rId29" cstate="print">
                       <a:extLst>
                         <a:ext uri="{28A0092B-C50C-407E-A947-70E740481C1C}">
                           <a14:useLocalDpi xmlns:a14="http://schemas.microsoft.com/office/drawing/2010/main" val="0"/>
@@ -24309,7 +22320,7 @@
                     <pic:cNvPicPr/>
                   </pic:nvPicPr>
                   <pic:blipFill>
-                    <a:blip r:embed="rId28" cstate="print">
+                    <a:blip r:embed="rId30" cstate="print">
                       <a:extLst>
                         <a:ext uri="{28A0092B-C50C-407E-A947-70E740481C1C}">
                           <a14:useLocalDpi xmlns:a14="http://schemas.microsoft.com/office/drawing/2010/main" val="0"/>
@@ -26960,7 +24971,7 @@
                     </pic:cNvPicPr>
                   </pic:nvPicPr>
                   <pic:blipFill>
-                    <a:blip r:embed="rId29" cstate="print">
+                    <a:blip r:embed="rId31" cstate="print">
                       <a:extLst>
                         <a:ext uri="{28A0092B-C50C-407E-A947-70E740481C1C}">
                           <a14:useLocalDpi xmlns:a14="http://schemas.microsoft.com/office/drawing/2010/main" val="0"/>
@@ -27095,6 +25106,7 @@
     </w:p>
     <w:p>
       <w:pPr>
+        <w:jc w:val="center"/>
         <w:rPr>
           <w:rFonts w:ascii="TH SarabunPSK" w:hAnsi="TH SarabunPSK" w:cs="TH SarabunPSK"/>
           <w:color w:val="00B0F0"/>
@@ -27102,15 +25114,28 @@
           <w:szCs w:val="32"/>
         </w:rPr>
       </w:pPr>
-      <w:r>
+    </w:p>
+    <w:p>
+      <w:pPr>
+        <w:jc w:val="center"/>
         <w:rPr>
           <w:rFonts w:ascii="TH SarabunPSK" w:hAnsi="TH SarabunPSK" w:cs="TH SarabunPSK"/>
           <w:color w:val="00B0F0"/>
           <w:sz w:val="32"/>
           <w:szCs w:val="32"/>
         </w:rPr>
-        <w:br w:type="page"/>
-      </w:r>
+      </w:pPr>
+    </w:p>
+    <w:p>
+      <w:pPr>
+        <w:jc w:val="center"/>
+        <w:rPr>
+          <w:rFonts w:ascii="TH SarabunPSK" w:hAnsi="TH SarabunPSK" w:cs="TH SarabunPSK"/>
+          <w:color w:val="00B0F0"/>
+          <w:sz w:val="32"/>
+          <w:szCs w:val="32"/>
+        </w:rPr>
+      </w:pPr>
     </w:p>
     <w:p>
       <w:pPr>
@@ -27824,7 +25849,7 @@
                     </pic:cNvPicPr>
                   </pic:nvPicPr>
                   <pic:blipFill>
-                    <a:blip r:embed="rId30" cstate="print">
+                    <a:blip r:embed="rId32" cstate="print">
                       <a:extLst>
                         <a:ext uri="{28A0092B-C50C-407E-A947-70E740481C1C}">
                           <a14:useLocalDpi xmlns:a14="http://schemas.microsoft.com/office/drawing/2010/main" val="0"/>
@@ -29476,10 +27501,11 @@
       </w:pPr>
     </w:p>
     <w:sectPr>
-      <w:headerReference w:type="default" r:id="rId31"/>
+      <w:headerReference w:type="default" r:id="rId33"/>
+      <w:type w:val="continuous"/>
       <w:pgSz w:w="11906" w:h="16838" w:code="9"/>
       <w:pgMar w:top="2160" w:right="1440" w:bottom="1440" w:left="2160" w:header="1440" w:footer="720" w:gutter="0"/>
-      <w:pgNumType w:start="13"/>
+      <w:pgNumType w:start="39"/>
       <w:cols w:space="708"/>
       <w:docGrid w:linePitch="360"/>
     </w:sectPr>
@@ -29539,26 +27565,51 @@
 
 <file path=word/header1.xml><?xml version="1.0" encoding="utf-8"?>
 <w:hdr xmlns:wpc="http://schemas.microsoft.com/office/word/2010/wordprocessingCanvas" xmlns:cx="http://schemas.microsoft.com/office/drawing/2014/chartex" xmlns:cx1="http://schemas.microsoft.com/office/drawing/2015/9/8/chartex" xmlns:cx2="http://schemas.microsoft.com/office/drawing/2015/10/21/chartex" xmlns:cx3="http://schemas.microsoft.com/office/drawing/2016/5/9/chartex" xmlns:cx4="http://schemas.microsoft.com/office/drawing/2016/5/10/chartex" xmlns:cx5="http://schemas.microsoft.com/office/drawing/2016/5/11/chartex" xmlns:cx6="http://schemas.microsoft.com/office/drawing/2016/5/12/chartex" xmlns:cx7="http://schemas.microsoft.com/office/drawing/2016/5/13/chartex" xmlns:cx8="http://schemas.microsoft.com/office/drawing/2016/5/14/chartex" xmlns:mc="http://schemas.openxmlformats.org/markup-compatibility/2006" xmlns:aink="http://schemas.microsoft.com/office/drawing/2016/ink" xmlns:am3d="http://schemas.microsoft.com/office/drawing/2017/model3d" xmlns:o="urn:schemas-microsoft-com:office:office" xmlns:r="http://schemas.openxmlformats.org/officeDocument/2006/relationships" xmlns:m="http://schemas.openxmlformats.org/officeDocument/2006/math" xmlns:v="urn:schemas-microsoft-com:vml" xmlns:wp14="http://schemas.microsoft.com/office/word/2010/wordprocessingDrawing" xmlns:wp="http://schemas.openxmlformats.org/drawingml/2006/wordprocessingDrawing" xmlns:w10="urn:schemas-microsoft-com:office:word" xmlns:w="http://schemas.openxmlformats.org/wordprocessingml/2006/main" xmlns:w14="http://schemas.microsoft.com/office/word/2010/wordml" xmlns:w15="http://schemas.microsoft.com/office/word/2012/wordml" xmlns:w16cid="http://schemas.microsoft.com/office/word/2016/wordml/cid" xmlns:w16se="http://schemas.microsoft.com/office/word/2015/wordml/symex" xmlns:wpg="http://schemas.microsoft.com/office/word/2010/wordprocessingGroup" xmlns:wpi="http://schemas.microsoft.com/office/word/2010/wordprocessingInk" xmlns:wne="http://schemas.microsoft.com/office/word/2006/wordml" xmlns:wps="http://schemas.microsoft.com/office/word/2010/wordprocessingShape" mc:Ignorable="w14 w15 w16se w16cid wp14">
-  <w:sdt>
-    <w:sdtPr>
+  <w:p>
+    <w:pPr>
+      <w:pStyle w:val="Header"/>
+      <w:jc w:val="right"/>
+    </w:pPr>
+  </w:p>
+  <w:p>
+    <w:pPr>
+      <w:pStyle w:val="Header"/>
+      <w:tabs>
+        <w:tab w:val="left" w:pos="284"/>
+      </w:tabs>
+      <w:jc w:val="center"/>
       <w:rPr>
         <w:rFonts w:ascii="TH SarabunPSK" w:hAnsi="TH SarabunPSK" w:cs="TH SarabunPSK"/>
         <w:sz w:val="32"/>
         <w:szCs w:val="32"/>
       </w:rPr>
-      <w:id w:val="888071290"/>
+    </w:pPr>
+  </w:p>
+</w:hdr>
+</file>
+
+<file path=word/header2.xml><?xml version="1.0" encoding="utf-8"?>
+<w:hdr xmlns:wpc="http://schemas.microsoft.com/office/word/2010/wordprocessingCanvas" xmlns:cx="http://schemas.microsoft.com/office/drawing/2014/chartex" xmlns:cx1="http://schemas.microsoft.com/office/drawing/2015/9/8/chartex" xmlns:cx2="http://schemas.microsoft.com/office/drawing/2015/10/21/chartex" xmlns:cx3="http://schemas.microsoft.com/office/drawing/2016/5/9/chartex" xmlns:cx4="http://schemas.microsoft.com/office/drawing/2016/5/10/chartex" xmlns:cx5="http://schemas.microsoft.com/office/drawing/2016/5/11/chartex" xmlns:cx6="http://schemas.microsoft.com/office/drawing/2016/5/12/chartex" xmlns:cx7="http://schemas.microsoft.com/office/drawing/2016/5/13/chartex" xmlns:cx8="http://schemas.microsoft.com/office/drawing/2016/5/14/chartex" xmlns:mc="http://schemas.openxmlformats.org/markup-compatibility/2006" xmlns:aink="http://schemas.microsoft.com/office/drawing/2016/ink" xmlns:am3d="http://schemas.microsoft.com/office/drawing/2017/model3d" xmlns:o="urn:schemas-microsoft-com:office:office" xmlns:r="http://schemas.openxmlformats.org/officeDocument/2006/relationships" xmlns:m="http://schemas.openxmlformats.org/officeDocument/2006/math" xmlns:v="urn:schemas-microsoft-com:vml" xmlns:wp14="http://schemas.microsoft.com/office/word/2010/wordprocessingDrawing" xmlns:wp="http://schemas.openxmlformats.org/drawingml/2006/wordprocessingDrawing" xmlns:w10="urn:schemas-microsoft-com:office:word" xmlns:w="http://schemas.openxmlformats.org/wordprocessingml/2006/main" xmlns:w14="http://schemas.microsoft.com/office/word/2010/wordml" xmlns:w15="http://schemas.microsoft.com/office/word/2012/wordml" xmlns:w16cid="http://schemas.microsoft.com/office/word/2016/wordml/cid" xmlns:w16se="http://schemas.microsoft.com/office/word/2015/wordml/symex" xmlns:wpg="http://schemas.microsoft.com/office/word/2010/wordprocessingGroup" xmlns:wpi="http://schemas.microsoft.com/office/word/2010/wordprocessingInk" xmlns:wne="http://schemas.microsoft.com/office/word/2006/wordml" xmlns:wps="http://schemas.microsoft.com/office/word/2010/wordprocessingShape" mc:Ignorable="w14 w15 w16se w16cid wp14">
+  <w:sdt>
+    <w:sdtPr>
+      <w:id w:val="1553496755"/>
       <w:docPartObj>
         <w:docPartGallery w:val="Page Numbers (Top of Page)"/>
         <w:docPartUnique/>
       </w:docPartObj>
     </w:sdtPr>
+    <w:sdtEndPr>
+      <w:rPr>
+        <w:rFonts w:ascii="TH SarabunPSK" w:hAnsi="TH SarabunPSK" w:cs="TH SarabunPSK"/>
+        <w:noProof/>
+        <w:sz w:val="32"/>
+        <w:szCs w:val="32"/>
+      </w:rPr>
+    </w:sdtEndPr>
     <w:sdtContent>
       <w:p>
         <w:pPr>
           <w:pStyle w:val="Header"/>
-          <w:tabs>
-            <w:tab w:val="left" w:pos="284"/>
-          </w:tabs>
           <w:jc w:val="right"/>
           <w:rPr>
             <w:rFonts w:ascii="TH SarabunPSK" w:hAnsi="TH SarabunPSK" w:cs="TH SarabunPSK"/>
@@ -29611,6 +27662,20 @@
       </w:p>
     </w:sdtContent>
   </w:sdt>
+  <w:p>
+    <w:pPr>
+      <w:pStyle w:val="Header"/>
+      <w:tabs>
+        <w:tab w:val="left" w:pos="284"/>
+      </w:tabs>
+      <w:jc w:val="center"/>
+      <w:rPr>
+        <w:rFonts w:ascii="TH SarabunPSK" w:hAnsi="TH SarabunPSK" w:cs="TH SarabunPSK"/>
+        <w:sz w:val="32"/>
+        <w:szCs w:val="32"/>
+      </w:rPr>
+    </w:pPr>
+  </w:p>
 </w:hdr>
 </file>
 
@@ -32548,7 +30613,7 @@
 </file>
 
 <file path=customXml/itemProps1.xml><?xml version="1.0" encoding="utf-8"?>
-<ds:datastoreItem xmlns:ds="http://schemas.openxmlformats.org/officeDocument/2006/customXml" ds:itemID="{BC4941AA-B161-4AED-A68B-84B501081889}">
+<ds:datastoreItem xmlns:ds="http://schemas.openxmlformats.org/officeDocument/2006/customXml" ds:itemID="{EB4493DF-F1FB-41AE-8529-C96E832F231C}">
   <ds:schemaRefs>
     <ds:schemaRef ds:uri="http://schemas.openxmlformats.org/officeDocument/2006/bibliography"/>
   </ds:schemaRefs>
